--- a/downloads/workbook/ai-5-week-04.docx
+++ b/downloads/workbook/ai-5-week-04.docx
@@ -956,6 +956,178 @@
         <w:t>Project connection: For your Image-pattern Network Investigation, save the input, procedure, observed result and limitation of this check. Label this worked example as practice; use a different, previously unreviewed case when checking independent understanding.</w:t>
       </w:r>
     </w:p>
+    <w:p>
+      <w:pPr>
+        <w:pStyle w:val="Heading1"/>
+      </w:pPr>
+      <w:r>
+        <w:t>13. Project portfolio milestone</w:t>
+      </w:r>
+    </w:p>
+    <w:p>
+      <w:r>
+        <w:t>Project: Image-pattern Network Investigation</w:t>
+      </w:r>
+    </w:p>
+    <w:p>
+      <w:r>
+        <w:t>Current milestone: Frame the need. Name the user, the problem, allowed inputs and a safe simple starting method.</w:t>
+      </w:r>
+    </w:p>
+    <w:p>
+      <w:r>
+        <w:t>For your Image-pattern Network Investigation, save the input, procedure, observed result and limitation of this check. Label this worked example as practice; use a different, previously unreviewed case when checking independent understanding.</w:t>
+      </w:r>
+    </w:p>
+    <w:tbl>
+      <w:tblPr>
+        <w:tblStyle w:val="LightShading-Accent1"/>
+        <w:tblW w:type="auto" w:w="0"/>
+        <w:tblLook w:firstColumn="1" w:firstRow="1" w:lastColumn="0" w:lastRow="0" w:noHBand="0" w:noVBand="1" w:val="04A0"/>
+      </w:tblPr>
+      <w:tblGrid>
+        <w:gridCol w:w="5112"/>
+        <w:gridCol w:w="5112"/>
+      </w:tblGrid>
+      <w:tr>
+        <w:trPr>
+          <w:tblHeader/>
+        </w:trPr>
+        <w:tc>
+          <w:tcPr>
+            <w:tcW w:type="dxa" w:w="5112"/>
+          </w:tcPr>
+          <w:p>
+            <w:r>
+              <w:t>Evidence to keep</w:t>
+            </w:r>
+          </w:p>
+        </w:tc>
+        <w:tc>
+          <w:tcPr>
+            <w:tcW w:type="dxa" w:w="5112"/>
+          </w:tcPr>
+          <w:p>
+            <w:r>
+              <w:t>My record</w:t>
+            </w:r>
+          </w:p>
+        </w:tc>
+      </w:tr>
+      <w:tr>
+        <w:tc>
+          <w:tcPr>
+            <w:tcW w:type="dxa" w:w="5112"/>
+          </w:tcPr>
+          <w:p>
+            <w:r>
+              <w:t>This week’s input and deciding step</w:t>
+            </w:r>
+          </w:p>
+        </w:tc>
+        <w:tc>
+          <w:tcPr>
+            <w:tcW w:type="dxa" w:w="5112"/>
+          </w:tcPr>
+          <w:p>
+            <w:r/>
+          </w:p>
+        </w:tc>
+      </w:tr>
+      <w:tr>
+        <w:tc>
+          <w:tcPr>
+            <w:tcW w:type="dxa" w:w="5112"/>
+          </w:tcPr>
+          <w:p>
+            <w:r>
+              <w:t>Prediction and actual result (or labelled paper trace)</w:t>
+            </w:r>
+          </w:p>
+        </w:tc>
+        <w:tc>
+          <w:tcPr>
+            <w:tcW w:type="dxa" w:w="5112"/>
+          </w:tcPr>
+          <w:p>
+            <w:r/>
+          </w:p>
+        </w:tc>
+      </w:tr>
+      <w:tr>
+        <w:tc>
+          <w:tcPr>
+            <w:tcW w:type="dxa" w:w="5112"/>
+          </w:tcPr>
+          <w:p>
+            <w:r>
+              <w:t>One change since the previous checkpoint and why</w:t>
+            </w:r>
+          </w:p>
+        </w:tc>
+        <w:tc>
+          <w:tcPr>
+            <w:tcW w:type="dxa" w:w="5112"/>
+          </w:tcPr>
+          <w:p>
+            <w:r/>
+          </w:p>
+        </w:tc>
+      </w:tr>
+      <w:tr>
+        <w:tc>
+          <w:tcPr>
+            <w:tcW w:type="dxa" w:w="5112"/>
+          </w:tcPr>
+          <w:p>
+            <w:r>
+              <w:t>One error or limit and the next test</w:t>
+            </w:r>
+          </w:p>
+        </w:tc>
+        <w:tc>
+          <w:tcPr>
+            <w:tcW w:type="dxa" w:w="5112"/>
+          </w:tcPr>
+          <w:p>
+            <w:r/>
+          </w:p>
+        </w:tc>
+      </w:tr>
+    </w:tbl>
+    <w:p>
+      <w:pPr>
+        <w:pStyle w:val="Heading3"/>
+      </w:pPr>
+      <w:r>
+        <w:t>Explain what this week adds to your project. Reuse last week’s record rather than starting again.</w:t>
+      </w:r>
+    </w:p>
+    <w:p>
+      <w:r>
+        <w:t>________________________________________________________________</w:t>
+      </w:r>
+    </w:p>
+    <w:p>
+      <w:r>
+        <w:t>________________________________________________________________</w:t>
+      </w:r>
+    </w:p>
+    <w:p>
+      <w:r>
+        <w:t>________________________________________________________________</w:t>
+      </w:r>
+    </w:p>
+    <w:p>
+      <w:r>
+        <w:t>________________________________________________________________</w:t>
+      </w:r>
+    </w:p>
+    <w:p>
+      <w:r>
+        <w:t>________________________________________________________________</w:t>
+      </w:r>
+    </w:p>
     <w:sectPr>
       <w:pgSz w:w="12240" w:h="15840"/>
       <w:pgMar w:top="936" w:right="1008" w:bottom="936" w:left="1008" w:header="720" w:footer="720" w:gutter="0"/>

--- a/downloads/workbook/ai-5-week-04.docx
+++ b/downloads/workbook/ai-5-week-04.docx
@@ -1128,6 +1128,243 @@
         <w:t>________________________________________________________________</w:t>
       </w:r>
     </w:p>
+    <w:p>
+      <w:pPr>
+        <w:pStyle w:val="Heading1"/>
+      </w:pPr>
+      <w:r>
+        <w:t>14. Supported practice and learning evidence</w:t>
+      </w:r>
+    </w:p>
+    <w:p>
+      <w:r>
+        <w:t>Use this supported practice once, in the browser or on paper. Keep the reserved independent assessment for a separate first attempt before teacher feedback.</w:t>
+      </w:r>
+    </w:p>
+    <w:p>
+      <w:r>
+        <w:t>See what ReLU removes before the next weighted step.</w:t>
+      </w:r>
+    </w:p>
+    <w:p>
+      <w:pPr>
+        <w:pStyle w:val="Heading3"/>
+      </w:pPr>
+      <w:r>
+        <w:t>Practice 1: explain the deciding evidence</w:t>
+      </w:r>
+    </w:p>
+    <w:p>
+      <w:r>
+        <w:t>Which labelled step matches this detail? y values are2, 2, 5; x = 1 and x = 3 collapse to the same output.</w:t>
+      </w:r>
+    </w:p>
+    <w:p>
+      <w:r>
+        <w:t>1. Apply ReLU</w:t>
+      </w:r>
+    </w:p>
+    <w:p>
+      <w:r>
+        <w:t>2. Compute output</w:t>
+      </w:r>
+    </w:p>
+    <w:p>
+      <w:r>
+        <w:t>3. Compute preactivation</w:t>
+      </w:r>
+    </w:p>
+    <w:p>
+      <w:pPr>
+        <w:pStyle w:val="Heading3"/>
+      </w:pPr>
+      <w:r>
+        <w:t>My selected conclusion, deciding fact and explanation</w:t>
+      </w:r>
+    </w:p>
+    <w:p>
+      <w:r>
+        <w:t>________________________________________________________________</w:t>
+      </w:r>
+    </w:p>
+    <w:p>
+      <w:r>
+        <w:t>________________________________________________________________</w:t>
+      </w:r>
+    </w:p>
+    <w:p>
+      <w:r>
+        <w:t>________________________________________________________________</w:t>
+      </w:r>
+    </w:p>
+    <w:p>
+      <w:r>
+        <w:t>________________________________________________________________</w:t>
+      </w:r>
+    </w:p>
+    <w:p>
+      <w:r>
+        <w:t>________________________________________________________________</w:t>
+      </w:r>
+    </w:p>
+    <w:p>
+      <w:r>
+        <w:t>Hint if needed: Read the steps in the pictorial case. Match the supplied detail to the stage that performs or records it.</w:t>
+      </w:r>
+    </w:p>
+    <w:p>
+      <w:r>
+        <w:t>After your attempt, compare with the supported explanation: Compute output y values are2, 2, 5; x = 1 and x = 3 collapse to the same output. ReLU means keep a positive value and replace a negative one with zero. The output layer receives that transformed value, not the original input. Inputs one and three therefore both deliver zero to the final layer and produce two. Replacing ReLU with identity changes the procedure: negative intermediate values now remain available to the next layer.</w:t>
+      </w:r>
+    </w:p>
+    <w:p>
+      <w:pPr>
+        <w:pStyle w:val="Heading3"/>
+      </w:pPr>
+      <w:r>
+        <w:t>Practice 2: explain the deciding evidence</w:t>
+      </w:r>
+    </w:p>
+    <w:p>
+      <w:r>
+        <w:t>Changed-case practice: Replace ReLU with identity. Which conclusion is supported by the supplied facts?</w:t>
+      </w:r>
+    </w:p>
+    <w:p>
+      <w:r>
+        <w:t>1. This one example guarantees correct results for every future input.</w:t>
+      </w:r>
+    </w:p>
+    <w:p>
+      <w:r>
+        <w:t>2. h becomes-2, 0, 1 and outputs become-4, 2, 5.</w:t>
+      </w:r>
+    </w:p>
+    <w:p>
+      <w:r>
+        <w:t>3. We can decide the result without examining the changed input or the procedure.</w:t>
+      </w:r>
+    </w:p>
+    <w:p>
+      <w:pPr>
+        <w:pStyle w:val="Heading3"/>
+      </w:pPr>
+      <w:r>
+        <w:t>My selected conclusion, deciding fact and explanation</w:t>
+      </w:r>
+    </w:p>
+    <w:p>
+      <w:r>
+        <w:t>________________________________________________________________</w:t>
+      </w:r>
+    </w:p>
+    <w:p>
+      <w:r>
+        <w:t>________________________________________________________________</w:t>
+      </w:r>
+    </w:p>
+    <w:p>
+      <w:r>
+        <w:t>________________________________________________________________</w:t>
+      </w:r>
+    </w:p>
+    <w:p>
+      <w:r>
+        <w:t>________________________________________________________________</w:t>
+      </w:r>
+    </w:p>
+    <w:p>
+      <w:r>
+        <w:t>________________________________________________________________</w:t>
+      </w:r>
+    </w:p>
+    <w:p>
+      <w:r>
+        <w:t>Hint if needed: Use the changed condition and the deciding step in the pictorial trace. The answer must say what follows from those facts.</w:t>
+      </w:r>
+    </w:p>
+    <w:p>
+      <w:r>
+        <w:t>After your attempt, compare with the supported explanation: h becomes-2, 0, 1 and outputs become-4, 2, 5. Identity retains the negative intermediate value instead of clipping it.</w:t>
+      </w:r>
+    </w:p>
+    <w:p>
+      <w:pPr>
+        <w:pStyle w:val="Heading3"/>
+      </w:pPr>
+      <w:r>
+        <w:t>Repair a missing building block</w:t>
+      </w:r>
+    </w:p>
+    <w:p>
+      <w:r>
+        <w:t>Review Bias terms and decision boundaries (ai-5/3). Goal: Calculate a weighted score with a bias term. Short practice: Is B positive under the original or changed model? Point to the relevant step in the picture, then write the changed result and the rule or evidence that supports it.. Return to this week and explain what you changed.</w:t>
+      </w:r>
+    </w:p>
+    <w:p>
+      <w:r>
+        <w:t>Review Representing inputs as vectors (ai-5/1). Goal: Encode a record using a fixed feature order and units. Short practice: Why does equal total brightness not make A and B identical inputs? Point to the relevant step in the picture, then write the changed result and the rule or evidence that supports it.. Return to this week and explain what you changed.</w:t>
+      </w:r>
+    </w:p>
+    <w:p>
+      <w:pPr>
+        <w:pStyle w:val="Heading3"/>
+      </w:pPr>
+      <w:r>
+        <w:t>Predict, run and debug</w:t>
+      </w:r>
+    </w:p>
+    <w:p>
+      <w:r>
+        <w:t>The browser lab lets you edit the supported Python examples already included in this lesson. Predict first, run, inspect the actual output or error, change one input, then run again. Keep code, predictions, actual results and a reasoned revision together. On paper, label your result as a trace rather than an execution.</w:t>
+      </w:r>
+    </w:p>
+    <w:p>
+      <w:pPr>
+        <w:pStyle w:val="Heading3"/>
+      </w:pPr>
+      <w:r>
+        <w:t>Keep your completed work</w:t>
+      </w:r>
+    </w:p>
+    <w:p>
+      <w:r>
+        <w:t>Use Download completed work in the hosted lesson to export your answers, reflections, practice feedback and code-run evidence. Open the HTML copy to read or print it. Drafts stay in this browser when storage is available; clear drafts on a shared device.</w:t>
+      </w:r>
+    </w:p>
+    <w:p>
+      <w:pPr>
+        <w:pStyle w:val="Heading3"/>
+      </w:pPr>
+      <w:r>
+        <w:t>What I repaired, the evidence I kept and the next test</w:t>
+      </w:r>
+    </w:p>
+    <w:p>
+      <w:r>
+        <w:t>________________________________________________________________</w:t>
+      </w:r>
+    </w:p>
+    <w:p>
+      <w:r>
+        <w:t>________________________________________________________________</w:t>
+      </w:r>
+    </w:p>
+    <w:p>
+      <w:r>
+        <w:t>________________________________________________________________</w:t>
+      </w:r>
+    </w:p>
+    <w:p>
+      <w:r>
+        <w:t>________________________________________________________________</w:t>
+      </w:r>
+    </w:p>
+    <w:p>
+      <w:r>
+        <w:t>________________________________________________________________</w:t>
+      </w:r>
+    </w:p>
     <w:sectPr>
       <w:pgSz w:w="12240" w:h="15840"/>
       <w:pgMar w:top="936" w:right="1008" w:bottom="936" w:left="1008" w:header="720" w:footer="720" w:gutter="0"/>

--- a/downloads/workbook/ai-5-week-04.docx
+++ b/downloads/workbook/ai-5-week-04.docx
@@ -30,6 +30,17 @@
     </w:p>
     <w:p>
       <w:r>
+        <w:t>Record your starting explanation for Activation functions before opening notes. Show any later correction separately.</w:t>
+      </w:r>
+    </w:p>
+    <w:p>
+      <w:pPr>
+        <w:spacing w:line="336" w:lineRule="auto" w:after="180"/>
+      </w:pPr>
+      <w:r>
+        <w:rPr>
+          <w:b w:val="0"/>
+        </w:rPr>
         <w:t>Try the recall before opening notes. Then use a different colour or a labelled second line to correct your explanation.</w:t>
       </w:r>
     </w:p>
@@ -42,7 +53,13 @@
       </w:r>
     </w:p>
     <w:p>
-      <w:r>
+      <w:pPr>
+        <w:spacing w:line="336" w:lineRule="auto" w:after="180"/>
+      </w:pPr>
+      <w:r>
+        <w:rPr>
+          <w:b w:val="0"/>
+        </w:rPr>
         <w:t>Without opening the old lesson, explain one key idea from Bias terms and decision boundaries. Give an example and a mistake that the idea helps you avoid.</w:t>
       </w:r>
     </w:p>
@@ -78,8 +95,26 @@
       </w:r>
     </w:p>
     <w:p>
-      <w:r>
-        <w:t>Without opening the old lesson, explain one key idea from Representing inputs as vectors. Give an example and a mistake that the idea helps you avoid.</w:t>
+      <w:pPr>
+        <w:spacing w:line="336" w:lineRule="auto" w:after="180"/>
+      </w:pPr>
+      <w:r>
+        <w:rPr>
+          <w:b w:val="0"/>
+        </w:rPr>
+        <w:t xml:space="preserve">Without opening the old lesson, explain one key idea from Representing </w:t>
+      </w:r>
+      <w:r>
+        <w:rPr>
+          <w:b/>
+        </w:rPr>
+        <w:t>input</w:t>
+      </w:r>
+      <w:r>
+        <w:rPr>
+          <w:b w:val="0"/>
+        </w:rPr>
+        <w:t>s as vectors. Give an example and a mistake that the idea helps you avoid.</w:t>
       </w:r>
     </w:p>
     <w:p>
@@ -115,7 +150,30 @@
     </w:p>
     <w:p>
       <w:r>
-        <w:t>Use W2: Apply a declared class rule for Activation functions. Record the answer once; the lesson and workbook refer to the same attempt.</w:t>
+        <w:t>Complete the supported Activation functions trace and record the first step you can explain without help.</w:t>
+      </w:r>
+    </w:p>
+    <w:p>
+      <w:pPr>
+        <w:spacing w:line="336" w:lineRule="auto" w:after="180"/>
+      </w:pPr>
+      <w:r>
+        <w:rPr>
+          <w:b w:val="0"/>
+        </w:rPr>
+        <w:t xml:space="preserve">Use W2: Apply a declared class rule for </w:t>
+      </w:r>
+      <w:r>
+        <w:rPr>
+          <w:b/>
+        </w:rPr>
+        <w:t>Activation function</w:t>
+      </w:r>
+      <w:r>
+        <w:rPr>
+          <w:b w:val="0"/>
+        </w:rPr>
+        <w:t>s. Record the answer once; the lesson and workbook refer to the same attempt.</w:t>
       </w:r>
     </w:p>
     <w:tbl>
@@ -243,7 +301,42 @@
     </w:p>
     <w:p>
       <w:r>
-        <w:t>Use the worked case for Activation functions. Proposed explanation: “ReLU returns a class label”. Decide whether this explanation is supported. Point to the step or supplied fact that decides; explain your repair if needed.</w:t>
+        <w:t>Check the proposed Activation functions explanation against the supplied facts before discussing it.</w:t>
+      </w:r>
+    </w:p>
+    <w:p>
+      <w:pPr>
+        <w:spacing w:line="336" w:lineRule="auto" w:after="180"/>
+      </w:pPr>
+      <w:r>
+        <w:rPr>
+          <w:b w:val="0"/>
+        </w:rPr>
+        <w:t xml:space="preserve">Use the worked case for </w:t>
+      </w:r>
+      <w:r>
+        <w:rPr>
+          <w:b/>
+        </w:rPr>
+        <w:t>Activation function</w:t>
+      </w:r>
+      <w:r>
+        <w:rPr>
+          <w:b w:val="0"/>
+        </w:rPr>
+        <w:t>s. Proposed explanation: “</w:t>
+      </w:r>
+      <w:r>
+        <w:rPr>
+          <w:b/>
+        </w:rPr>
+        <w:t>ReLU</w:t>
+      </w:r>
+      <w:r>
+        <w:rPr>
+          <w:b w:val="0"/>
+        </w:rPr>
+        <w:t xml:space="preserve"> returns a class label”. Decide whether this explanation is supported. Point to the step or supplied fact that decides; explain your repair if needed.</w:t>
       </w:r>
     </w:p>
     <w:p>
@@ -283,16 +376,8 @@
       </w:r>
     </w:p>
     <w:p>
-      <w:pPr>
-        <w:pStyle w:val="Heading3"/>
-      </w:pPr>
-      <w:r>
-        <w:t>Independent case: Trace a new chain independently</w:t>
-      </w:r>
-    </w:p>
-    <w:p>
-      <w:r>
-        <w:t>Let z = x - 2, a = ReLU(z), y = 2a + 1. For x = 0, 2, 5, record every z, a and y. Then replace ReLU with identity and give all three y values. Which inputs have the same ReLU output, and why?</w:t>
+      <w:r>
+        <w:t>Write one first attempt at the reserved independent case before feedback. Repeated copies of that case refer to the same recorded attempt.</w:t>
       </w:r>
     </w:p>
     <w:p>
@@ -300,17 +385,87 @@
         <w:pStyle w:val="Heading3"/>
       </w:pPr>
       <w:r>
-        <w:t>My independent explanation, trace and limits</w:t>
+        <w:t>Independent case: Trace a new chain independently</w:t>
       </w:r>
     </w:p>
     <w:p>
-      <w:r>
-        <w:t>________________________________________________________________</w:t>
+      <w:pPr>
+        <w:spacing w:line="336" w:lineRule="auto" w:after="180"/>
+        <w:shd w:fill="F5F1FB"/>
+      </w:pPr>
+      <w:r>
+        <w:rPr>
+          <w:b w:val="0"/>
+        </w:rPr>
+        <w:t xml:space="preserve">Let z = x - 2, a = </w:t>
+      </w:r>
+      <w:r>
+        <w:rPr>
+          <w:b/>
+        </w:rPr>
+        <w:t>ReLU</w:t>
+      </w:r>
+      <w:r>
+        <w:rPr>
+          <w:b w:val="0"/>
+        </w:rPr>
+        <w:t xml:space="preserve">(z), y = 2a + 1. For x = 0, 2, 5, record every z, a and y. Then replace </w:t>
+      </w:r>
+      <w:r>
+        <w:rPr>
+          <w:b/>
+        </w:rPr>
+        <w:t>ReLU</w:t>
+      </w:r>
+      <w:r>
+        <w:rPr>
+          <w:b w:val="0"/>
+        </w:rPr>
+        <w:t xml:space="preserve"> with identity and give all three y values. Which </w:t>
+      </w:r>
+      <w:r>
+        <w:rPr>
+          <w:b/>
+        </w:rPr>
+        <w:t>input</w:t>
+      </w:r>
+      <w:r>
+        <w:rPr>
+          <w:b w:val="0"/>
+        </w:rPr>
+        <w:t xml:space="preserve">s have the same </w:t>
+      </w:r>
+      <w:r>
+        <w:rPr>
+          <w:b/>
+        </w:rPr>
+        <w:t>ReLU</w:t>
+      </w:r>
+      <w:r>
+        <w:rPr>
+          <w:b w:val="0"/>
+        </w:rPr>
+        <w:t xml:space="preserve"> </w:t>
+      </w:r>
+      <w:r>
+        <w:rPr>
+          <w:b/>
+        </w:rPr>
+        <w:t>output</w:t>
+      </w:r>
+      <w:r>
+        <w:rPr>
+          <w:b w:val="0"/>
+        </w:rPr>
+        <w:t>, and why?</w:t>
       </w:r>
     </w:p>
     <w:p>
-      <w:r>
-        <w:t>________________________________________________________________</w:t>
+      <w:pPr>
+        <w:pStyle w:val="Heading3"/>
+      </w:pPr>
+      <w:r>
+        <w:t>My independent explanation, trace and limits</w:t>
       </w:r>
     </w:p>
     <w:p>
@@ -340,6 +495,22 @@
     </w:p>
     <w:p>
       <w:r>
+        <w:t>________________________________________________________________</w:t>
+      </w:r>
+    </w:p>
+    <w:p>
+      <w:r>
+        <w:t>________________________________________________________________</w:t>
+      </w:r>
+    </w:p>
+    <w:p>
+      <w:pPr>
+        <w:spacing w:line="336" w:lineRule="auto" w:after="180"/>
+      </w:pPr>
+      <w:r>
+        <w:rPr>
+          <w:b w:val="0"/>
+        </w:rPr>
         <w:t>Attempt this case before feedback. Record any help. Earlier examples below are further practice; a case already practised with feedback cannot establish fresh transfer.</w:t>
       </w:r>
     </w:p>
@@ -353,7 +524,54 @@
     </w:p>
     <w:p>
       <w:r>
-        <w:t>For scores -2, 0, 2, list identity and ReLU outputs. Explain why ReLU(2) is not 1.</w:t>
+        <w:t>Trace three activations. Apply the supplied Activation functions facts and keep your reasoning.</w:t>
+      </w:r>
+    </w:p>
+    <w:p>
+      <w:pPr>
+        <w:spacing w:line="336" w:lineRule="auto" w:after="180"/>
+      </w:pPr>
+      <w:r>
+        <w:rPr>
+          <w:b w:val="0"/>
+        </w:rPr>
+        <w:t xml:space="preserve">For scores -2, 0, 2, list identity and </w:t>
+      </w:r>
+      <w:r>
+        <w:rPr>
+          <w:b/>
+        </w:rPr>
+        <w:t>ReLU</w:t>
+      </w:r>
+      <w:r>
+        <w:rPr>
+          <w:b w:val="0"/>
+        </w:rPr>
+        <w:t xml:space="preserve"> </w:t>
+      </w:r>
+      <w:r>
+        <w:rPr>
+          <w:b/>
+        </w:rPr>
+        <w:t>output</w:t>
+      </w:r>
+      <w:r>
+        <w:rPr>
+          <w:b w:val="0"/>
+        </w:rPr>
+        <w:t xml:space="preserve">s. Explain why </w:t>
+      </w:r>
+      <w:r>
+        <w:rPr>
+          <w:b/>
+        </w:rPr>
+        <w:t>ReLU</w:t>
+      </w:r>
+      <w:r>
+        <w:rPr>
+          <w:b w:val="0"/>
+        </w:rPr>
+        <w:t>(2) is not 1.</w:t>
       </w:r>
     </w:p>
     <w:p>
@@ -404,7 +622,30 @@
     </w:p>
     <w:p>
       <w:r>
-        <w:t>Use the lesson sigmoid values for -2, 0, 2. Predict classes under a &gt;= 0.5, then explain the zero-score case.</w:t>
+        <w:t>Apply a declared class rule. Apply the supplied Activation functions facts and keep your reasoning.</w:t>
+      </w:r>
+    </w:p>
+    <w:p>
+      <w:pPr>
+        <w:spacing w:line="336" w:lineRule="auto" w:after="180"/>
+      </w:pPr>
+      <w:r>
+        <w:rPr>
+          <w:b w:val="0"/>
+        </w:rPr>
+        <w:t xml:space="preserve">Use the lesson </w:t>
+      </w:r>
+      <w:r>
+        <w:rPr>
+          <w:b/>
+        </w:rPr>
+        <w:t>sigmoid</w:t>
+      </w:r>
+      <w:r>
+        <w:rPr>
+          <w:b w:val="0"/>
+        </w:rPr>
+        <w:t xml:space="preserve"> values for -2, 0, 2. Predict classes under a &gt;= 0.5, then explain the zero-score case.</w:t>
       </w:r>
     </w:p>
     <w:p>
@@ -455,7 +696,66 @@
     </w:p>
     <w:p>
       <w:r>
-        <w:t>Compare ReLU at inputs -2, 0, 2. Give the average of the two endpoint outputs and the output at the midpoint; explain what this shows.</w:t>
+        <w:t>Check the midpoint. Apply the supplied Activation functions facts and keep your reasoning.</w:t>
+      </w:r>
+    </w:p>
+    <w:p>
+      <w:pPr>
+        <w:spacing w:line="336" w:lineRule="auto" w:after="180"/>
+      </w:pPr>
+      <w:r>
+        <w:rPr>
+          <w:b w:val="0"/>
+        </w:rPr>
+        <w:t xml:space="preserve">Compare </w:t>
+      </w:r>
+      <w:r>
+        <w:rPr>
+          <w:b/>
+        </w:rPr>
+        <w:t>ReLU</w:t>
+      </w:r>
+      <w:r>
+        <w:rPr>
+          <w:b w:val="0"/>
+        </w:rPr>
+        <w:t xml:space="preserve"> at </w:t>
+      </w:r>
+      <w:r>
+        <w:rPr>
+          <w:b/>
+        </w:rPr>
+        <w:t>input</w:t>
+      </w:r>
+      <w:r>
+        <w:rPr>
+          <w:b w:val="0"/>
+        </w:rPr>
+        <w:t xml:space="preserve">s -2, 0, 2. Give the average of the two endpoint </w:t>
+      </w:r>
+      <w:r>
+        <w:rPr>
+          <w:b/>
+        </w:rPr>
+        <w:t>output</w:t>
+      </w:r>
+      <w:r>
+        <w:rPr>
+          <w:b w:val="0"/>
+        </w:rPr>
+        <w:t xml:space="preserve">s and the </w:t>
+      </w:r>
+      <w:r>
+        <w:rPr>
+          <w:b/>
+        </w:rPr>
+        <w:t>output</w:t>
+      </w:r>
+      <w:r>
+        <w:rPr>
+          <w:b w:val="0"/>
+        </w:rPr>
+        <w:t xml:space="preserve"> at the midpoint; explain what this shows.</w:t>
       </w:r>
     </w:p>
     <w:p>
@@ -506,7 +806,79 @@
     </w:p>
     <w:p>
       <w:r>
-        <w:t>Let z = x - 2, a = ReLU(z), y = 2a + 1. For x = 0, 2, 5, record every z, a and y. Then replace ReLU with identity and give all three y values. Which inputs have the same ReLU output, and why?</w:t>
+        <w:t>Attempt before feedback. If this repeats the selected independent case, reuse that first attempt; otherwise keep a separate record. Trace a new chain independently. Apply the supplied Activation functions facts and keep your reasoning.</w:t>
+      </w:r>
+    </w:p>
+    <w:p>
+      <w:pPr>
+        <w:spacing w:line="336" w:lineRule="auto" w:after="180"/>
+        <w:shd w:fill="F5F1FB"/>
+      </w:pPr>
+      <w:r>
+        <w:rPr>
+          <w:b w:val="0"/>
+        </w:rPr>
+        <w:t xml:space="preserve">Let z = x - 2, a = </w:t>
+      </w:r>
+      <w:r>
+        <w:rPr>
+          <w:b/>
+        </w:rPr>
+        <w:t>ReLU</w:t>
+      </w:r>
+      <w:r>
+        <w:rPr>
+          <w:b w:val="0"/>
+        </w:rPr>
+        <w:t xml:space="preserve">(z), y = 2a + 1. For x = 0, 2, 5, record every z, a and y. Then replace </w:t>
+      </w:r>
+      <w:r>
+        <w:rPr>
+          <w:b/>
+        </w:rPr>
+        <w:t>ReLU</w:t>
+      </w:r>
+      <w:r>
+        <w:rPr>
+          <w:b w:val="0"/>
+        </w:rPr>
+        <w:t xml:space="preserve"> with identity and give all three y values. Which </w:t>
+      </w:r>
+      <w:r>
+        <w:rPr>
+          <w:b/>
+        </w:rPr>
+        <w:t>input</w:t>
+      </w:r>
+      <w:r>
+        <w:rPr>
+          <w:b w:val="0"/>
+        </w:rPr>
+        <w:t xml:space="preserve">s have the same </w:t>
+      </w:r>
+      <w:r>
+        <w:rPr>
+          <w:b/>
+        </w:rPr>
+        <w:t>ReLU</w:t>
+      </w:r>
+      <w:r>
+        <w:rPr>
+          <w:b w:val="0"/>
+        </w:rPr>
+        <w:t xml:space="preserve"> </w:t>
+      </w:r>
+      <w:r>
+        <w:rPr>
+          <w:b/>
+        </w:rPr>
+        <w:t>output</w:t>
+      </w:r>
+      <w:r>
+        <w:rPr>
+          <w:b w:val="0"/>
+        </w:rPr>
+        <w:t>, and why?</w:t>
       </w:r>
     </w:p>
     <w:p>
@@ -567,7 +939,30 @@
     </w:p>
     <w:p>
       <w:r>
-        <w:t>A model returns a sigmoid value 0.9 on one case. Does the numerical range alone establish a calibrated 90 percent probability? Explain what needs checking.</w:t>
+        <w:t>Limit a probability claim. Apply the supplied Activation functions facts and keep your reasoning.</w:t>
+      </w:r>
+    </w:p>
+    <w:p>
+      <w:pPr>
+        <w:spacing w:line="336" w:lineRule="auto" w:after="180"/>
+      </w:pPr>
+      <w:r>
+        <w:rPr>
+          <w:b w:val="0"/>
+        </w:rPr>
+        <w:t xml:space="preserve">A model returns a </w:t>
+      </w:r>
+      <w:r>
+        <w:rPr>
+          <w:b/>
+        </w:rPr>
+        <w:t>sigmoid</w:t>
+      </w:r>
+      <w:r>
+        <w:rPr>
+          <w:b w:val="0"/>
+        </w:rPr>
+        <w:t xml:space="preserve"> value 0.9 on one case. Does the numerical range alone establish a calibrated 90 percent probability? Explain what needs checking.</w:t>
       </w:r>
     </w:p>
     <w:p>
@@ -618,7 +1013,101 @@
     </w:p>
     <w:p>
       <w:r>
-        <w:t>Add a labelled activation functions evidence sheet to Image-pattern Network Investigation. Show how you can trace identity relu and sigmoid on a numerical score. Use the supplied fictional case and keep its inputs, intermediate steps, calculation or prediction, and limitation. Connect this record to last week’s record; a matching answer without a trace is insufficient.</w:t>
+        <w:t>Connect Activation functions to Image-pattern Network Investigation, identify a limit and choose the next useful test.</w:t>
+      </w:r>
+    </w:p>
+    <w:p>
+      <w:pPr>
+        <w:spacing w:line="336" w:lineRule="auto" w:after="180"/>
+      </w:pPr>
+      <w:r>
+        <w:rPr>
+          <w:b w:val="0"/>
+        </w:rPr>
+        <w:t xml:space="preserve">Add a labelled </w:t>
+      </w:r>
+      <w:r>
+        <w:rPr>
+          <w:b/>
+        </w:rPr>
+        <w:t>activation function</w:t>
+      </w:r>
+      <w:r>
+        <w:rPr>
+          <w:b w:val="0"/>
+        </w:rPr>
+        <w:t xml:space="preserve">s </w:t>
+      </w:r>
+      <w:r>
+        <w:rPr>
+          <w:b/>
+        </w:rPr>
+        <w:t>evidence</w:t>
+      </w:r>
+      <w:r>
+        <w:rPr>
+          <w:b w:val="0"/>
+        </w:rPr>
+        <w:t xml:space="preserve"> sheet to Image-pattern Network Investigation. Show how you can trace identity </w:t>
+      </w:r>
+      <w:r>
+        <w:rPr>
+          <w:b/>
+        </w:rPr>
+        <w:t>relu</w:t>
+      </w:r>
+      <w:r>
+        <w:rPr>
+          <w:b w:val="0"/>
+        </w:rPr>
+        <w:t xml:space="preserve"> and </w:t>
+      </w:r>
+      <w:r>
+        <w:rPr>
+          <w:b/>
+        </w:rPr>
+        <w:t>sigmoid</w:t>
+      </w:r>
+      <w:r>
+        <w:rPr>
+          <w:b w:val="0"/>
+        </w:rPr>
+        <w:t xml:space="preserve"> on a numerical score.</w:t>
+      </w:r>
+    </w:p>
+    <w:p>
+      <w:pPr>
+        <w:spacing w:line="336" w:lineRule="auto" w:after="180"/>
+      </w:pPr>
+      <w:r>
+        <w:rPr>
+          <w:b w:val="0"/>
+        </w:rPr>
+        <w:t xml:space="preserve">Use the supplied fictional case and keep its </w:t>
+      </w:r>
+      <w:r>
+        <w:rPr>
+          <w:b/>
+        </w:rPr>
+        <w:t>input</w:t>
+      </w:r>
+      <w:r>
+        <w:rPr>
+          <w:b w:val="0"/>
+        </w:rPr>
+        <w:t xml:space="preserve">s, intermediate steps, calculation or </w:t>
+      </w:r>
+      <w:r>
+        <w:rPr>
+          <w:b/>
+        </w:rPr>
+        <w:t>prediction</w:t>
+      </w:r>
+      <w:r>
+        <w:rPr>
+          <w:b w:val="0"/>
+        </w:rPr>
+        <w:t>, and limitation. Connect this record to last week’s record; a matching answer without a trace is insufficient.</w:t>
       </w:r>
     </w:p>
     <w:p>
@@ -665,6 +1154,11 @@
       </w:pPr>
       <w:r>
         <w:t>11. Feedback, return check and learning record</w:t>
+      </w:r>
+    </w:p>
+    <w:p>
+      <w:r>
+        <w:t>Record the first repaired step and a different case to revisit after a delay.</w:t>
       </w:r>
     </w:p>
     <w:tbl>
@@ -804,7 +1298,13 @@
       </w:tr>
     </w:tbl>
     <w:p>
-      <w:r>
+      <w:pPr>
+        <w:spacing w:line="336" w:lineRule="auto" w:after="180"/>
+      </w:pPr>
+      <w:r>
+        <w:rPr>
+          <w:b w:val="0"/>
+        </w:rPr>
         <w:t>Revisit this idea with your teacher after a delay. Familiarity is different from explaining and using it on a changed case.</w:t>
       </w:r>
     </w:p>
@@ -818,17 +1318,76 @@
     </w:p>
     <w:p>
       <w:r>
-        <w:t>See what ReLU removes before the next weighted step.</w:t>
+        <w:t>See what ReLU removes before the next weighted step. Explain the labelled step before checking the changed condition.</w:t>
       </w:r>
     </w:p>
     <w:p>
-      <w:r>
-        <w:t>Toy network z=x-3; h=max(0, z); y=3h+2. Inputs x=1, 3, 4.</w:t>
+      <w:pPr>
+        <w:spacing w:line="336" w:lineRule="auto" w:after="180"/>
+      </w:pPr>
+      <w:r>
+        <w:rPr>
+          <w:b w:val="0"/>
+        </w:rPr>
+        <w:t xml:space="preserve">See what </w:t>
+      </w:r>
+      <w:r>
+        <w:rPr>
+          <w:b/>
+        </w:rPr>
+        <w:t>ReLU</w:t>
+      </w:r>
+      <w:r>
+        <w:rPr>
+          <w:b w:val="0"/>
+        </w:rPr>
+        <w:t xml:space="preserve"> removes before the next weighted step.</w:t>
       </w:r>
     </w:p>
     <w:p>
-      <w:r>
-        <w:t>All inputs and outcomes in this worked example are invented classroom data; no real model run is claimed.</w:t>
+      <w:pPr>
+        <w:spacing w:line="336" w:lineRule="auto" w:after="180"/>
+      </w:pPr>
+      <w:r>
+        <w:rPr>
+          <w:b w:val="0"/>
+        </w:rPr>
+        <w:t xml:space="preserve">Toy network z=x-3; h=max(0, z); y=3h+2. </w:t>
+      </w:r>
+      <w:r>
+        <w:rPr>
+          <w:b/>
+        </w:rPr>
+        <w:t>Input</w:t>
+      </w:r>
+      <w:r>
+        <w:rPr>
+          <w:b w:val="0"/>
+        </w:rPr>
+        <w:t>s x=1, 3, 4.</w:t>
+      </w:r>
+    </w:p>
+    <w:p>
+      <w:pPr>
+        <w:spacing w:line="336" w:lineRule="auto" w:after="180"/>
+      </w:pPr>
+      <w:r>
+        <w:rPr>
+          <w:b w:val="0"/>
+        </w:rPr>
+        <w:t xml:space="preserve">All </w:t>
+      </w:r>
+      <w:r>
+        <w:rPr>
+          <w:b/>
+        </w:rPr>
+        <w:t>input</w:t>
+      </w:r>
+      <w:r>
+        <w:rPr>
+          <w:b w:val="0"/>
+        </w:rPr>
+        <w:t>s and outcomes in this worked example are invented classroom data; no real model run is claimed.</w:t>
       </w:r>
     </w:p>
     <w:p>
@@ -904,8 +1463,50 @@
       </w:r>
     </w:p>
     <w:p>
-      <w:r>
-        <w:t>Which original inputs cannot be distinguished by this network’s final output? Point to the relevant step in the picture, then write the changed result and the rule or evidence that supports it.</w:t>
+      <w:pPr>
+        <w:spacing w:line="336" w:lineRule="auto" w:after="180"/>
+      </w:pPr>
+      <w:r>
+        <w:rPr>
+          <w:b w:val="0"/>
+        </w:rPr>
+        <w:t xml:space="preserve">Which original </w:t>
+      </w:r>
+      <w:r>
+        <w:rPr>
+          <w:b/>
+        </w:rPr>
+        <w:t>input</w:t>
+      </w:r>
+      <w:r>
+        <w:rPr>
+          <w:b w:val="0"/>
+        </w:rPr>
+        <w:t xml:space="preserve">s cannot be distinguished by this network’s final </w:t>
+      </w:r>
+      <w:r>
+        <w:rPr>
+          <w:b/>
+        </w:rPr>
+        <w:t>output</w:t>
+      </w:r>
+      <w:r>
+        <w:rPr>
+          <w:b w:val="0"/>
+        </w:rPr>
+        <w:t xml:space="preserve">? Point to the relevant step in the picture, then write the changed result and the rule or </w:t>
+      </w:r>
+      <w:r>
+        <w:rPr>
+          <w:b/>
+        </w:rPr>
+        <w:t>evidence</w:t>
+      </w:r>
+      <w:r>
+        <w:rPr>
+          <w:b w:val="0"/>
+        </w:rPr>
+        <w:t xml:space="preserve"> that supports it.</w:t>
       </w:r>
     </w:p>
     <w:p>
@@ -947,13 +1548,69 @@
       </w:r>
     </w:p>
     <w:p>
-      <w:r>
-        <w:t>Support used: alone / hint / worked example. This record is practice evidence.</w:t>
+      <w:pPr>
+        <w:pStyle w:val="Heading3"/>
+      </w:pPr>
+      <w:r>
+        <w:t>Record the help used</w:t>
       </w:r>
     </w:p>
     <w:p>
-      <w:r>
-        <w:t>Project connection: For your Image-pattern Network Investigation, save the input, procedure, observed result and limitation of this check. Label this worked example as practice; use a different, previously unreviewed case when checking independent understanding.</w:t>
+      <w:pPr>
+        <w:spacing w:line="336" w:lineRule="auto" w:after="180"/>
+        <w:shd w:fill="F1F6F8"/>
+      </w:pPr>
+      <w:r>
+        <w:rPr>
+          <w:b w:val="0"/>
+        </w:rPr>
+        <w:t xml:space="preserve">Support used: alone / hint / worked example. This record is practice </w:t>
+      </w:r>
+      <w:r>
+        <w:rPr>
+          <w:b/>
+        </w:rPr>
+        <w:t>evidence</w:t>
+      </w:r>
+      <w:r>
+        <w:rPr>
+          <w:b w:val="0"/>
+        </w:rPr>
+        <w:t>.</w:t>
+      </w:r>
+    </w:p>
+    <w:p>
+      <w:pPr>
+        <w:spacing w:line="336" w:lineRule="auto" w:after="180"/>
+      </w:pPr>
+      <w:r>
+        <w:rPr>
+          <w:b w:val="0"/>
+        </w:rPr>
+        <w:t xml:space="preserve">Project connection: For your Image-pattern Network Investigation, save the </w:t>
+      </w:r>
+      <w:r>
+        <w:rPr>
+          <w:b/>
+        </w:rPr>
+        <w:t>input</w:t>
+      </w:r>
+      <w:r>
+        <w:rPr>
+          <w:b w:val="0"/>
+        </w:rPr>
+        <w:t>, procedure, observed result and limitation of this check.</w:t>
+      </w:r>
+    </w:p>
+    <w:p>
+      <w:pPr>
+        <w:spacing w:line="336" w:lineRule="auto" w:after="180"/>
+      </w:pPr>
+      <w:r>
+        <w:rPr>
+          <w:b w:val="0"/>
+        </w:rPr>
+        <w:t>Label this worked example as practice; use a different, previously unreviewed case when checking independent understanding.</w:t>
       </w:r>
     </w:p>
     <w:p>
@@ -966,17 +1623,75 @@
     </w:p>
     <w:p>
       <w:r>
-        <w:t>Project: Image-pattern Network Investigation</w:t>
+        <w:t>Keep this week’s input, deciding step, result and limit together in the Image-pattern Network Investigation record.</w:t>
       </w:r>
     </w:p>
     <w:p>
-      <w:r>
-        <w:t>Current milestone: Frame the need. Name the user, the problem, allowed inputs and a safe simple starting method.</w:t>
+      <w:pPr>
+        <w:spacing w:line="336" w:lineRule="auto" w:after="180"/>
+      </w:pPr>
+      <w:r>
+        <w:rPr>
+          <w:b w:val="0"/>
+        </w:rPr>
+        <w:t>Project: Image-pattern Network Investigation</w:t>
       </w:r>
     </w:p>
     <w:p>
-      <w:r>
-        <w:t>For your Image-pattern Network Investigation, save the input, procedure, observed result and limitation of this check. Label this worked example as practice; use a different, previously unreviewed case when checking independent understanding.</w:t>
+      <w:pPr>
+        <w:spacing w:line="336" w:lineRule="auto" w:after="180"/>
+      </w:pPr>
+      <w:r>
+        <w:rPr>
+          <w:b w:val="0"/>
+        </w:rPr>
+        <w:t xml:space="preserve">Current milestone: Frame the need. Name the user, the problem, allowed </w:t>
+      </w:r>
+      <w:r>
+        <w:rPr>
+          <w:b/>
+        </w:rPr>
+        <w:t>input</w:t>
+      </w:r>
+      <w:r>
+        <w:rPr>
+          <w:b w:val="0"/>
+        </w:rPr>
+        <w:t>s and a safe simple starting method.</w:t>
+      </w:r>
+    </w:p>
+    <w:p>
+      <w:pPr>
+        <w:spacing w:line="336" w:lineRule="auto" w:after="180"/>
+      </w:pPr>
+      <w:r>
+        <w:rPr>
+          <w:b w:val="0"/>
+        </w:rPr>
+        <w:t xml:space="preserve">For your Image-pattern Network Investigation, save the </w:t>
+      </w:r>
+      <w:r>
+        <w:rPr>
+          <w:b/>
+        </w:rPr>
+        <w:t>input</w:t>
+      </w:r>
+      <w:r>
+        <w:rPr>
+          <w:b w:val="0"/>
+        </w:rPr>
+        <w:t>, procedure, observed result and limitation of this check.</w:t>
+      </w:r>
+    </w:p>
+    <w:p>
+      <w:pPr>
+        <w:spacing w:line="336" w:lineRule="auto" w:after="180"/>
+      </w:pPr>
+      <w:r>
+        <w:rPr>
+          <w:b w:val="0"/>
+        </w:rPr>
+        <w:t>Label this worked example as practice; use a different, previously unreviewed case when checking independent understanding.</w:t>
       </w:r>
     </w:p>
     <w:tbl>
@@ -1138,12 +1853,41 @@
     </w:p>
     <w:p>
       <w:r>
-        <w:t>Use this supported practice once, in the browser or on paper. Keep the reserved independent assessment for a separate first attempt before teacher feedback.</w:t>
+        <w:t>Try the supported questions before comparing with hints and feedback. Record what you repaired and the evidence you retained.</w:t>
       </w:r>
     </w:p>
     <w:p>
-      <w:r>
-        <w:t>See what ReLU removes before the next weighted step.</w:t>
+      <w:pPr>
+        <w:spacing w:line="336" w:lineRule="auto" w:after="180"/>
+      </w:pPr>
+      <w:r>
+        <w:rPr>
+          <w:b w:val="0"/>
+        </w:rPr>
+        <w:t>Use this supported practice once, in the browser or on paper. Keep the reserved independent assessment for a separate first attempt before teacher feedback.</w:t>
+      </w:r>
+    </w:p>
+    <w:p>
+      <w:pPr>
+        <w:spacing w:line="336" w:lineRule="auto" w:after="180"/>
+      </w:pPr>
+      <w:r>
+        <w:rPr>
+          <w:b w:val="0"/>
+        </w:rPr>
+        <w:t xml:space="preserve">See what </w:t>
+      </w:r>
+      <w:r>
+        <w:rPr>
+          <w:b/>
+        </w:rPr>
+        <w:t>ReLU</w:t>
+      </w:r>
+      <w:r>
+        <w:rPr>
+          <w:b w:val="0"/>
+        </w:rPr>
+        <w:t xml:space="preserve"> removes before the next weighted step.</w:t>
       </w:r>
     </w:p>
     <w:p>
@@ -1155,22 +1899,73 @@
       </w:r>
     </w:p>
     <w:p>
-      <w:r>
-        <w:t>Which labelled step matches this detail? y values are2, 2, 5; x = 1 and x = 3 collapse to the same output.</w:t>
+      <w:pPr>
+        <w:spacing w:line="336" w:lineRule="auto" w:after="180"/>
+      </w:pPr>
+      <w:r>
+        <w:rPr>
+          <w:b w:val="0"/>
+        </w:rPr>
+        <w:t xml:space="preserve">Which labelled step matches this detail? y values are2, 2, 5; x = 1 and x = 3 collapse to the same </w:t>
+      </w:r>
+      <w:r>
+        <w:rPr>
+          <w:b/>
+        </w:rPr>
+        <w:t>output</w:t>
+      </w:r>
+      <w:r>
+        <w:rPr>
+          <w:b w:val="0"/>
+        </w:rPr>
+        <w:t>.</w:t>
       </w:r>
     </w:p>
     <w:p>
-      <w:r>
-        <w:t>1. Apply ReLU</w:t>
+      <w:pPr>
+        <w:spacing w:line="336" w:lineRule="auto" w:after="180"/>
+        <w:shd w:fill="F4F9FC"/>
+      </w:pPr>
+      <w:r>
+        <w:rPr>
+          <w:b w:val="0"/>
+        </w:rPr>
+        <w:t xml:space="preserve">1. Apply </w:t>
+      </w:r>
+      <w:r>
+        <w:rPr>
+          <w:b/>
+        </w:rPr>
+        <w:t>ReLU</w:t>
       </w:r>
     </w:p>
     <w:p>
-      <w:r>
-        <w:t>2. Compute output</w:t>
+      <w:pPr>
+        <w:spacing w:line="336" w:lineRule="auto" w:after="180"/>
+        <w:shd w:fill="F4F9FC"/>
+      </w:pPr>
+      <w:r>
+        <w:rPr>
+          <w:b w:val="0"/>
+        </w:rPr>
+        <w:t xml:space="preserve">2. Compute </w:t>
+      </w:r>
+      <w:r>
+        <w:rPr>
+          <w:b/>
+        </w:rPr>
+        <w:t>output</w:t>
       </w:r>
     </w:p>
     <w:p>
-      <w:r>
+      <w:pPr>
+        <w:spacing w:line="336" w:lineRule="auto" w:after="180"/>
+        <w:shd w:fill="F4F9FC"/>
+      </w:pPr>
+      <w:r>
+        <w:rPr>
+          <w:b w:val="0"/>
+        </w:rPr>
         <w:t>3. Compute preactivation</w:t>
       </w:r>
     </w:p>
@@ -1208,13 +2003,23 @@
       </w:r>
     </w:p>
     <w:p>
-      <w:r>
-        <w:t>Hint if needed: Read the steps in the pictorial case. Match the supplied detail to the stage that performs or records it.</w:t>
+      <w:pPr>
+        <w:pStyle w:val="Heading3"/>
+      </w:pPr>
+      <w:r>
+        <w:t>Hint · try first</w:t>
       </w:r>
     </w:p>
     <w:p>
-      <w:r>
-        <w:t>After your attempt, compare with the supported explanation: Compute output y values are2, 2, 5; x = 1 and x = 3 collapse to the same output. ReLU means keep a positive value and replace a negative one with zero. The output layer receives that transformed value, not the original input. Inputs one and three therefore both deliver zero to the final layer and produce two. Replacing ReLU with identity changes the procedure: negative intermediate values now remain available to the next layer.</w:t>
+      <w:pPr>
+        <w:spacing w:line="336" w:lineRule="auto" w:after="180"/>
+        <w:shd w:fill="F1F6F8"/>
+      </w:pPr>
+      <w:r>
+        <w:rPr>
+          <w:b w:val="0"/>
+        </w:rPr>
+        <w:t>Hint if needed: Read the steps in the pictorial case. Match the supplied detail to the stage that performs or records it.</w:t>
       </w:r>
     </w:p>
     <w:p>
@@ -1222,27 +2027,127 @@
         <w:pStyle w:val="Heading3"/>
       </w:pPr>
       <w:r>
-        <w:t>Practice 2: explain the deciding evidence</w:t>
+        <w:t>Feedback · compare after trying</w:t>
       </w:r>
     </w:p>
     <w:p>
-      <w:r>
-        <w:t>Changed-case practice: Replace ReLU with identity. Which conclusion is supported by the supplied facts?</w:t>
+      <w:pPr>
+        <w:spacing w:line="336" w:lineRule="auto" w:after="180"/>
+        <w:shd w:fill="F1F6FC"/>
+      </w:pPr>
+      <w:r>
+        <w:rPr>
+          <w:b w:val="0"/>
+        </w:rPr>
+        <w:t xml:space="preserve">After your attempt, compare with the supported explanation: Compute </w:t>
+      </w:r>
+      <w:r>
+        <w:rPr>
+          <w:b/>
+        </w:rPr>
+        <w:t>output</w:t>
+      </w:r>
+      <w:r>
+        <w:rPr>
+          <w:b w:val="0"/>
+        </w:rPr>
+        <w:t xml:space="preserve"> y values are2, 2, 5; x = 1 and x = 3 collapse to the same </w:t>
+      </w:r>
+      <w:r>
+        <w:rPr>
+          <w:b/>
+        </w:rPr>
+        <w:t>output</w:t>
+      </w:r>
+      <w:r>
+        <w:rPr>
+          <w:b w:val="0"/>
+        </w:rPr>
+        <w:t xml:space="preserve">. </w:t>
+      </w:r>
+      <w:r>
+        <w:rPr>
+          <w:b/>
+        </w:rPr>
+        <w:t>ReLU</w:t>
+      </w:r>
+      <w:r>
+        <w:rPr>
+          <w:b w:val="0"/>
+        </w:rPr>
+        <w:t xml:space="preserve"> means keep a positive value and replace a negative one with zero.</w:t>
       </w:r>
     </w:p>
     <w:p>
-      <w:r>
-        <w:t>1. This one example guarantees correct results for every future input.</w:t>
+      <w:pPr>
+        <w:spacing w:line="336" w:lineRule="auto" w:after="180"/>
+        <w:shd w:fill="F1F6FC"/>
+      </w:pPr>
+      <w:r>
+        <w:rPr>
+          <w:b w:val="0"/>
+        </w:rPr>
+        <w:t xml:space="preserve">The </w:t>
+      </w:r>
+      <w:r>
+        <w:rPr>
+          <w:b/>
+        </w:rPr>
+        <w:t>output</w:t>
+      </w:r>
+      <w:r>
+        <w:rPr>
+          <w:b w:val="0"/>
+        </w:rPr>
+        <w:t xml:space="preserve"> layer receives that transformed value, not the original </w:t>
+      </w:r>
+      <w:r>
+        <w:rPr>
+          <w:b/>
+        </w:rPr>
+        <w:t>input</w:t>
+      </w:r>
+      <w:r>
+        <w:rPr>
+          <w:b w:val="0"/>
+        </w:rPr>
+        <w:t xml:space="preserve">. </w:t>
+      </w:r>
+      <w:r>
+        <w:rPr>
+          <w:b/>
+        </w:rPr>
+        <w:t>Input</w:t>
+      </w:r>
+      <w:r>
+        <w:rPr>
+          <w:b w:val="0"/>
+        </w:rPr>
+        <w:t>s one and three therefore both deliver zero to the final layer and produce two.</w:t>
       </w:r>
     </w:p>
     <w:p>
-      <w:r>
-        <w:t>2. h becomes-2, 0, 1 and outputs become-4, 2, 5.</w:t>
-      </w:r>
-    </w:p>
-    <w:p>
-      <w:r>
-        <w:t>3. We can decide the result without examining the changed input or the procedure.</w:t>
+      <w:pPr>
+        <w:spacing w:line="336" w:lineRule="auto" w:after="180"/>
+        <w:shd w:fill="F1F6FC"/>
+      </w:pPr>
+      <w:r>
+        <w:rPr>
+          <w:b w:val="0"/>
+        </w:rPr>
+        <w:t xml:space="preserve">Replacing </w:t>
+      </w:r>
+      <w:r>
+        <w:rPr>
+          <w:b/>
+        </w:rPr>
+        <w:t>ReLU</w:t>
+      </w:r>
+      <w:r>
+        <w:rPr>
+          <w:b w:val="0"/>
+        </w:rPr>
+        <w:t xml:space="preserve"> with identity changes the procedure: negative intermediate values now remain available to the next layer.</w:t>
       </w:r>
     </w:p>
     <w:p>
@@ -1250,42 +2155,7 @@
         <w:pStyle w:val="Heading3"/>
       </w:pPr>
       <w:r>
-        <w:t>My selected conclusion, deciding fact and explanation</w:t>
-      </w:r>
-    </w:p>
-    <w:p>
-      <w:r>
-        <w:t>________________________________________________________________</w:t>
-      </w:r>
-    </w:p>
-    <w:p>
-      <w:r>
-        <w:t>________________________________________________________________</w:t>
-      </w:r>
-    </w:p>
-    <w:p>
-      <w:r>
-        <w:t>________________________________________________________________</w:t>
-      </w:r>
-    </w:p>
-    <w:p>
-      <w:r>
-        <w:t>________________________________________________________________</w:t>
-      </w:r>
-    </w:p>
-    <w:p>
-      <w:r>
-        <w:t>________________________________________________________________</w:t>
-      </w:r>
-    </w:p>
-    <w:p>
-      <w:r>
-        <w:t>Hint if needed: Use the changed condition and the deciding step in the pictorial trace. The answer must say what follows from those facts.</w:t>
-      </w:r>
-    </w:p>
-    <w:p>
-      <w:r>
-        <w:t>After your attempt, compare with the supported explanation: h becomes-2, 0, 1 and outputs become-4, 2, 5. Identity retains the negative intermediate value instead of clipping it.</w:t>
+        <w:t>Practice 2: explain the deciding evidence</w:t>
       </w:r>
     </w:p>
     <w:p>
@@ -1293,17 +2163,103 @@
         <w:pStyle w:val="Heading3"/>
       </w:pPr>
       <w:r>
-        <w:t>Repair a missing building block</w:t>
+        <w:t>Changed case · predict first</w:t>
       </w:r>
     </w:p>
     <w:p>
-      <w:r>
-        <w:t>Review Bias terms and decision boundaries (ai-5/3). Goal: Calculate a weighted score with a bias term. Short practice: Is B positive under the original or changed model? Point to the relevant step in the picture, then write the changed result and the rule or evidence that supports it.. Return to this week and explain what you changed.</w:t>
+      <w:pPr>
+        <w:spacing w:line="336" w:lineRule="auto" w:after="180"/>
+        <w:shd w:fill="F5F1FB"/>
+      </w:pPr>
+      <w:r>
+        <w:rPr>
+          <w:b w:val="0"/>
+        </w:rPr>
+        <w:t xml:space="preserve">Changed-case practice: Replace </w:t>
+      </w:r>
+      <w:r>
+        <w:rPr>
+          <w:b/>
+        </w:rPr>
+        <w:t>ReLU</w:t>
+      </w:r>
+      <w:r>
+        <w:rPr>
+          <w:b w:val="0"/>
+        </w:rPr>
+        <w:t xml:space="preserve"> with identity. Which conclusion is supported by the supplied facts?</w:t>
       </w:r>
     </w:p>
     <w:p>
-      <w:r>
-        <w:t>Review Representing inputs as vectors (ai-5/1). Goal: Encode a record using a fixed feature order and units. Short practice: Why does equal total brightness not make A and B identical inputs? Point to the relevant step in the picture, then write the changed result and the rule or evidence that supports it.. Return to this week and explain what you changed.</w:t>
+      <w:pPr>
+        <w:spacing w:line="336" w:lineRule="auto" w:after="180"/>
+        <w:shd w:fill="F4F9FC"/>
+      </w:pPr>
+      <w:r>
+        <w:rPr>
+          <w:b w:val="0"/>
+        </w:rPr>
+        <w:t xml:space="preserve">1. This one example guarantees correct results for every future </w:t>
+      </w:r>
+      <w:r>
+        <w:rPr>
+          <w:b/>
+        </w:rPr>
+        <w:t>input</w:t>
+      </w:r>
+      <w:r>
+        <w:rPr>
+          <w:b w:val="0"/>
+        </w:rPr>
+        <w:t>.</w:t>
+      </w:r>
+    </w:p>
+    <w:p>
+      <w:pPr>
+        <w:spacing w:line="336" w:lineRule="auto" w:after="180"/>
+        <w:shd w:fill="F4F9FC"/>
+      </w:pPr>
+      <w:r>
+        <w:rPr>
+          <w:b w:val="0"/>
+        </w:rPr>
+        <w:t xml:space="preserve">2. h becomes-2, 0, 1 and </w:t>
+      </w:r>
+      <w:r>
+        <w:rPr>
+          <w:b/>
+        </w:rPr>
+        <w:t>output</w:t>
+      </w:r>
+      <w:r>
+        <w:rPr>
+          <w:b w:val="0"/>
+        </w:rPr>
+        <w:t>s become-4, 2, 5.</w:t>
+      </w:r>
+    </w:p>
+    <w:p>
+      <w:pPr>
+        <w:spacing w:line="336" w:lineRule="auto" w:after="180"/>
+        <w:shd w:fill="F4F9FC"/>
+      </w:pPr>
+      <w:r>
+        <w:rPr>
+          <w:b w:val="0"/>
+        </w:rPr>
+        <w:t xml:space="preserve">3. We can decide the result without examining the changed </w:t>
+      </w:r>
+      <w:r>
+        <w:rPr>
+          <w:b/>
+        </w:rPr>
+        <w:t>input</w:t>
+      </w:r>
+      <w:r>
+        <w:rPr>
+          <w:b w:val="0"/>
+        </w:rPr>
+        <w:t xml:space="preserve"> or the procedure.</w:t>
       </w:r>
     </w:p>
     <w:p>
@@ -1311,12 +2267,32 @@
         <w:pStyle w:val="Heading3"/>
       </w:pPr>
       <w:r>
-        <w:t>Predict, run and debug</w:t>
+        <w:t>My selected conclusion, deciding fact and explanation</w:t>
       </w:r>
     </w:p>
     <w:p>
       <w:r>
-        <w:t>The browser lab lets you edit the supported Python examples already included in this lesson. Predict first, run, inspect the actual output or error, change one input, then run again. Keep code, predictions, actual results and a reasoned revision together. On paper, label your result as a trace rather than an execution.</w:t>
+        <w:t>________________________________________________________________</w:t>
+      </w:r>
+    </w:p>
+    <w:p>
+      <w:r>
+        <w:t>________________________________________________________________</w:t>
+      </w:r>
+    </w:p>
+    <w:p>
+      <w:r>
+        <w:t>________________________________________________________________</w:t>
+      </w:r>
+    </w:p>
+    <w:p>
+      <w:r>
+        <w:t>________________________________________________________________</w:t>
+      </w:r>
+    </w:p>
+    <w:p>
+      <w:r>
+        <w:t>________________________________________________________________</w:t>
       </w:r>
     </w:p>
     <w:p>
@@ -1324,12 +2300,19 @@
         <w:pStyle w:val="Heading3"/>
       </w:pPr>
       <w:r>
-        <w:t>Keep your completed work</w:t>
+        <w:t>Hint · try first</w:t>
       </w:r>
     </w:p>
     <w:p>
-      <w:r>
-        <w:t>Use Download completed work in the hosted lesson to export your answers, reflections, practice feedback and code-run evidence. Open the HTML copy to read or print it. Drafts stay in this browser when storage is available; clear drafts on a shared device.</w:t>
+      <w:pPr>
+        <w:spacing w:line="336" w:lineRule="auto" w:after="180"/>
+        <w:shd w:fill="F1F6F8"/>
+      </w:pPr>
+      <w:r>
+        <w:rPr>
+          <w:b w:val="0"/>
+        </w:rPr>
+        <w:t>Hint if needed: Use the changed condition and the deciding step in the pictorial trace. The answer must say what follows from those facts.</w:t>
       </w:r>
     </w:p>
     <w:p>
@@ -1337,12 +2320,1195 @@
         <w:pStyle w:val="Heading3"/>
       </w:pPr>
       <w:r>
-        <w:t>What I repaired, the evidence I kept and the next test</w:t>
+        <w:t>Feedback · compare after trying</w:t>
       </w:r>
     </w:p>
     <w:p>
+      <w:pPr>
+        <w:spacing w:line="336" w:lineRule="auto" w:after="180"/>
+        <w:shd w:fill="F1F6FC"/>
+      </w:pPr>
+      <w:r>
+        <w:rPr>
+          <w:b w:val="0"/>
+        </w:rPr>
+        <w:t xml:space="preserve">After your attempt, compare with the supported explanation: h becomes-2, 0, 1 and </w:t>
+      </w:r>
+      <w:r>
+        <w:rPr>
+          <w:b/>
+        </w:rPr>
+        <w:t>output</w:t>
+      </w:r>
+      <w:r>
+        <w:rPr>
+          <w:b w:val="0"/>
+        </w:rPr>
+        <w:t>s become-4, 2, 5. Identity retains the negative intermediate value instead of clipping it.</w:t>
+      </w:r>
+    </w:p>
+    <w:p>
+      <w:pPr>
+        <w:pStyle w:val="Heading3"/>
+      </w:pPr>
+      <w:r>
+        <w:t>Repair a missing building block</w:t>
+      </w:r>
+    </w:p>
+    <w:p>
+      <w:pPr>
+        <w:spacing w:line="336" w:lineRule="auto" w:after="180"/>
+      </w:pPr>
+      <w:r>
+        <w:rPr>
+          <w:b w:val="0"/>
+        </w:rPr>
+        <w:t>Review Bias terms and decision boundaries (ai-5/3). Goal: Calculate a weighted score with a bias term. Short practice: Is B positive under the original or changed model?</w:t>
+      </w:r>
+    </w:p>
+    <w:p>
+      <w:pPr>
+        <w:spacing w:line="336" w:lineRule="auto" w:after="180"/>
+      </w:pPr>
+      <w:r>
+        <w:rPr>
+          <w:b w:val="0"/>
+        </w:rPr>
+        <w:t xml:space="preserve">Point to the relevant step in the picture, then write the changed result and the rule or </w:t>
+      </w:r>
+      <w:r>
+        <w:rPr>
+          <w:b/>
+        </w:rPr>
+        <w:t>evidence</w:t>
+      </w:r>
+      <w:r>
+        <w:rPr>
+          <w:b w:val="0"/>
+        </w:rPr>
+        <w:t xml:space="preserve"> that supports it.. Return to this week and explain what you changed.</w:t>
+      </w:r>
+    </w:p>
+    <w:p>
+      <w:pPr>
+        <w:spacing w:line="336" w:lineRule="auto" w:after="180"/>
+      </w:pPr>
+      <w:r>
+        <w:rPr>
+          <w:b w:val="0"/>
+        </w:rPr>
+        <w:t xml:space="preserve">Review Representing </w:t>
+      </w:r>
+      <w:r>
+        <w:rPr>
+          <w:b/>
+        </w:rPr>
+        <w:t>input</w:t>
+      </w:r>
+      <w:r>
+        <w:rPr>
+          <w:b w:val="0"/>
+        </w:rPr>
+        <w:t xml:space="preserve">s as vectors (ai-5/1). Goal: Encode a record using a fixed feature order and units. Short practice: Why does equal total brightness not make A and B identical </w:t>
+      </w:r>
+      <w:r>
+        <w:rPr>
+          <w:b/>
+        </w:rPr>
+        <w:t>input</w:t>
+      </w:r>
+      <w:r>
+        <w:rPr>
+          <w:b w:val="0"/>
+        </w:rPr>
+        <w:t>s?</w:t>
+      </w:r>
+    </w:p>
+    <w:p>
+      <w:pPr>
+        <w:spacing w:line="336" w:lineRule="auto" w:after="180"/>
+      </w:pPr>
+      <w:r>
+        <w:rPr>
+          <w:b w:val="0"/>
+        </w:rPr>
+        <w:t xml:space="preserve">Point to the relevant step in the picture, then write the changed result and the rule or </w:t>
+      </w:r>
+      <w:r>
+        <w:rPr>
+          <w:b/>
+        </w:rPr>
+        <w:t>evidence</w:t>
+      </w:r>
+      <w:r>
+        <w:rPr>
+          <w:b w:val="0"/>
+        </w:rPr>
+        <w:t xml:space="preserve"> that supports it.. Return to this week and explain what you changed.</w:t>
+      </w:r>
+    </w:p>
+    <w:p>
+      <w:pPr>
+        <w:pStyle w:val="Heading3"/>
+      </w:pPr>
+      <w:r>
+        <w:t>Predict, run and debug</w:t>
+      </w:r>
+    </w:p>
+    <w:p>
+      <w:pPr>
+        <w:spacing w:line="336" w:lineRule="auto" w:after="180"/>
+      </w:pPr>
+      <w:r>
+        <w:rPr>
+          <w:b w:val="0"/>
+        </w:rPr>
+        <w:t xml:space="preserve">The browser lab lets you edit the supported Python examples already included in this lesson. Predict first, run, inspect the actual </w:t>
+      </w:r>
+      <w:r>
+        <w:rPr>
+          <w:b/>
+        </w:rPr>
+        <w:t>output</w:t>
+      </w:r>
+      <w:r>
+        <w:rPr>
+          <w:b w:val="0"/>
+        </w:rPr>
+        <w:t xml:space="preserve"> or error, change one </w:t>
+      </w:r>
+      <w:r>
+        <w:rPr>
+          <w:b/>
+        </w:rPr>
+        <w:t>input</w:t>
+      </w:r>
+      <w:r>
+        <w:rPr>
+          <w:b w:val="0"/>
+        </w:rPr>
+        <w:t>, then run again.</w:t>
+      </w:r>
+    </w:p>
+    <w:p>
+      <w:pPr>
+        <w:spacing w:line="336" w:lineRule="auto" w:after="180"/>
+      </w:pPr>
+      <w:r>
+        <w:rPr>
+          <w:b w:val="0"/>
+        </w:rPr>
+        <w:t xml:space="preserve">Keep code, </w:t>
+      </w:r>
+      <w:r>
+        <w:rPr>
+          <w:b/>
+        </w:rPr>
+        <w:t>prediction</w:t>
+      </w:r>
+      <w:r>
+        <w:rPr>
+          <w:b w:val="0"/>
+        </w:rPr>
+        <w:t>s, actual results and a reasoned revision together. On paper, label your result as a trace rather than an execution.</w:t>
+      </w:r>
+    </w:p>
+    <w:p>
+      <w:pPr>
+        <w:pStyle w:val="Heading3"/>
+      </w:pPr>
+      <w:r>
+        <w:t>Keep your completed work</w:t>
+      </w:r>
+    </w:p>
+    <w:p>
+      <w:pPr>
+        <w:spacing w:line="336" w:lineRule="auto" w:after="180"/>
+      </w:pPr>
+      <w:r>
+        <w:rPr>
+          <w:b w:val="0"/>
+        </w:rPr>
+        <w:t xml:space="preserve">Use Download completed work in the hosted lesson to export your answers, reflections, practice feedback and code-run </w:t>
+      </w:r>
+      <w:r>
+        <w:rPr>
+          <w:b/>
+        </w:rPr>
+        <w:t>evidence</w:t>
+      </w:r>
+      <w:r>
+        <w:rPr>
+          <w:b w:val="0"/>
+        </w:rPr>
+        <w:t>. Open the HTML copy to read or print it.</w:t>
+      </w:r>
+    </w:p>
+    <w:p>
+      <w:pPr>
+        <w:spacing w:line="336" w:lineRule="auto" w:after="180"/>
+      </w:pPr>
+      <w:r>
+        <w:rPr>
+          <w:b w:val="0"/>
+        </w:rPr>
+        <w:t>Drafts stay in this browser when storage is available; clear drafts on a shared device.</w:t>
+      </w:r>
+    </w:p>
+    <w:p>
+      <w:pPr>
+        <w:pStyle w:val="Heading3"/>
+      </w:pPr>
+      <w:r>
+        <w:t>What I repaired, the evidence I kept and the next test</w:t>
+      </w:r>
+    </w:p>
+    <w:p>
       <w:r>
         <w:t>________________________________________________________________</w:t>
+      </w:r>
+    </w:p>
+    <w:p>
+      <w:r>
+        <w:t>________________________________________________________________</w:t>
+      </w:r>
+    </w:p>
+    <w:p>
+      <w:r>
+        <w:t>________________________________________________________________</w:t>
+      </w:r>
+    </w:p>
+    <w:p>
+      <w:r>
+        <w:t>________________________________________________________________</w:t>
+      </w:r>
+    </w:p>
+    <w:p>
+      <w:r>
+        <w:t>________________________________________________________________</w:t>
+      </w:r>
+    </w:p>
+    <w:p>
+      <w:pPr>
+        <w:pStyle w:val="Heading1"/>
+      </w:pPr>
+      <w:r>
+        <w:t>15. Visual concept journey</w:t>
+      </w:r>
+    </w:p>
+    <w:p>
+      <w:r>
+        <w:t>Explain each Activation functions picture from its labels, then record a relevant limit.</w:t>
+      </w:r>
+    </w:p>
+    <w:p>
+      <w:pPr>
+        <w:pStyle w:val="Heading3"/>
+      </w:pPr>
+      <w:r>
+        <w:t>01. Activation functions: the case</w:t>
+      </w:r>
+    </w:p>
+    <w:p>
+      <w:r>
+        <w:drawing>
+          <wp:inline xmlns:a="http://schemas.openxmlformats.org/drawingml/2006/main" xmlns:pic="http://schemas.openxmlformats.org/drawingml/2006/picture">
+            <wp:extent cx="5486400" cy="2840736"/>
+            <wp:docPr id="3" name="Picture 3" descr="See what ReLU removes before the next weighted step. Supplied facts: Toy network z=x-3; h=max(0, z); y=3h+2. Inputs x=1, 3, 4. All inputs and outcomes in this worked example are invented classroom data; no real model run is claimed."/>
+            <wp:cNvGraphicFramePr>
+              <a:graphicFrameLocks noChangeAspect="1"/>
+            </wp:cNvGraphicFramePr>
+            <a:graphic>
+              <a:graphicData uri="http://schemas.openxmlformats.org/drawingml/2006/picture">
+                <pic:pic>
+                  <pic:nvPicPr>
+                    <pic:cNvPr id="0" name="academy-story-ai-5-4-01.png"/>
+                    <pic:cNvPicPr/>
+                  </pic:nvPicPr>
+                  <pic:blipFill>
+                    <a:blip r:embed="rId11"/>
+                    <a:stretch>
+                      <a:fillRect/>
+                    </a:stretch>
+                  </pic:blipFill>
+                  <pic:spPr>
+                    <a:xfrm>
+                      <a:off x="0" y="0"/>
+                      <a:ext cx="5486400" cy="2840736"/>
+                    </a:xfrm>
+                    <a:prstGeom prst="rect"/>
+                  </pic:spPr>
+                </pic:pic>
+              </a:graphicData>
+            </a:graphic>
+          </wp:inline>
+        </w:drawing>
+      </w:r>
+    </w:p>
+    <w:p>
+      <w:pPr>
+        <w:spacing w:line="336" w:lineRule="auto" w:after="180"/>
+      </w:pPr>
+      <w:r>
+        <w:rPr>
+          <w:b w:val="0"/>
+        </w:rPr>
+        <w:t xml:space="preserve">See what </w:t>
+      </w:r>
+      <w:r>
+        <w:rPr>
+          <w:b/>
+        </w:rPr>
+        <w:t>ReLU</w:t>
+      </w:r>
+      <w:r>
+        <w:rPr>
+          <w:b w:val="0"/>
+        </w:rPr>
+        <w:t xml:space="preserve"> removes before the next weighted step. Supplied facts: Toy network z=x-3; h=max(0, z); y=3h+2. </w:t>
+      </w:r>
+      <w:r>
+        <w:rPr>
+          <w:b/>
+        </w:rPr>
+        <w:t>Input</w:t>
+      </w:r>
+      <w:r>
+        <w:rPr>
+          <w:b w:val="0"/>
+        </w:rPr>
+        <w:t>s x=1, 3, 4.</w:t>
+      </w:r>
+    </w:p>
+    <w:p>
+      <w:pPr>
+        <w:spacing w:line="336" w:lineRule="auto" w:after="180"/>
+      </w:pPr>
+      <w:r>
+        <w:rPr>
+          <w:b w:val="0"/>
+        </w:rPr>
+        <w:t xml:space="preserve">All </w:t>
+      </w:r>
+      <w:r>
+        <w:rPr>
+          <w:b/>
+        </w:rPr>
+        <w:t>input</w:t>
+      </w:r>
+      <w:r>
+        <w:rPr>
+          <w:b w:val="0"/>
+        </w:rPr>
+        <w:t>s and outcomes in this worked example are invented classroom data; no real model run is claimed.</w:t>
+      </w:r>
+    </w:p>
+    <w:p>
+      <w:pPr>
+        <w:spacing w:line="336" w:lineRule="auto" w:after="180"/>
+        <w:shd w:fill="F5F1FB"/>
+      </w:pPr>
+      <w:r>
+        <w:rPr>
+          <w:b w:val="0"/>
+        </w:rPr>
+        <w:t>Point to the given fact that matters most. Explain why it matters.</w:t>
+      </w:r>
+    </w:p>
+    <w:p>
+      <w:pPr>
+        <w:pStyle w:val="Heading3"/>
+      </w:pPr>
+      <w:r>
+        <w:t>My picture explanation, deciding evidence and one limit</w:t>
+      </w:r>
+    </w:p>
+    <w:p>
+      <w:r>
+        <w:t>________________________________________________________________</w:t>
+      </w:r>
+    </w:p>
+    <w:p>
+      <w:r>
+        <w:t>________________________________________________________________</w:t>
+      </w:r>
+    </w:p>
+    <w:p>
+      <w:r>
+        <w:t>________________________________________________________________</w:t>
+      </w:r>
+    </w:p>
+    <w:p>
+      <w:r>
+        <w:t>________________________________________________________________</w:t>
+      </w:r>
+    </w:p>
+    <w:p>
+      <w:pPr>
+        <w:pStyle w:val="Heading3"/>
+      </w:pPr>
+      <w:r>
+        <w:t>02. Follow the deciding steps</w:t>
+      </w:r>
+    </w:p>
+    <w:p>
+      <w:r>
+        <w:drawing>
+          <wp:inline xmlns:a="http://schemas.openxmlformats.org/drawingml/2006/main" xmlns:pic="http://schemas.openxmlformats.org/drawingml/2006/picture">
+            <wp:extent cx="5486400" cy="3182112"/>
+            <wp:docPr id="4" name="Picture 4" descr="Compute preactivation: z values are-2, 0, 1. → Apply ReLU: h values are 0, 0, 1; the negative value is replaced by0. → Compute output: y values are2, 2, 5; x = 1 and x = 3 collapse to the same output."/>
+            <wp:cNvGraphicFramePr>
+              <a:graphicFrameLocks noChangeAspect="1"/>
+            </wp:cNvGraphicFramePr>
+            <a:graphic>
+              <a:graphicData uri="http://schemas.openxmlformats.org/drawingml/2006/picture">
+                <pic:pic>
+                  <pic:nvPicPr>
+                    <pic:cNvPr id="0" name="academy-story-ai-5-4-02.png"/>
+                    <pic:cNvPicPr/>
+                  </pic:nvPicPr>
+                  <pic:blipFill>
+                    <a:blip r:embed="rId12"/>
+                    <a:stretch>
+                      <a:fillRect/>
+                    </a:stretch>
+                  </pic:blipFill>
+                  <pic:spPr>
+                    <a:xfrm>
+                      <a:off x="0" y="0"/>
+                      <a:ext cx="5486400" cy="3182112"/>
+                    </a:xfrm>
+                    <a:prstGeom prst="rect"/>
+                  </pic:spPr>
+                </pic:pic>
+              </a:graphicData>
+            </a:graphic>
+          </wp:inline>
+        </w:drawing>
+      </w:r>
+    </w:p>
+    <w:p>
+      <w:pPr>
+        <w:spacing w:line="336" w:lineRule="auto" w:after="180"/>
+      </w:pPr>
+      <w:r>
+        <w:rPr>
+          <w:b w:val="0"/>
+        </w:rPr>
+        <w:t xml:space="preserve">Compute preactivation: z values are-2, 0, 1. → Apply </w:t>
+      </w:r>
+      <w:r>
+        <w:rPr>
+          <w:b/>
+        </w:rPr>
+        <w:t>ReLU</w:t>
+      </w:r>
+      <w:r>
+        <w:rPr>
+          <w:b w:val="0"/>
+        </w:rPr>
+        <w:t xml:space="preserve">: h values are 0, 0, 1; the negative value is replaced by0. → Compute </w:t>
+      </w:r>
+      <w:r>
+        <w:rPr>
+          <w:b/>
+        </w:rPr>
+        <w:t>output</w:t>
+      </w:r>
+      <w:r>
+        <w:rPr>
+          <w:b w:val="0"/>
+        </w:rPr>
+        <w:t xml:space="preserve">: y values are2, 2, 5; x = 1 and x = 3 collapse to the same </w:t>
+      </w:r>
+      <w:r>
+        <w:rPr>
+          <w:b/>
+        </w:rPr>
+        <w:t>output</w:t>
+      </w:r>
+      <w:r>
+        <w:rPr>
+          <w:b w:val="0"/>
+        </w:rPr>
+        <w:t>.</w:t>
+      </w:r>
+    </w:p>
+    <w:p>
+      <w:pPr>
+        <w:spacing w:line="336" w:lineRule="auto" w:after="180"/>
+        <w:shd w:fill="F5F1FB"/>
+      </w:pPr>
+      <w:r>
+        <w:rPr>
+          <w:b w:val="0"/>
+        </w:rPr>
+        <w:t xml:space="preserve">Point to each numbered stage and explain which recorded </w:t>
+      </w:r>
+      <w:r>
+        <w:rPr>
+          <w:b/>
+        </w:rPr>
+        <w:t>input</w:t>
+      </w:r>
+      <w:r>
+        <w:rPr>
+          <w:b w:val="0"/>
+        </w:rPr>
+        <w:t xml:space="preserve"> it uses.</w:t>
+      </w:r>
+    </w:p>
+    <w:p>
+      <w:pPr>
+        <w:pStyle w:val="Heading3"/>
+      </w:pPr>
+      <w:r>
+        <w:t>My picture explanation, deciding evidence and one limit</w:t>
+      </w:r>
+    </w:p>
+    <w:p>
+      <w:r>
+        <w:t>________________________________________________________________</w:t>
+      </w:r>
+    </w:p>
+    <w:p>
+      <w:r>
+        <w:t>________________________________________________________________</w:t>
+      </w:r>
+    </w:p>
+    <w:p>
+      <w:r>
+        <w:t>________________________________________________________________</w:t>
+      </w:r>
+    </w:p>
+    <w:p>
+      <w:r>
+        <w:t>________________________________________________________________</w:t>
+      </w:r>
+    </w:p>
+    <w:p>
+      <w:pPr>
+        <w:pStyle w:val="Heading3"/>
+      </w:pPr>
+      <w:r>
+        <w:t>03. ReLU hidden computation at x=1</w:t>
+      </w:r>
+    </w:p>
+    <w:p>
+      <w:r>
+        <w:drawing>
+          <wp:inline xmlns:a="http://schemas.openxmlformats.org/drawingml/2006/main" xmlns:pic="http://schemas.openxmlformats.org/drawingml/2006/picture">
+            <wp:extent cx="5486400" cy="2834640"/>
+            <wp:docPr id="5" name="Picture 5" descr="ReLU hidden computation at x=1. Inputs: [1]; weights: [1]; bias: -3; activation: relu; output: 0."/>
+            <wp:cNvGraphicFramePr>
+              <a:graphicFrameLocks noChangeAspect="1"/>
+            </wp:cNvGraphicFramePr>
+            <a:graphic>
+              <a:graphicData uri="http://schemas.openxmlformats.org/drawingml/2006/picture">
+                <pic:pic>
+                  <pic:nvPicPr>
+                    <pic:cNvPr id="0" name="academy-story-ai-5-4-03.png"/>
+                    <pic:cNvPicPr/>
+                  </pic:nvPicPr>
+                  <pic:blipFill>
+                    <a:blip r:embed="rId13"/>
+                    <a:stretch>
+                      <a:fillRect/>
+                    </a:stretch>
+                  </pic:blipFill>
+                  <pic:spPr>
+                    <a:xfrm>
+                      <a:off x="0" y="0"/>
+                      <a:ext cx="5486400" cy="2834640"/>
+                    </a:xfrm>
+                    <a:prstGeom prst="rect"/>
+                  </pic:spPr>
+                </pic:pic>
+              </a:graphicData>
+            </a:graphic>
+          </wp:inline>
+        </w:drawing>
+      </w:r>
+    </w:p>
+    <w:p>
+      <w:pPr>
+        <w:spacing w:line="336" w:lineRule="auto" w:after="180"/>
+      </w:pPr>
+      <w:r>
+        <w:rPr>
+          <w:b/>
+        </w:rPr>
+        <w:t>ReLU</w:t>
+      </w:r>
+      <w:r>
+        <w:rPr>
+          <w:b w:val="0"/>
+        </w:rPr>
+        <w:t xml:space="preserve"> hidden computation at x=1. </w:t>
+      </w:r>
+      <w:r>
+        <w:rPr>
+          <w:b/>
+        </w:rPr>
+        <w:t>Input</w:t>
+      </w:r>
+      <w:r>
+        <w:rPr>
+          <w:b w:val="0"/>
+        </w:rPr>
+        <w:t xml:space="preserve">s: [1]; weights: [1]; bias: -3; activation: </w:t>
+      </w:r>
+      <w:r>
+        <w:rPr>
+          <w:b/>
+        </w:rPr>
+        <w:t>relu</w:t>
+      </w:r>
+      <w:r>
+        <w:rPr>
+          <w:b w:val="0"/>
+        </w:rPr>
+        <w:t xml:space="preserve">; </w:t>
+      </w:r>
+      <w:r>
+        <w:rPr>
+          <w:b/>
+        </w:rPr>
+        <w:t>output</w:t>
+      </w:r>
+      <w:r>
+        <w:rPr>
+          <w:b w:val="0"/>
+        </w:rPr>
+        <w:t>: 0.</w:t>
+      </w:r>
+    </w:p>
+    <w:p>
+      <w:pPr>
+        <w:spacing w:line="336" w:lineRule="auto" w:after="180"/>
+        <w:shd w:fill="F5F1FB"/>
+      </w:pPr>
+      <w:r>
+        <w:rPr>
+          <w:b w:val="0"/>
+        </w:rPr>
+        <w:t>Read the labels and values. Explain the relationship the model shows.</w:t>
+      </w:r>
+    </w:p>
+    <w:p>
+      <w:pPr>
+        <w:pStyle w:val="Heading3"/>
+      </w:pPr>
+      <w:r>
+        <w:t>My picture explanation, deciding evidence and one limit</w:t>
+      </w:r>
+    </w:p>
+    <w:p>
+      <w:r>
+        <w:t>________________________________________________________________</w:t>
+      </w:r>
+    </w:p>
+    <w:p>
+      <w:r>
+        <w:t>________________________________________________________________</w:t>
+      </w:r>
+    </w:p>
+    <w:p>
+      <w:r>
+        <w:t>________________________________________________________________</w:t>
+      </w:r>
+    </w:p>
+    <w:p>
+      <w:r>
+        <w:t>________________________________________________________________</w:t>
+      </w:r>
+    </w:p>
+    <w:p>
+      <w:pPr>
+        <w:pStyle w:val="Heading3"/>
+      </w:pPr>
+      <w:r>
+        <w:t>04. Change one thing. Trace what follows.</w:t>
+      </w:r>
+    </w:p>
+    <w:p>
+      <w:r>
+        <w:drawing>
+          <wp:inline xmlns:a="http://schemas.openxmlformats.org/drawingml/2006/main" xmlns:pic="http://schemas.openxmlformats.org/drawingml/2006/picture">
+            <wp:extent cx="5486400" cy="3026664"/>
+            <wp:docPr id="6" name="Picture 6" descr="Original case: y values are2, 2, 5; x = 1 and x = 3 collapse to the same output. Changed condition: Replace ReLU with identity. Expected result: h becomes-2, 0, 1 and outputs become-4, 2, 5. Reason: Identity retains the negative intermediate value instead of clipping it."/>
+            <wp:cNvGraphicFramePr>
+              <a:graphicFrameLocks noChangeAspect="1"/>
+            </wp:cNvGraphicFramePr>
+            <a:graphic>
+              <a:graphicData uri="http://schemas.openxmlformats.org/drawingml/2006/picture">
+                <pic:pic>
+                  <pic:nvPicPr>
+                    <pic:cNvPr id="0" name="academy-story-ai-5-4-04.png"/>
+                    <pic:cNvPicPr/>
+                  </pic:nvPicPr>
+                  <pic:blipFill>
+                    <a:blip r:embed="rId14"/>
+                    <a:stretch>
+                      <a:fillRect/>
+                    </a:stretch>
+                  </pic:blipFill>
+                  <pic:spPr>
+                    <a:xfrm>
+                      <a:off x="0" y="0"/>
+                      <a:ext cx="5486400" cy="3026664"/>
+                    </a:xfrm>
+                    <a:prstGeom prst="rect"/>
+                  </pic:spPr>
+                </pic:pic>
+              </a:graphicData>
+            </a:graphic>
+          </wp:inline>
+        </w:drawing>
+      </w:r>
+    </w:p>
+    <w:p>
+      <w:pPr>
+        <w:spacing w:line="336" w:lineRule="auto" w:after="180"/>
+      </w:pPr>
+      <w:r>
+        <w:rPr>
+          <w:b w:val="0"/>
+        </w:rPr>
+        <w:t xml:space="preserve">Original case: y values are2, 2, 5; x = 1 and x = 3 collapse to the same </w:t>
+      </w:r>
+      <w:r>
+        <w:rPr>
+          <w:b/>
+        </w:rPr>
+        <w:t>output</w:t>
+      </w:r>
+      <w:r>
+        <w:rPr>
+          <w:b w:val="0"/>
+        </w:rPr>
+        <w:t xml:space="preserve">. Changed condition: Replace </w:t>
+      </w:r>
+      <w:r>
+        <w:rPr>
+          <w:b/>
+        </w:rPr>
+        <w:t>ReLU</w:t>
+      </w:r>
+      <w:r>
+        <w:rPr>
+          <w:b w:val="0"/>
+        </w:rPr>
+        <w:t xml:space="preserve"> with identity. Expected result: h becomes-2, 0, 1 and </w:t>
+      </w:r>
+      <w:r>
+        <w:rPr>
+          <w:b/>
+        </w:rPr>
+        <w:t>output</w:t>
+      </w:r>
+      <w:r>
+        <w:rPr>
+          <w:b w:val="0"/>
+        </w:rPr>
+        <w:t>s become-4, 2, 5.</w:t>
+      </w:r>
+    </w:p>
+    <w:p>
+      <w:pPr>
+        <w:spacing w:line="336" w:lineRule="auto" w:after="180"/>
+      </w:pPr>
+      <w:r>
+        <w:rPr>
+          <w:b w:val="0"/>
+        </w:rPr>
+        <w:t>Reason: Identity retains the negative intermediate value instead of clipping it.</w:t>
+      </w:r>
+    </w:p>
+    <w:p>
+      <w:pPr>
+        <w:spacing w:line="336" w:lineRule="auto" w:after="180"/>
+        <w:shd w:fill="F5F1FB"/>
+      </w:pPr>
+      <w:r>
+        <w:rPr>
+          <w:b w:val="0"/>
+        </w:rPr>
+        <w:t>Predict before checking the worked changed-case result. Name what changed and what the supplied facts allow you to conclude.</w:t>
+      </w:r>
+    </w:p>
+    <w:p>
+      <w:pPr>
+        <w:pStyle w:val="Heading3"/>
+      </w:pPr>
+      <w:r>
+        <w:t>My picture explanation, deciding evidence and one limit</w:t>
+      </w:r>
+    </w:p>
+    <w:p>
+      <w:r>
+        <w:t>________________________________________________________________</w:t>
+      </w:r>
+    </w:p>
+    <w:p>
+      <w:r>
+        <w:t>________________________________________________________________</w:t>
+      </w:r>
+    </w:p>
+    <w:p>
+      <w:r>
+        <w:t>________________________________________________________________</w:t>
+      </w:r>
+    </w:p>
+    <w:p>
+      <w:r>
+        <w:t>________________________________________________________________</w:t>
+      </w:r>
+    </w:p>
+    <w:p>
+      <w:pPr>
+        <w:pStyle w:val="Heading3"/>
+      </w:pPr>
+      <w:r>
+        <w:t>05. Connect the explanation to its limit</w:t>
+      </w:r>
+    </w:p>
+    <w:p>
+      <w:r>
+        <w:drawing>
+          <wp:inline xmlns:a="http://schemas.openxmlformats.org/drawingml/2006/main" xmlns:pic="http://schemas.openxmlformats.org/drawingml/2006/picture">
+            <wp:extent cx="5486400" cy="2834640"/>
+            <wp:docPr id="7" name="Picture 7" descr="ReLU means keep a positive value and replace a negative one with zero. The output layer receives that transformed value, not the original input. Inputs one and three therefore both deliver zero to the final layer and produce two. Replacing ReLU with identity changes the procedure: negative intermediate values now remain available to the next layer. Limit: ReLU is one activation choice. Clipping negatives does not itself train the network or prove useful representation."/>
+            <wp:cNvGraphicFramePr>
+              <a:graphicFrameLocks noChangeAspect="1"/>
+            </wp:cNvGraphicFramePr>
+            <a:graphic>
+              <a:graphicData uri="http://schemas.openxmlformats.org/drawingml/2006/picture">
+                <pic:pic>
+                  <pic:nvPicPr>
+                    <pic:cNvPr id="0" name="academy-story-ai-5-4-05.png"/>
+                    <pic:cNvPicPr/>
+                  </pic:nvPicPr>
+                  <pic:blipFill>
+                    <a:blip r:embed="rId15"/>
+                    <a:stretch>
+                      <a:fillRect/>
+                    </a:stretch>
+                  </pic:blipFill>
+                  <pic:spPr>
+                    <a:xfrm>
+                      <a:off x="0" y="0"/>
+                      <a:ext cx="5486400" cy="2834640"/>
+                    </a:xfrm>
+                    <a:prstGeom prst="rect"/>
+                  </pic:spPr>
+                </pic:pic>
+              </a:graphicData>
+            </a:graphic>
+          </wp:inline>
+        </w:drawing>
+      </w:r>
+    </w:p>
+    <w:p>
+      <w:pPr>
+        <w:spacing w:line="336" w:lineRule="auto" w:after="180"/>
+      </w:pPr>
+      <w:r>
+        <w:rPr>
+          <w:b/>
+        </w:rPr>
+        <w:t>ReLU</w:t>
+      </w:r>
+      <w:r>
+        <w:rPr>
+          <w:b w:val="0"/>
+        </w:rPr>
+        <w:t xml:space="preserve"> means keep a positive value and replace a negative one with zero. The </w:t>
+      </w:r>
+      <w:r>
+        <w:rPr>
+          <w:b/>
+        </w:rPr>
+        <w:t>output</w:t>
+      </w:r>
+      <w:r>
+        <w:rPr>
+          <w:b w:val="0"/>
+        </w:rPr>
+        <w:t xml:space="preserve"> layer receives that transformed value, not the original </w:t>
+      </w:r>
+      <w:r>
+        <w:rPr>
+          <w:b/>
+        </w:rPr>
+        <w:t>input</w:t>
+      </w:r>
+      <w:r>
+        <w:rPr>
+          <w:b w:val="0"/>
+        </w:rPr>
+        <w:t>.</w:t>
+      </w:r>
+    </w:p>
+    <w:p>
+      <w:pPr>
+        <w:spacing w:line="336" w:lineRule="auto" w:after="180"/>
+      </w:pPr>
+      <w:r>
+        <w:rPr>
+          <w:b/>
+        </w:rPr>
+        <w:t>Input</w:t>
+      </w:r>
+      <w:r>
+        <w:rPr>
+          <w:b w:val="0"/>
+        </w:rPr>
+        <w:t xml:space="preserve">s one and three therefore both deliver zero to the final layer and produce two. Replacing </w:t>
+      </w:r>
+      <w:r>
+        <w:rPr>
+          <w:b/>
+        </w:rPr>
+        <w:t>ReLU</w:t>
+      </w:r>
+      <w:r>
+        <w:rPr>
+          <w:b w:val="0"/>
+        </w:rPr>
+        <w:t xml:space="preserve"> with identity changes the procedure: negative intermediate values now remain available to the next layer.</w:t>
+      </w:r>
+    </w:p>
+    <w:p>
+      <w:pPr>
+        <w:spacing w:line="336" w:lineRule="auto" w:after="180"/>
+      </w:pPr>
+      <w:r>
+        <w:rPr>
+          <w:b w:val="0"/>
+        </w:rPr>
+        <w:t xml:space="preserve">Limit: </w:t>
+      </w:r>
+      <w:r>
+        <w:rPr>
+          <w:b/>
+        </w:rPr>
+        <w:t>ReLU</w:t>
+      </w:r>
+      <w:r>
+        <w:rPr>
+          <w:b w:val="0"/>
+        </w:rPr>
+        <w:t xml:space="preserve"> is one activation choice. Clipping negatives does not itself train the network or prove useful representation.</w:t>
+      </w:r>
+    </w:p>
+    <w:p>
+      <w:pPr>
+        <w:spacing w:line="336" w:lineRule="auto" w:after="180"/>
+        <w:shd w:fill="F5F1FB"/>
+      </w:pPr>
+      <w:r>
+        <w:rPr>
+          <w:b w:val="0"/>
+        </w:rPr>
+        <w:t>Explain the case, then point to a limit on the claim.</w:t>
+      </w:r>
+    </w:p>
+    <w:p>
+      <w:pPr>
+        <w:pStyle w:val="Heading3"/>
+      </w:pPr>
+      <w:r>
+        <w:t>My picture explanation, deciding evidence and one limit</w:t>
+      </w:r>
+    </w:p>
+    <w:p>
+      <w:r>
+        <w:t>________________________________________________________________</w:t>
+      </w:r>
+    </w:p>
+    <w:p>
+      <w:r>
+        <w:t>________________________________________________________________</w:t>
+      </w:r>
+    </w:p>
+    <w:p>
+      <w:r>
+        <w:t>________________________________________________________________</w:t>
+      </w:r>
+    </w:p>
+    <w:p>
+      <w:r>
+        <w:t>________________________________________________________________</w:t>
+      </w:r>
+    </w:p>
+    <w:p>
+      <w:pPr>
+        <w:pStyle w:val="Heading3"/>
+      </w:pPr>
+      <w:r>
+        <w:t>06. Make the idea visible in your project</w:t>
+      </w:r>
+    </w:p>
+    <w:p>
+      <w:r>
+        <w:drawing>
+          <wp:inline xmlns:a="http://schemas.openxmlformats.org/drawingml/2006/main" xmlns:pic="http://schemas.openxmlformats.org/drawingml/2006/picture">
+            <wp:extent cx="5486400" cy="3681984"/>
+            <wp:docPr id="8" name="Picture 8" descr="For your Image-pattern Network Investigation, save the input, procedure, observed result and limitation of this check. Label this worked example as practice; use a different, previously unreviewed case when checking independent understanding. Draw your input, deciding step, result and limit. Supported question: Which original inputs cannot be distinguished by this network’s final output? Point to the relevant step in the picture, then write the changed result and the rule or evidence that supports it."/>
+            <wp:cNvGraphicFramePr>
+              <a:graphicFrameLocks noChangeAspect="1"/>
+            </wp:cNvGraphicFramePr>
+            <a:graphic>
+              <a:graphicData uri="http://schemas.openxmlformats.org/drawingml/2006/picture">
+                <pic:pic>
+                  <pic:nvPicPr>
+                    <pic:cNvPr id="0" name="academy-story-ai-5-4-06.png"/>
+                    <pic:cNvPicPr/>
+                  </pic:nvPicPr>
+                  <pic:blipFill>
+                    <a:blip r:embed="rId16"/>
+                    <a:stretch>
+                      <a:fillRect/>
+                    </a:stretch>
+                  </pic:blipFill>
+                  <pic:spPr>
+                    <a:xfrm>
+                      <a:off x="0" y="0"/>
+                      <a:ext cx="5486400" cy="3681984"/>
+                    </a:xfrm>
+                    <a:prstGeom prst="rect"/>
+                  </pic:spPr>
+                </pic:pic>
+              </a:graphicData>
+            </a:graphic>
+          </wp:inline>
+        </w:drawing>
+      </w:r>
+    </w:p>
+    <w:p>
+      <w:pPr>
+        <w:spacing w:line="336" w:lineRule="auto" w:after="180"/>
+      </w:pPr>
+      <w:r>
+        <w:rPr>
+          <w:b w:val="0"/>
+        </w:rPr>
+        <w:t xml:space="preserve">For your Image-pattern Network Investigation, save the </w:t>
+      </w:r>
+      <w:r>
+        <w:rPr>
+          <w:b/>
+        </w:rPr>
+        <w:t>input</w:t>
+      </w:r>
+      <w:r>
+        <w:rPr>
+          <w:b w:val="0"/>
+        </w:rPr>
+        <w:t>, procedure, observed result and limitation of this check.</w:t>
+      </w:r>
+    </w:p>
+    <w:p>
+      <w:pPr>
+        <w:spacing w:line="336" w:lineRule="auto" w:after="180"/>
+      </w:pPr>
+      <w:r>
+        <w:rPr>
+          <w:b w:val="0"/>
+        </w:rPr>
+        <w:t xml:space="preserve">Label this worked example as practice; use a different, previously unreviewed case when checking independent understanding. Draw your </w:t>
+      </w:r>
+      <w:r>
+        <w:rPr>
+          <w:b/>
+        </w:rPr>
+        <w:t>input</w:t>
+      </w:r>
+      <w:r>
+        <w:rPr>
+          <w:b w:val="0"/>
+        </w:rPr>
+        <w:t>, deciding step, result and limit.</w:t>
+      </w:r>
+    </w:p>
+    <w:p>
+      <w:pPr>
+        <w:spacing w:line="336" w:lineRule="auto" w:after="180"/>
+      </w:pPr>
+      <w:r>
+        <w:rPr>
+          <w:b w:val="0"/>
+        </w:rPr>
+        <w:t xml:space="preserve">Supported question: Which original </w:t>
+      </w:r>
+      <w:r>
+        <w:rPr>
+          <w:b/>
+        </w:rPr>
+        <w:t>input</w:t>
+      </w:r>
+      <w:r>
+        <w:rPr>
+          <w:b w:val="0"/>
+        </w:rPr>
+        <w:t xml:space="preserve">s cannot be distinguished by this network’s final </w:t>
+      </w:r>
+      <w:r>
+        <w:rPr>
+          <w:b/>
+        </w:rPr>
+        <w:t>output</w:t>
+      </w:r>
+      <w:r>
+        <w:rPr>
+          <w:b w:val="0"/>
+        </w:rPr>
+        <w:t xml:space="preserve">? Point to the relevant step in the picture, then write the changed result and the rule or </w:t>
+      </w:r>
+      <w:r>
+        <w:rPr>
+          <w:b/>
+        </w:rPr>
+        <w:t>evidence</w:t>
+      </w:r>
+      <w:r>
+        <w:rPr>
+          <w:b w:val="0"/>
+        </w:rPr>
+        <w:t xml:space="preserve"> that supports it.</w:t>
+      </w:r>
+    </w:p>
+    <w:p>
+      <w:pPr>
+        <w:spacing w:line="336" w:lineRule="auto" w:after="180"/>
+        <w:shd w:fill="F5F1FB"/>
+      </w:pPr>
+      <w:r>
+        <w:rPr>
+          <w:b w:val="0"/>
+        </w:rPr>
+        <w:t xml:space="preserve">Draw your project trace and justify the deciding step using </w:t>
+      </w:r>
+      <w:r>
+        <w:rPr>
+          <w:b/>
+        </w:rPr>
+        <w:t>evidence</w:t>
+      </w:r>
+      <w:r>
+        <w:rPr>
+          <w:b w:val="0"/>
+        </w:rPr>
+        <w:t>.</w:t>
+      </w:r>
+    </w:p>
+    <w:p>
+      <w:pPr>
+        <w:pStyle w:val="Heading3"/>
+      </w:pPr>
+      <w:r>
+        <w:t>My picture explanation, deciding evidence and one limit</w:t>
       </w:r>
     </w:p>
     <w:p>

--- a/downloads/workbook/ai-5-week-04.docx
+++ b/downloads/workbook/ai-5-week-04.docx
@@ -138,6 +138,321 @@
     <w:p>
       <w:r>
         <w:t>________________________________________________________________</w:t>
+      </w:r>
+    </w:p>
+    <w:p>
+      <w:pPr>
+        <w:pStyle w:val="Heading3"/>
+      </w:pPr>
+      <w:r>
+        <w:t>Lesson reference for workbook practice</w:t>
+      </w:r>
+    </w:p>
+    <w:p>
+      <w:pPr>
+        <w:spacing w:line="336" w:lineRule="auto" w:after="180"/>
+        <w:shd w:fill="F1F6F8"/>
+      </w:pPr>
+      <w:r>
+        <w:rPr>
+          <w:b w:val="0"/>
+        </w:rPr>
+        <w:t>Use this reference for the original W1–W3 and W5 exercises. The separately named independent case supplies its own changed facts; use those facts for that attempt before feedback.</w:t>
+      </w:r>
+    </w:p>
+    <w:p>
+      <w:pPr>
+        <w:spacing w:line="336" w:lineRule="auto" w:after="180"/>
+      </w:pPr>
+      <w:r>
+        <w:rPr>
+          <w:b w:val="0"/>
+        </w:rPr>
+        <w:t xml:space="preserve">First compute an affine score z = w dot x + b. An activation then returns a = f(z). In a network this value may become an </w:t>
+      </w:r>
+      <w:r>
+        <w:rPr>
+          <w:b/>
+        </w:rPr>
+        <w:t>input</w:t>
+      </w:r>
+      <w:r>
+        <w:rPr>
+          <w:b w:val="0"/>
+        </w:rPr>
+        <w:t xml:space="preserve"> to another layer; it is not automatically a class </w:t>
+      </w:r>
+      <w:r>
+        <w:rPr>
+          <w:b/>
+        </w:rPr>
+        <w:t>prediction</w:t>
+      </w:r>
+      <w:r>
+        <w:rPr>
+          <w:b w:val="0"/>
+        </w:rPr>
+        <w:t>.</w:t>
+      </w:r>
+    </w:p>
+    <w:p>
+      <w:pPr>
+        <w:spacing w:line="336" w:lineRule="auto" w:after="180"/>
+      </w:pPr>
+      <w:r>
+        <w:rPr>
+          <w:b w:val="0"/>
+        </w:rPr>
+        <w:t>We will compare three functions using the same incoming scores so that only the activation changes.</w:t>
+      </w:r>
+    </w:p>
+    <w:p>
+      <w:pPr>
+        <w:spacing w:line="336" w:lineRule="auto" w:after="180"/>
+      </w:pPr>
+      <w:r>
+        <w:rPr>
+          <w:b w:val="0"/>
+        </w:rPr>
+        <w:t xml:space="preserve">Identity returns z unchanged. </w:t>
+      </w:r>
+      <w:r>
+        <w:rPr>
+          <w:b/>
+        </w:rPr>
+        <w:t>ReLU</w:t>
+      </w:r>
+      <w:r>
+        <w:rPr>
+          <w:b w:val="0"/>
+        </w:rPr>
+        <w:t xml:space="preserve">, pronounced ree-loo, returns the larger of zero and z. Thus </w:t>
+      </w:r>
+      <w:r>
+        <w:rPr>
+          <w:b/>
+        </w:rPr>
+        <w:t>ReLU</w:t>
+      </w:r>
+      <w:r>
+        <w:rPr>
+          <w:b w:val="0"/>
+        </w:rPr>
+        <w:t xml:space="preserve">(-2) = 0, </w:t>
+      </w:r>
+      <w:r>
+        <w:rPr>
+          <w:b/>
+        </w:rPr>
+        <w:t>ReLU</w:t>
+      </w:r>
+      <w:r>
+        <w:rPr>
+          <w:b w:val="0"/>
+        </w:rPr>
+        <w:t xml:space="preserve">(0) = 0 and </w:t>
+      </w:r>
+      <w:r>
+        <w:rPr>
+          <w:b/>
+        </w:rPr>
+        <w:t>ReLU</w:t>
+      </w:r>
+      <w:r>
+        <w:rPr>
+          <w:b w:val="0"/>
+        </w:rPr>
+        <w:t xml:space="preserve">(2) = 2. Positive scores keep their magnitude; </w:t>
+      </w:r>
+      <w:r>
+        <w:rPr>
+          <w:b/>
+        </w:rPr>
+        <w:t>ReLU</w:t>
+      </w:r>
+      <w:r>
+        <w:rPr>
+          <w:b w:val="0"/>
+        </w:rPr>
+        <w:t xml:space="preserve"> does not turn every positive value into 1.</w:t>
+      </w:r>
+    </w:p>
+    <w:tbl>
+      <w:tblPr>
+        <w:tblStyle w:val="LightShading-Accent1"/>
+        <w:tblW w:type="auto" w:w="0"/>
+        <w:tblLook w:firstColumn="1" w:firstRow="1" w:lastColumn="0" w:lastRow="0" w:noHBand="0" w:noVBand="1" w:val="04A0"/>
+      </w:tblPr>
+      <w:tblGrid>
+        <w:gridCol w:w="3408"/>
+        <w:gridCol w:w="3408"/>
+        <w:gridCol w:w="3408"/>
+      </w:tblGrid>
+      <w:tr>
+        <w:trPr>
+          <w:tblHeader/>
+        </w:trPr>
+        <w:tc>
+          <w:tcPr>
+            <w:tcW w:type="dxa" w:w="3408"/>
+          </w:tcPr>
+          <w:p>
+            <w:r>
+              <w:t>Incoming z</w:t>
+            </w:r>
+          </w:p>
+        </w:tc>
+        <w:tc>
+          <w:tcPr>
+            <w:tcW w:type="dxa" w:w="3408"/>
+          </w:tcPr>
+          <w:p>
+            <w:r>
+              <w:t>Identity output</w:t>
+            </w:r>
+          </w:p>
+        </w:tc>
+        <w:tc>
+          <w:tcPr>
+            <w:tcW w:type="dxa" w:w="3408"/>
+          </w:tcPr>
+          <w:p>
+            <w:r>
+              <w:t>ReLU output</w:t>
+            </w:r>
+          </w:p>
+        </w:tc>
+      </w:tr>
+      <w:tr>
+        <w:tc>
+          <w:tcPr>
+            <w:tcW w:type="dxa" w:w="3408"/>
+          </w:tcPr>
+          <w:p>
+            <w:r>
+              <w:t>-2</w:t>
+            </w:r>
+          </w:p>
+        </w:tc>
+        <w:tc>
+          <w:tcPr>
+            <w:tcW w:type="dxa" w:w="3408"/>
+          </w:tcPr>
+          <w:p>
+            <w:r>
+              <w:t>-2</w:t>
+            </w:r>
+          </w:p>
+        </w:tc>
+        <w:tc>
+          <w:tcPr>
+            <w:tcW w:type="dxa" w:w="3408"/>
+          </w:tcPr>
+          <w:p>
+            <w:r>
+              <w:t>0</w:t>
+            </w:r>
+          </w:p>
+        </w:tc>
+      </w:tr>
+      <w:tr>
+        <w:tc>
+          <w:tcPr>
+            <w:tcW w:type="dxa" w:w="3408"/>
+          </w:tcPr>
+          <w:p>
+            <w:r>
+              <w:t>0</w:t>
+            </w:r>
+          </w:p>
+        </w:tc>
+        <w:tc>
+          <w:tcPr>
+            <w:tcW w:type="dxa" w:w="3408"/>
+          </w:tcPr>
+          <w:p>
+            <w:r>
+              <w:t>0</w:t>
+            </w:r>
+          </w:p>
+        </w:tc>
+        <w:tc>
+          <w:tcPr>
+            <w:tcW w:type="dxa" w:w="3408"/>
+          </w:tcPr>
+          <w:p>
+            <w:r>
+              <w:t>0</w:t>
+            </w:r>
+          </w:p>
+        </w:tc>
+      </w:tr>
+      <w:tr>
+        <w:tc>
+          <w:tcPr>
+            <w:tcW w:type="dxa" w:w="3408"/>
+          </w:tcPr>
+          <w:p>
+            <w:r>
+              <w:t>2</w:t>
+            </w:r>
+          </w:p>
+        </w:tc>
+        <w:tc>
+          <w:tcPr>
+            <w:tcW w:type="dxa" w:w="3408"/>
+          </w:tcPr>
+          <w:p>
+            <w:r>
+              <w:t>2</w:t>
+            </w:r>
+          </w:p>
+        </w:tc>
+        <w:tc>
+          <w:tcPr>
+            <w:tcW w:type="dxa" w:w="3408"/>
+          </w:tcPr>
+          <w:p>
+            <w:r>
+              <w:t>2</w:t>
+            </w:r>
+          </w:p>
+        </w:tc>
+      </w:tr>
+    </w:tbl>
+    <w:p>
+      <w:pPr>
+        <w:spacing w:line="336" w:lineRule="auto" w:after="180"/>
+      </w:pPr>
+      <w:r>
+        <w:rPr>
+          <w:b w:val="0"/>
+        </w:rPr>
+        <w:t xml:space="preserve">These are fixed arithmetic functions. Selecting a function or changing its </w:t>
+      </w:r>
+      <w:r>
+        <w:rPr>
+          <w:b/>
+        </w:rPr>
+        <w:t>input</w:t>
+      </w:r>
+      <w:r>
+        <w:rPr>
+          <w:b w:val="0"/>
+        </w:rPr>
+        <w:t xml:space="preserve"> is not itself a </w:t>
+      </w:r>
+      <w:r>
+        <w:rPr>
+          <w:b/>
+        </w:rPr>
+        <w:t>training</w:t>
+      </w:r>
+      <w:r>
+        <w:rPr>
+          <w:b w:val="0"/>
+        </w:rPr>
+        <w:t xml:space="preserve"> procedure. Later weeks will introduce losses and parameter updates.</w:t>
       </w:r>
     </w:p>
     <w:p>
@@ -1431,7 +1746,7 @@
         <w:drawing>
           <wp:inline xmlns:a="http://schemas.openxmlformats.org/drawingml/2006/main" xmlns:pic="http://schemas.openxmlformats.org/drawingml/2006/picture">
             <wp:extent cx="5486400" cy="5185229"/>
-            <wp:docPr id="2" name="Picture 2" descr="Activation functions. Compute preactivation: z values are-2, 0, 1.. Apply ReLU: h values are 0, 0, 1; the negative value is replaced by0.. Compute output: y values are2, 2, 5; x = 1 and x = 3 collapse to the same output."/>
+            <wp:docPr id="2" name="Picture 2" descr="Activation functions. Compute preactivation: z values are -2, 0, 1.. Apply ReLU: h values are 0, 0, 1; the negative value is replaced by0.. Compute output: y values are 2, 2, 5; x = 1 and x = 3 collapse to the same output."/>
             <wp:cNvGraphicFramePr>
               <a:graphicFrameLocks noChangeAspect="1"/>
             </wp:cNvGraphicFramePr>
@@ -1906,7 +2221,7 @@
         <w:rPr>
           <w:b w:val="0"/>
         </w:rPr>
-        <w:t xml:space="preserve">Which labelled step matches this detail? y values are2, 2, 5; x = 1 and x = 3 collapse to the same </w:t>
+        <w:t xml:space="preserve">Which labelled step matches this detail? y values are 2, 2, 5; x = 1 and x = 3 collapse to the same </w:t>
       </w:r>
       <w:r>
         <w:rPr>
@@ -2051,7 +2366,7 @@
         <w:rPr>
           <w:b w:val="0"/>
         </w:rPr>
-        <w:t xml:space="preserve"> y values are2, 2, 5; x = 1 and x = 3 collapse to the same </w:t>
+        <w:t xml:space="preserve"> y values are 2, 2, 5; x = 1 and x = 3 collapse to the same </w:t>
       </w:r>
       <w:r>
         <w:rPr>
@@ -2223,7 +2538,7 @@
         <w:rPr>
           <w:b w:val="0"/>
         </w:rPr>
-        <w:t xml:space="preserve">2. h becomes-2, 0, 1 and </w:t>
+        <w:t xml:space="preserve">2. h becomes -2, 0, 1 and </w:t>
       </w:r>
       <w:r>
         <w:rPr>
@@ -2235,7 +2550,7 @@
         <w:rPr>
           <w:b w:val="0"/>
         </w:rPr>
-        <w:t>s become-4, 2, 5.</w:t>
+        <w:t>s become -4, 2, 5.</w:t>
       </w:r>
     </w:p>
     <w:p>
@@ -2332,7 +2647,7 @@
         <w:rPr>
           <w:b w:val="0"/>
         </w:rPr>
-        <w:t xml:space="preserve">After your attempt, compare with the supported explanation: h becomes-2, 0, 1 and </w:t>
+        <w:t xml:space="preserve">After your attempt, compare with the supported explanation: h becomes -2, 0, 1 and </w:t>
       </w:r>
       <w:r>
         <w:rPr>
@@ -2344,7 +2659,7 @@
         <w:rPr>
           <w:b w:val="0"/>
         </w:rPr>
-        <w:t>s become-4, 2, 5. Identity retains the negative intermediate value instead of clipping it.</w:t>
+        <w:t>s become -4, 2, 5. Identity retains the negative intermediate value instead of clipping it.</w:t>
       </w:r>
     </w:p>
     <w:p>
@@ -2756,7 +3071,7 @@
         <w:drawing>
           <wp:inline xmlns:a="http://schemas.openxmlformats.org/drawingml/2006/main" xmlns:pic="http://schemas.openxmlformats.org/drawingml/2006/picture">
             <wp:extent cx="5486400" cy="3182112"/>
-            <wp:docPr id="4" name="Picture 4" descr="Compute preactivation: z values are-2, 0, 1. → Apply ReLU: h values are 0, 0, 1; the negative value is replaced by0. → Compute output: y values are2, 2, 5; x = 1 and x = 3 collapse to the same output."/>
+            <wp:docPr id="4" name="Picture 4" descr="Compute preactivation: z values are -2, 0, 1. → Apply ReLU: h values are 0, 0, 1; the negative value is replaced by0. → Compute output: y values are 2, 2, 5; x = 1 and x = 3 collapse to the same output."/>
             <wp:cNvGraphicFramePr>
               <a:graphicFrameLocks noChangeAspect="1"/>
             </wp:cNvGraphicFramePr>
@@ -2795,7 +3110,7 @@
         <w:rPr>
           <w:b w:val="0"/>
         </w:rPr>
-        <w:t xml:space="preserve">Compute preactivation: z values are-2, 0, 1. → Apply </w:t>
+        <w:t xml:space="preserve">Compute preactivation: z values are -2, 0, 1. → Apply </w:t>
       </w:r>
       <w:r>
         <w:rPr>
@@ -2819,7 +3134,7 @@
         <w:rPr>
           <w:b w:val="0"/>
         </w:rPr>
-        <w:t xml:space="preserve">: y values are2, 2, 5; x = 1 and x = 3 collapse to the same </w:t>
+        <w:t xml:space="preserve">: y values are 2, 2, 5; x = 1 and x = 3 collapse to the same </w:t>
       </w:r>
       <w:r>
         <w:rPr>
@@ -3036,7 +3351,7 @@
         <w:drawing>
           <wp:inline xmlns:a="http://schemas.openxmlformats.org/drawingml/2006/main" xmlns:pic="http://schemas.openxmlformats.org/drawingml/2006/picture">
             <wp:extent cx="5486400" cy="3026664"/>
-            <wp:docPr id="6" name="Picture 6" descr="Original case: y values are2, 2, 5; x = 1 and x = 3 collapse to the same output. Changed condition: Replace ReLU with identity. Expected result: h becomes-2, 0, 1 and outputs become-4, 2, 5. Reason: Identity retains the negative intermediate value instead of clipping it."/>
+            <wp:docPr id="6" name="Picture 6" descr="Original case: y values are 2, 2, 5; x = 1 and x = 3 collapse to the same output. Changed condition: Replace ReLU with identity. Expected result: h becomes -2, 0, 1 and outputs become -4, 2, 5. Reason: Identity retains the negative intermediate value instead of clipping it."/>
             <wp:cNvGraphicFramePr>
               <a:graphicFrameLocks noChangeAspect="1"/>
             </wp:cNvGraphicFramePr>
@@ -3075,7 +3390,7 @@
         <w:rPr>
           <w:b w:val="0"/>
         </w:rPr>
-        <w:t xml:space="preserve">Original case: y values are2, 2, 5; x = 1 and x = 3 collapse to the same </w:t>
+        <w:t xml:space="preserve">Original case: y values are 2, 2, 5; x = 1 and x = 3 collapse to the same </w:t>
       </w:r>
       <w:r>
         <w:rPr>
@@ -3099,7 +3414,7 @@
         <w:rPr>
           <w:b w:val="0"/>
         </w:rPr>
-        <w:t xml:space="preserve"> with identity. Expected result: h becomes-2, 0, 1 and </w:t>
+        <w:t xml:space="preserve"> with identity. Expected result: h becomes -2, 0, 1 and </w:t>
       </w:r>
       <w:r>
         <w:rPr>
@@ -3111,7 +3426,7 @@
         <w:rPr>
           <w:b w:val="0"/>
         </w:rPr>
-        <w:t>s become-4, 2, 5.</w:t>
+        <w:t>s become -4, 2, 5.</w:t>
       </w:r>
     </w:p>
     <w:p>

--- a/downloads/workbook/ai-5-week-04.docx
+++ b/downloads/workbook/ai-5-week-04.docx
@@ -25,22 +25,45 @@
         <w:pStyle w:val="Heading1"/>
       </w:pPr>
       <w:r>
-        <w:t>01. Recall and choose your starting point</w:t>
-      </w:r>
-    </w:p>
-    <w:p>
-      <w:r>
-        <w:t>Record your starting explanation for Activation functions before opening notes. Show any later correction separately.</w:t>
-      </w:r>
-    </w:p>
-    <w:p>
-      <w:pPr>
-        <w:spacing w:line="336" w:lineRule="auto" w:after="180"/>
-      </w:pPr>
-      <w:r>
-        <w:rPr>
-          <w:b w:val="0"/>
-        </w:rPr>
+        <w:t>One readable activation and chain trace.</w:t>
+      </w:r>
+    </w:p>
+    <w:p>
+      <w:r>
+        <w:t>Compare fixed functions,explain nonlinear information loss and state unsupported claims.</w:t>
+      </w:r>
+    </w:p>
+    <w:p>
+      <w:r>
+        <w:t>W1–W3/W5 → selected new chain → project activation record → changed-case return.</w:t>
+      </w:r>
+    </w:p>
+    <w:p>
+      <w:pPr>
+        <w:pStyle w:val="Heading1"/>
+      </w:pPr>
+      <w:r>
+        <w:t>01. Recall · Retrieve before notes</w:t>
+      </w:r>
+    </w:p>
+    <w:p>
+      <w:r>
+        <w:t>Keep this task’s inputs,rule and response together.</w:t>
+      </w:r>
+    </w:p>
+    <w:p>
+      <w:pPr>
+        <w:pStyle w:val="Heading2"/>
+      </w:pPr>
+      <w:r>
+        <w:t>Complete task and evidence</w:t>
+      </w:r>
+    </w:p>
+    <w:p>
+      <w:pPr>
+        <w:pStyle w:val="ListBullet"/>
+      </w:pPr>
+      <w:r>
         <w:t>Try the recall before opening notes. Then use a different colour or a labelled second line to correct your explanation.</w:t>
       </w:r>
     </w:p>
@@ -54,12 +77,9 @@
     </w:p>
     <w:p>
       <w:pPr>
-        <w:spacing w:line="336" w:lineRule="auto" w:after="180"/>
-      </w:pPr>
-      <w:r>
-        <w:rPr>
-          <w:b w:val="0"/>
-        </w:rPr>
+        <w:pStyle w:val="ListBullet"/>
+      </w:pPr>
+      <w:r>
         <w:t>Without opening the old lesson, explain one key idea from Bias terms and decision boundaries. Give an example and a mistake that the idea helps you avoid.</w:t>
       </w:r>
     </w:p>
@@ -96,25 +116,10 @@
     </w:p>
     <w:p>
       <w:pPr>
-        <w:spacing w:line="336" w:lineRule="auto" w:after="180"/>
-      </w:pPr>
-      <w:r>
-        <w:rPr>
-          <w:b w:val="0"/>
-        </w:rPr>
-        <w:t xml:space="preserve">Without opening the old lesson, explain one key idea from Representing </w:t>
-      </w:r>
-      <w:r>
-        <w:rPr>
-          <w:b/>
-        </w:rPr>
-        <w:t>input</w:t>
-      </w:r>
-      <w:r>
-        <w:rPr>
-          <w:b w:val="0"/>
-        </w:rPr>
-        <w:t>s as vectors. Give an example and a mistake that the idea helps you avoid.</w:t>
+        <w:pStyle w:val="ListBullet"/>
+      </w:pPr>
+      <w:r>
+        <w:t>Without opening the old lesson, explain one key idea from Representing inputs as vectors. Give an example and a mistake that the idea helps you avoid.</w:t>
       </w:r>
     </w:p>
     <w:p>
@@ -150,131 +155,26 @@
     </w:p>
     <w:p>
       <w:pPr>
-        <w:spacing w:line="336" w:lineRule="auto" w:after="180"/>
-        <w:shd w:fill="F1F6F8"/>
-      </w:pPr>
-      <w:r>
-        <w:rPr>
-          <w:b w:val="0"/>
-        </w:rPr>
+        <w:pStyle w:val="ListBullet"/>
+      </w:pPr>
+      <w:r>
         <w:t>Use this reference for the original W1–W3 and W5 exercises. The separately named independent case supplies its own changed facts; use those facts for that attempt before feedback.</w:t>
       </w:r>
     </w:p>
     <w:p>
       <w:pPr>
-        <w:spacing w:line="336" w:lineRule="auto" w:after="180"/>
-      </w:pPr>
-      <w:r>
-        <w:rPr>
-          <w:b w:val="0"/>
-        </w:rPr>
-        <w:t xml:space="preserve">First compute an affine score z = w dot x + b. An activation then returns a = f(z). In a network this value may become an </w:t>
-      </w:r>
-      <w:r>
-        <w:rPr>
-          <w:b/>
-        </w:rPr>
-        <w:t>input</w:t>
-      </w:r>
-      <w:r>
-        <w:rPr>
-          <w:b w:val="0"/>
-        </w:rPr>
-        <w:t xml:space="preserve"> to another layer; it is not automatically a class </w:t>
-      </w:r>
-      <w:r>
-        <w:rPr>
-          <w:b/>
-        </w:rPr>
-        <w:t>prediction</w:t>
-      </w:r>
-      <w:r>
-        <w:rPr>
-          <w:b w:val="0"/>
-        </w:rPr>
-        <w:t>.</w:t>
-      </w:r>
-    </w:p>
-    <w:p>
-      <w:pPr>
-        <w:spacing w:line="336" w:lineRule="auto" w:after="180"/>
-      </w:pPr>
-      <w:r>
-        <w:rPr>
-          <w:b w:val="0"/>
-        </w:rPr>
-        <w:t>We will compare three functions using the same incoming scores so that only the activation changes.</w:t>
-      </w:r>
-    </w:p>
-    <w:p>
-      <w:pPr>
-        <w:spacing w:line="336" w:lineRule="auto" w:after="180"/>
-      </w:pPr>
-      <w:r>
-        <w:rPr>
-          <w:b w:val="0"/>
-        </w:rPr>
-        <w:t xml:space="preserve">Identity returns z unchanged. </w:t>
-      </w:r>
-      <w:r>
-        <w:rPr>
-          <w:b/>
-        </w:rPr>
-        <w:t>ReLU</w:t>
-      </w:r>
-      <w:r>
-        <w:rPr>
-          <w:b w:val="0"/>
-        </w:rPr>
-        <w:t xml:space="preserve">, pronounced ree-loo, returns the larger of zero and z. Thus </w:t>
-      </w:r>
-      <w:r>
-        <w:rPr>
-          <w:b/>
-        </w:rPr>
-        <w:t>ReLU</w:t>
-      </w:r>
-      <w:r>
-        <w:rPr>
-          <w:b w:val="0"/>
-        </w:rPr>
-        <w:t xml:space="preserve">(-2) = 0, </w:t>
-      </w:r>
-      <w:r>
-        <w:rPr>
-          <w:b/>
-        </w:rPr>
-        <w:t>ReLU</w:t>
-      </w:r>
-      <w:r>
-        <w:rPr>
-          <w:b w:val="0"/>
-        </w:rPr>
-        <w:t xml:space="preserve">(0) = 0 and </w:t>
-      </w:r>
-      <w:r>
-        <w:rPr>
-          <w:b/>
-        </w:rPr>
-        <w:t>ReLU</w:t>
-      </w:r>
-      <w:r>
-        <w:rPr>
-          <w:b w:val="0"/>
-        </w:rPr>
-        <w:t xml:space="preserve">(2) = 2. Positive scores keep their magnitude; </w:t>
-      </w:r>
-      <w:r>
-        <w:rPr>
-          <w:b/>
-        </w:rPr>
-        <w:t>ReLU</w:t>
-      </w:r>
-      <w:r>
-        <w:rPr>
-          <w:b w:val="0"/>
-        </w:rPr>
-        <w:t xml:space="preserve"> does not turn every positive value into 1.</w:t>
+        <w:pStyle w:val="ListBullet"/>
+      </w:pPr>
+      <w:r>
+        <w:t>First compute an affine score z = w dot x + b. An activation then returns a = f(z). In a network this value may become an input to another layer; it is not automatically a class prediction. We will compare three functions using the same incoming scores so that only the activation changes.</w:t>
+      </w:r>
+    </w:p>
+    <w:p>
+      <w:pPr>
+        <w:pStyle w:val="ListBullet"/>
+      </w:pPr>
+      <w:r>
+        <w:t>Identity returns z unchanged. ReLU, pronounced ree-loo, returns the larger of zero and z. Thus ReLU(-2) = 0, ReLU(0) = 0 and ReLU(2) = 2. Positive scores keep their magnitude; ReLU does not turn every positive value into 1.</w:t>
       </w:r>
     </w:p>
     <w:tbl>
@@ -422,37 +322,10 @@
     </w:tbl>
     <w:p>
       <w:pPr>
-        <w:spacing w:line="336" w:lineRule="auto" w:after="180"/>
-      </w:pPr>
-      <w:r>
-        <w:rPr>
-          <w:b w:val="0"/>
-        </w:rPr>
-        <w:t xml:space="preserve">These are fixed arithmetic functions. Selecting a function or changing its </w:t>
-      </w:r>
-      <w:r>
-        <w:rPr>
-          <w:b/>
-        </w:rPr>
-        <w:t>input</w:t>
-      </w:r>
-      <w:r>
-        <w:rPr>
-          <w:b w:val="0"/>
-        </w:rPr>
-        <w:t xml:space="preserve"> is not itself a </w:t>
-      </w:r>
-      <w:r>
-        <w:rPr>
-          <w:b/>
-        </w:rPr>
-        <w:t>training</w:t>
-      </w:r>
-      <w:r>
-        <w:rPr>
-          <w:b w:val="0"/>
-        </w:rPr>
-        <w:t xml:space="preserve"> procedure. Later weeks will introduce losses and parameter updates.</w:t>
+        <w:pStyle w:val="ListBullet"/>
+      </w:pPr>
+      <w:r>
+        <w:t>These are fixed arithmetic functions. Selecting a function or changing its input is not itself a training procedure. Later weeks will introduce losses and parameter updates.</w:t>
       </w:r>
     </w:p>
     <w:p>
@@ -460,135 +333,44 @@
         <w:pStyle w:val="Heading1"/>
       </w:pPr>
       <w:r>
-        <w:t>02. Practise with fading help</w:t>
-      </w:r>
-    </w:p>
-    <w:p>
-      <w:r>
-        <w:t>Complete the supported Activation functions trace and record the first step you can explain without help.</w:t>
-      </w:r>
-    </w:p>
-    <w:p>
-      <w:pPr>
-        <w:spacing w:line="336" w:lineRule="auto" w:after="180"/>
-      </w:pPr>
-      <w:r>
-        <w:rPr>
-          <w:b w:val="0"/>
-        </w:rPr>
-        <w:t xml:space="preserve">Use W2: Apply a declared class rule for </w:t>
-      </w:r>
-      <w:r>
-        <w:rPr>
-          <w:b/>
-        </w:rPr>
-        <w:t>Activation function</w:t>
-      </w:r>
-      <w:r>
-        <w:rPr>
-          <w:b w:val="0"/>
-        </w:rPr>
-        <w:t>s. Record the answer once; the lesson and workbook refer to the same attempt.</w:t>
-      </w:r>
-    </w:p>
-    <w:tbl>
-      <w:tblPr>
-        <w:tblStyle w:val="LightShading-Accent1"/>
-        <w:tblW w:type="auto" w:w="0"/>
-        <w:tblLook w:firstColumn="1" w:firstRow="1" w:lastColumn="0" w:lastRow="0" w:noHBand="0" w:noVBand="1" w:val="04A0"/>
-      </w:tblPr>
-      <w:tblGrid>
-        <w:gridCol w:w="2556"/>
-        <w:gridCol w:w="2556"/>
-        <w:gridCol w:w="2556"/>
-        <w:gridCol w:w="2556"/>
-      </w:tblGrid>
-      <w:tr>
-        <w:trPr>
-          <w:tblHeader/>
-        </w:trPr>
-        <w:tc>
-          <w:tcPr>
-            <w:tcW w:type="dxa" w:w="2556"/>
-          </w:tcPr>
-          <w:p>
-            <w:r>
-              <w:t>Given inputs</w:t>
-            </w:r>
-          </w:p>
-        </w:tc>
-        <w:tc>
-          <w:tcPr>
-            <w:tcW w:type="dxa" w:w="2556"/>
-          </w:tcPr>
-          <w:p>
-            <w:r>
-              <w:t>Procedure I chose</w:t>
-            </w:r>
-          </w:p>
-        </w:tc>
-        <w:tc>
-          <w:tcPr>
-            <w:tcW w:type="dxa" w:w="2556"/>
-          </w:tcPr>
-          <w:p>
-            <w:r>
-              <w:t>Middle steps</w:t>
-            </w:r>
-          </w:p>
-        </w:tc>
-        <w:tc>
-          <w:tcPr>
-            <w:tcW w:type="dxa" w:w="2556"/>
-          </w:tcPr>
-          <w:p>
-            <w:r>
-              <w:t>Result and check</w:t>
-            </w:r>
-          </w:p>
-        </w:tc>
-      </w:tr>
-      <w:tr>
-        <w:tc>
-          <w:tcPr>
-            <w:tcW w:type="dxa" w:w="2556"/>
-          </w:tcPr>
-          <w:p>
-            <w:r/>
-          </w:p>
-        </w:tc>
-        <w:tc>
-          <w:tcPr>
-            <w:tcW w:type="dxa" w:w="2556"/>
-          </w:tcPr>
-          <w:p>
-            <w:r/>
-          </w:p>
-        </w:tc>
-        <w:tc>
-          <w:tcPr>
-            <w:tcW w:type="dxa" w:w="2556"/>
-          </w:tcPr>
-          <w:p>
-            <w:r/>
-          </w:p>
-        </w:tc>
-        <w:tc>
-          <w:tcPr>
-            <w:tcW w:type="dxa" w:w="2556"/>
-          </w:tcPr>
-          <w:p>
-            <w:r/>
-          </w:p>
-        </w:tc>
-      </w:tr>
-    </w:tbl>
+        <w:t>05. W1 · Explain the current example</w:t>
+      </w:r>
+    </w:p>
+    <w:p>
+      <w:r>
+        <w:t>Keep this task’s inputs,rule and response together.</w:t>
+      </w:r>
+    </w:p>
+    <w:p>
+      <w:pPr>
+        <w:pStyle w:val="Heading2"/>
+      </w:pPr>
+      <w:r>
+        <w:t>Complete task and evidence</w:t>
+      </w:r>
+    </w:p>
+    <w:p>
+      <w:pPr>
+        <w:pStyle w:val="ListBullet"/>
+      </w:pPr>
+      <w:r>
+        <w:t>Same incoming z−2/0/2:identity−2/0/2, ReLU0/0/2, sigmoid≈.1192/.5/.8808. Declared class 1if sigmoid≥.5 gives0/1/1; strict&gt;changes equality only. ReLU is nonlinear:outputs at−2/2 average1 but output at midpoint 0is0. Identity chain h2x+1, y3h−2 collapses to6x+1; ReLU instead can change the function family. Separate pictured chain z=x−3, hReLU(z), y3h+2:inputs 1/3/4 give z−2/0/1, h0/0/1, y2/2/5; identity gives y−4/2/5. Functions are supplied, not trained; bounded sigmoid output alone is not calibration evidence. Independent chain uses its own different constants.</w:t>
+      </w:r>
+    </w:p>
+    <w:p>
+      <w:pPr>
+        <w:pStyle w:val="ListBullet"/>
+      </w:pPr>
+      <w:r>
+        <w:t>For scores -2, 0, 2, list identity and ReLU outputs. Explain why ReLU(2) is not 1.</w:t>
+      </w:r>
+    </w:p>
     <w:p>
       <w:pPr>
         <w:pStyle w:val="Heading3"/>
       </w:pPr>
       <w:r>
-        <w:t>The step I completed without help, and the hint I needed</w:t>
+        <w:t>My reasoning and evidence</w:t>
       </w:r>
     </w:p>
     <w:p>
@@ -607,51 +389,55 @@
       </w:r>
     </w:p>
     <w:p>
+      <w:r>
+        <w:t>________________________________________________________________</w:t>
+      </w:r>
+    </w:p>
+    <w:p>
+      <w:r>
+        <w:t>________________________________________________________________</w:t>
+      </w:r>
+    </w:p>
+    <w:p>
+      <w:r>
+        <w:t>________________________________________________________________</w:t>
+      </w:r>
+    </w:p>
+    <w:p>
       <w:pPr>
         <w:pStyle w:val="Heading1"/>
       </w:pPr>
       <w:r>
-        <w:t>03. Individual reasoning check</w:t>
-      </w:r>
-    </w:p>
-    <w:p>
-      <w:r>
-        <w:t>Check the proposed Activation functions explanation against the supplied facts before discussing it.</w:t>
-      </w:r>
-    </w:p>
-    <w:p>
-      <w:pPr>
-        <w:spacing w:line="336" w:lineRule="auto" w:after="180"/>
-      </w:pPr>
-      <w:r>
-        <w:rPr>
-          <w:b w:val="0"/>
-        </w:rPr>
-        <w:t xml:space="preserve">Use the worked case for </w:t>
-      </w:r>
-      <w:r>
-        <w:rPr>
-          <w:b/>
-        </w:rPr>
-        <w:t>Activation function</w:t>
-      </w:r>
-      <w:r>
-        <w:rPr>
-          <w:b w:val="0"/>
-        </w:rPr>
-        <w:t>s. Proposed explanation: “</w:t>
-      </w:r>
-      <w:r>
-        <w:rPr>
-          <w:b/>
-        </w:rPr>
-        <w:t>ReLU</w:t>
-      </w:r>
-      <w:r>
-        <w:rPr>
-          <w:b w:val="0"/>
-        </w:rPr>
-        <w:t xml:space="preserve"> returns a class label”. Decide whether this explanation is supported. Point to the step or supplied fact that decides; explain your repair if needed.</w:t>
+        <w:t>06. W2 · Trace the calculation</w:t>
+      </w:r>
+    </w:p>
+    <w:p>
+      <w:r>
+        <w:t>Keep this task’s inputs,rule and response together.</w:t>
+      </w:r>
+    </w:p>
+    <w:p>
+      <w:pPr>
+        <w:pStyle w:val="Heading2"/>
+      </w:pPr>
+      <w:r>
+        <w:t>Complete task and evidence</w:t>
+      </w:r>
+    </w:p>
+    <w:p>
+      <w:pPr>
+        <w:pStyle w:val="ListBullet"/>
+      </w:pPr>
+      <w:r>
+        <w:t>Same incoming z−2/0/2:identity−2/0/2, ReLU0/0/2, sigmoid≈.1192/.5/.8808. Declared class 1if sigmoid≥.5 gives0/1/1; strict&gt;changes equality only. ReLU is nonlinear:outputs at−2/2 average1 but output at midpoint 0is0. Identity chain h2x+1, y3h−2 collapses to6x+1; ReLU instead can change the function family. Separate pictured chain z=x−3, hReLU(z), y3h+2:inputs 1/3/4 give z−2/0/1, h0/0/1, y2/2/5; identity gives y−4/2/5. Functions are supplied, not trained; bounded sigmoid output alone is not calibration evidence. Independent chain uses its own different constants.</w:t>
+      </w:r>
+    </w:p>
+    <w:p>
+      <w:pPr>
+        <w:pStyle w:val="ListBullet"/>
+      </w:pPr>
+      <w:r>
+        <w:t>Use the lesson sigmoid values for -2, 0, 2. Predict classes under a &gt;= 0.5, then explain the zero-score case.</w:t>
       </w:r>
     </w:p>
     <w:p>
@@ -659,7 +445,7 @@
         <w:pStyle w:val="Heading3"/>
       </w:pPr>
       <w:r>
-        <w:t>My explanation before partner discussion</w:t>
+        <w:t>My reasoning and evidence</w:t>
       </w:r>
     </w:p>
     <w:p>
@@ -683,16 +469,50 @@
       </w:r>
     </w:p>
     <w:p>
+      <w:r>
+        <w:t>________________________________________________________________</w:t>
+      </w:r>
+    </w:p>
+    <w:p>
+      <w:r>
+        <w:t>________________________________________________________________</w:t>
+      </w:r>
+    </w:p>
+    <w:p>
       <w:pPr>
         <w:pStyle w:val="Heading1"/>
       </w:pPr>
       <w:r>
-        <w:t>04. Independent transfer case</w:t>
-      </w:r>
-    </w:p>
-    <w:p>
-      <w:r>
-        <w:t>Write one first attempt at the reserved independent case before feedback. Repeated copies of that case refer to the same recorded attempt.</w:t>
+        <w:t>07. W3 · Repair a misconception</w:t>
+      </w:r>
+    </w:p>
+    <w:p>
+      <w:r>
+        <w:t>Keep this task’s inputs,rule and response together.</w:t>
+      </w:r>
+    </w:p>
+    <w:p>
+      <w:pPr>
+        <w:pStyle w:val="Heading2"/>
+      </w:pPr>
+      <w:r>
+        <w:t>Complete task and evidence</w:t>
+      </w:r>
+    </w:p>
+    <w:p>
+      <w:pPr>
+        <w:pStyle w:val="ListBullet"/>
+      </w:pPr>
+      <w:r>
+        <w:t>Same incoming z−2/0/2:identity−2/0/2, ReLU0/0/2, sigmoid≈.1192/.5/.8808. Declared class 1if sigmoid≥.5 gives0/1/1; strict&gt;changes equality only. ReLU is nonlinear:outputs at−2/2 average1 but output at midpoint 0is0. Identity chain h2x+1, y3h−2 collapses to6x+1; ReLU instead can change the function family. Separate pictured chain z=x−3, hReLU(z), y3h+2:inputs 1/3/4 give z−2/0/1, h0/0/1, y2/2/5; identity gives y−4/2/5. Functions are supplied, not trained; bounded sigmoid output alone is not calibration evidence. Independent chain uses its own different constants.</w:t>
+      </w:r>
+    </w:p>
+    <w:p>
+      <w:pPr>
+        <w:pStyle w:val="ListBullet"/>
+      </w:pPr>
+      <w:r>
+        <w:t>Compare ReLU at inputs -2, 0, 2. Give the average of the two endpoint outputs and the output at the midpoint; explain what this shows.</w:t>
       </w:r>
     </w:p>
     <w:p>
@@ -700,79 +520,149 @@
         <w:pStyle w:val="Heading3"/>
       </w:pPr>
       <w:r>
+        <w:t>My reasoning and evidence</w:t>
+      </w:r>
+    </w:p>
+    <w:p>
+      <w:r>
+        <w:t>________________________________________________________________</w:t>
+      </w:r>
+    </w:p>
+    <w:p>
+      <w:r>
+        <w:t>________________________________________________________________</w:t>
+      </w:r>
+    </w:p>
+    <w:p>
+      <w:r>
+        <w:t>________________________________________________________________</w:t>
+      </w:r>
+    </w:p>
+    <w:p>
+      <w:r>
+        <w:t>________________________________________________________________</w:t>
+      </w:r>
+    </w:p>
+    <w:p>
+      <w:r>
+        <w:t>________________________________________________________________</w:t>
+      </w:r>
+    </w:p>
+    <w:p>
+      <w:r>
+        <w:t>________________________________________________________________</w:t>
+      </w:r>
+    </w:p>
+    <w:p>
+      <w:pPr>
+        <w:pStyle w:val="Heading1"/>
+      </w:pPr>
+      <w:r>
+        <w:t>09. W5 · Explain the limitation</w:t>
+      </w:r>
+    </w:p>
+    <w:p>
+      <w:r>
+        <w:t>Keep this task’s inputs,rule and response together.</w:t>
+      </w:r>
+    </w:p>
+    <w:p>
+      <w:pPr>
+        <w:pStyle w:val="Heading2"/>
+      </w:pPr>
+      <w:r>
+        <w:t>Complete task and evidence</w:t>
+      </w:r>
+    </w:p>
+    <w:p>
+      <w:pPr>
+        <w:pStyle w:val="ListBullet"/>
+      </w:pPr>
+      <w:r>
+        <w:t>Same incoming z−2/0/2:identity−2/0/2, ReLU0/0/2, sigmoid≈.1192/.5/.8808. Declared class 1if sigmoid≥.5 gives0/1/1; strict&gt;changes equality only. ReLU is nonlinear:outputs at−2/2 average1 but output at midpoint 0is0. Identity chain h2x+1, y3h−2 collapses to6x+1; ReLU instead can change the function family. Separate pictured chain z=x−3, hReLU(z), y3h+2:inputs 1/3/4 give z−2/0/1, h0/0/1, y2/2/5; identity gives y−4/2/5. Functions are supplied, not trained; bounded sigmoid output alone is not calibration evidence. Independent chain uses its own different constants.</w:t>
+      </w:r>
+    </w:p>
+    <w:p>
+      <w:pPr>
+        <w:pStyle w:val="ListBullet"/>
+      </w:pPr>
+      <w:r>
+        <w:t>A model returns a sigmoid value 0.9 on one case. Does the numerical range alone establish a calibrated 90 percent probability? Explain what needs checking.</w:t>
+      </w:r>
+    </w:p>
+    <w:p>
+      <w:pPr>
+        <w:pStyle w:val="Heading3"/>
+      </w:pPr>
+      <w:r>
+        <w:t>My reasoning and evidence</w:t>
+      </w:r>
+    </w:p>
+    <w:p>
+      <w:r>
+        <w:t>________________________________________________________________</w:t>
+      </w:r>
+    </w:p>
+    <w:p>
+      <w:r>
+        <w:t>________________________________________________________________</w:t>
+      </w:r>
+    </w:p>
+    <w:p>
+      <w:r>
+        <w:t>________________________________________________________________</w:t>
+      </w:r>
+    </w:p>
+    <w:p>
+      <w:r>
+        <w:t>________________________________________________________________</w:t>
+      </w:r>
+    </w:p>
+    <w:p>
+      <w:r>
+        <w:t>________________________________________________________________</w:t>
+      </w:r>
+    </w:p>
+    <w:p>
+      <w:r>
+        <w:t>________________________________________________________________</w:t>
+      </w:r>
+    </w:p>
+    <w:p>
+      <w:pPr>
+        <w:pStyle w:val="Heading1"/>
+      </w:pPr>
+      <w:r>
+        <w:t>04. Try alone · Selected transfer</w:t>
+      </w:r>
+    </w:p>
+    <w:p>
+      <w:r>
+        <w:t>Keep this task’s inputs,rule and response together.</w:t>
+      </w:r>
+    </w:p>
+    <w:p>
+      <w:pPr>
+        <w:pStyle w:val="Heading2"/>
+      </w:pPr>
+      <w:r>
+        <w:t>Complete task and evidence</w:t>
+      </w:r>
+    </w:p>
+    <w:p>
+      <w:pPr>
+        <w:pStyle w:val="Heading3"/>
+      </w:pPr>
+      <w:r>
         <w:t>Independent case: Trace a new chain independently</w:t>
       </w:r>
     </w:p>
     <w:p>
       <w:pPr>
-        <w:spacing w:line="336" w:lineRule="auto" w:after="180"/>
-        <w:shd w:fill="F5F1FB"/>
-      </w:pPr>
-      <w:r>
-        <w:rPr>
-          <w:b w:val="0"/>
-        </w:rPr>
-        <w:t xml:space="preserve">Let z = x - 2, a = </w:t>
-      </w:r>
-      <w:r>
-        <w:rPr>
-          <w:b/>
-        </w:rPr>
-        <w:t>ReLU</w:t>
-      </w:r>
-      <w:r>
-        <w:rPr>
-          <w:b w:val="0"/>
-        </w:rPr>
-        <w:t xml:space="preserve">(z), y = 2a + 1. For x = 0, 2, 5, record every z, a and y. Then replace </w:t>
-      </w:r>
-      <w:r>
-        <w:rPr>
-          <w:b/>
-        </w:rPr>
-        <w:t>ReLU</w:t>
-      </w:r>
-      <w:r>
-        <w:rPr>
-          <w:b w:val="0"/>
-        </w:rPr>
-        <w:t xml:space="preserve"> with identity and give all three y values. Which </w:t>
-      </w:r>
-      <w:r>
-        <w:rPr>
-          <w:b/>
-        </w:rPr>
-        <w:t>input</w:t>
-      </w:r>
-      <w:r>
-        <w:rPr>
-          <w:b w:val="0"/>
-        </w:rPr>
-        <w:t xml:space="preserve">s have the same </w:t>
-      </w:r>
-      <w:r>
-        <w:rPr>
-          <w:b/>
-        </w:rPr>
-        <w:t>ReLU</w:t>
-      </w:r>
-      <w:r>
-        <w:rPr>
-          <w:b w:val="0"/>
-        </w:rPr>
-        <w:t xml:space="preserve"> </w:t>
-      </w:r>
-      <w:r>
-        <w:rPr>
-          <w:b/>
-        </w:rPr>
-        <w:t>output</w:t>
-      </w:r>
-      <w:r>
-        <w:rPr>
-          <w:b w:val="0"/>
-        </w:rPr>
-        <w:t>, and why?</w:t>
+        <w:pStyle w:val="ListBullet"/>
+      </w:pPr>
+      <w:r>
+        <w:t>Let z = x - 2, a = ReLU(z), y = 2a + 1. For x = 0, 2, 5, record every z, a and y. Then replace ReLU with identity and give all three y values. Which inputs have the same ReLU output, and why?</w:t>
       </w:r>
     </w:p>
     <w:p>
@@ -820,12 +710,9 @@
     </w:p>
     <w:p>
       <w:pPr>
-        <w:spacing w:line="336" w:lineRule="auto" w:after="180"/>
-      </w:pPr>
-      <w:r>
-        <w:rPr>
-          <w:b w:val="0"/>
-        </w:rPr>
+        <w:pStyle w:val="ListBullet"/>
+      </w:pPr>
+      <w:r>
         <w:t>Attempt this case before feedback. Record any help. Earlier examples below are further practice; a case already practised with feedback cannot establish fresh transfer.</w:t>
       </w:r>
     </w:p>
@@ -834,59 +721,28 @@
         <w:pStyle w:val="Heading1"/>
       </w:pPr>
       <w:r>
-        <w:t>05. W1 Trace three activations</w:t>
-      </w:r>
-    </w:p>
-    <w:p>
-      <w:r>
-        <w:t>Trace three activations. Apply the supplied Activation functions facts and keep your reasoning.</w:t>
-      </w:r>
-    </w:p>
-    <w:p>
-      <w:pPr>
-        <w:spacing w:line="336" w:lineRule="auto" w:after="180"/>
-      </w:pPr>
-      <w:r>
-        <w:rPr>
-          <w:b w:val="0"/>
-        </w:rPr>
-        <w:t xml:space="preserve">For scores -2, 0, 2, list identity and </w:t>
-      </w:r>
-      <w:r>
-        <w:rPr>
-          <w:b/>
-        </w:rPr>
-        <w:t>ReLU</w:t>
-      </w:r>
-      <w:r>
-        <w:rPr>
-          <w:b w:val="0"/>
-        </w:rPr>
-        <w:t xml:space="preserve"> </w:t>
-      </w:r>
-      <w:r>
-        <w:rPr>
-          <w:b/>
-        </w:rPr>
-        <w:t>output</w:t>
-      </w:r>
-      <w:r>
-        <w:rPr>
-          <w:b w:val="0"/>
-        </w:rPr>
-        <w:t xml:space="preserve">s. Explain why </w:t>
-      </w:r>
-      <w:r>
-        <w:rPr>
-          <w:b/>
-        </w:rPr>
-        <w:t>ReLU</w:t>
-      </w:r>
-      <w:r>
-        <w:rPr>
-          <w:b w:val="0"/>
-        </w:rPr>
-        <w:t>(2) is not 1.</w:t>
+        <w:t>10. Project · Keep the mathematical evidence</w:t>
+      </w:r>
+    </w:p>
+    <w:p>
+      <w:r>
+        <w:t>Keep this task’s inputs,rule and response together.</w:t>
+      </w:r>
+    </w:p>
+    <w:p>
+      <w:pPr>
+        <w:pStyle w:val="Heading2"/>
+      </w:pPr>
+      <w:r>
+        <w:t>Complete task and evidence</w:t>
+      </w:r>
+    </w:p>
+    <w:p>
+      <w:pPr>
+        <w:pStyle w:val="ListBullet"/>
+      </w:pPr>
+      <w:r>
+        <w:t>Add a labelled activation functions evidence sheet to Image-pattern Network Investigation. Show how you can trace identity relu and sigmoid on a numerical score. Use the supplied fictional case and keep its inputs, intermediate steps, calculation or prediction, and limitation. Connect this record to last week’s record; a matching answer without a trace is insufficient.</w:t>
       </w:r>
     </w:p>
     <w:p>
@@ -894,7 +750,7 @@
         <w:pStyle w:val="Heading3"/>
       </w:pPr>
       <w:r>
-        <w:t>My reasoning and evidence</w:t>
+        <w:t>My project change, supporting evidence and remaining limit</w:t>
       </w:r>
     </w:p>
     <w:p>
@@ -932,548 +788,20 @@
         <w:pStyle w:val="Heading1"/>
       </w:pPr>
       <w:r>
-        <w:t>06. W2 Apply a declared class rule</w:t>
-      </w:r>
-    </w:p>
-    <w:p>
-      <w:r>
-        <w:t>Apply a declared class rule. Apply the supplied Activation functions facts and keep your reasoning.</w:t>
-      </w:r>
-    </w:p>
-    <w:p>
-      <w:pPr>
-        <w:spacing w:line="336" w:lineRule="auto" w:after="180"/>
-      </w:pPr>
-      <w:r>
-        <w:rPr>
-          <w:b w:val="0"/>
-        </w:rPr>
-        <w:t xml:space="preserve">Use the lesson </w:t>
-      </w:r>
-      <w:r>
-        <w:rPr>
-          <w:b/>
-        </w:rPr>
-        <w:t>sigmoid</w:t>
-      </w:r>
-      <w:r>
-        <w:rPr>
-          <w:b w:val="0"/>
-        </w:rPr>
-        <w:t xml:space="preserve"> values for -2, 0, 2. Predict classes under a &gt;= 0.5, then explain the zero-score case.</w:t>
-      </w:r>
-    </w:p>
-    <w:p>
-      <w:pPr>
-        <w:pStyle w:val="Heading3"/>
-      </w:pPr>
-      <w:r>
-        <w:t>My reasoning and evidence</w:t>
-      </w:r>
-    </w:p>
-    <w:p>
-      <w:r>
-        <w:t>________________________________________________________________</w:t>
-      </w:r>
-    </w:p>
-    <w:p>
-      <w:r>
-        <w:t>________________________________________________________________</w:t>
-      </w:r>
-    </w:p>
-    <w:p>
-      <w:r>
-        <w:t>________________________________________________________________</w:t>
-      </w:r>
-    </w:p>
-    <w:p>
-      <w:r>
-        <w:t>________________________________________________________________</w:t>
-      </w:r>
-    </w:p>
-    <w:p>
-      <w:r>
-        <w:t>________________________________________________________________</w:t>
-      </w:r>
-    </w:p>
-    <w:p>
-      <w:r>
-        <w:t>________________________________________________________________</w:t>
-      </w:r>
-    </w:p>
-    <w:p>
-      <w:pPr>
-        <w:pStyle w:val="Heading1"/>
-      </w:pPr>
-      <w:r>
-        <w:t>07. W3 Check the midpoint</w:t>
-      </w:r>
-    </w:p>
-    <w:p>
-      <w:r>
-        <w:t>Check the midpoint. Apply the supplied Activation functions facts and keep your reasoning.</w:t>
-      </w:r>
-    </w:p>
-    <w:p>
-      <w:pPr>
-        <w:spacing w:line="336" w:lineRule="auto" w:after="180"/>
-      </w:pPr>
-      <w:r>
-        <w:rPr>
-          <w:b w:val="0"/>
-        </w:rPr>
-        <w:t xml:space="preserve">Compare </w:t>
-      </w:r>
-      <w:r>
-        <w:rPr>
-          <w:b/>
-        </w:rPr>
-        <w:t>ReLU</w:t>
-      </w:r>
-      <w:r>
-        <w:rPr>
-          <w:b w:val="0"/>
-        </w:rPr>
-        <w:t xml:space="preserve"> at </w:t>
-      </w:r>
-      <w:r>
-        <w:rPr>
-          <w:b/>
-        </w:rPr>
-        <w:t>input</w:t>
-      </w:r>
-      <w:r>
-        <w:rPr>
-          <w:b w:val="0"/>
-        </w:rPr>
-        <w:t xml:space="preserve">s -2, 0, 2. Give the average of the two endpoint </w:t>
-      </w:r>
-      <w:r>
-        <w:rPr>
-          <w:b/>
-        </w:rPr>
-        <w:t>output</w:t>
-      </w:r>
-      <w:r>
-        <w:rPr>
-          <w:b w:val="0"/>
-        </w:rPr>
-        <w:t xml:space="preserve">s and the </w:t>
-      </w:r>
-      <w:r>
-        <w:rPr>
-          <w:b/>
-        </w:rPr>
-        <w:t>output</w:t>
-      </w:r>
-      <w:r>
-        <w:rPr>
-          <w:b w:val="0"/>
-        </w:rPr>
-        <w:t xml:space="preserve"> at the midpoint; explain what this shows.</w:t>
-      </w:r>
-    </w:p>
-    <w:p>
-      <w:pPr>
-        <w:pStyle w:val="Heading3"/>
-      </w:pPr>
-      <w:r>
-        <w:t>My reasoning and evidence</w:t>
-      </w:r>
-    </w:p>
-    <w:p>
-      <w:r>
-        <w:t>________________________________________________________________</w:t>
-      </w:r>
-    </w:p>
-    <w:p>
-      <w:r>
-        <w:t>________________________________________________________________</w:t>
-      </w:r>
-    </w:p>
-    <w:p>
-      <w:r>
-        <w:t>________________________________________________________________</w:t>
-      </w:r>
-    </w:p>
-    <w:p>
-      <w:r>
-        <w:t>________________________________________________________________</w:t>
-      </w:r>
-    </w:p>
-    <w:p>
-      <w:r>
-        <w:t>________________________________________________________________</w:t>
-      </w:r>
-    </w:p>
-    <w:p>
-      <w:r>
-        <w:t>________________________________________________________________</w:t>
-      </w:r>
-    </w:p>
-    <w:p>
-      <w:pPr>
-        <w:pStyle w:val="Heading1"/>
-      </w:pPr>
-      <w:r>
-        <w:t>08. W4 Trace a new chain independently</w:t>
-      </w:r>
-    </w:p>
-    <w:p>
-      <w:r>
-        <w:t>Attempt before feedback. If this repeats the selected independent case, reuse that first attempt; otherwise keep a separate record. Trace a new chain independently. Apply the supplied Activation functions facts and keep your reasoning.</w:t>
-      </w:r>
-    </w:p>
-    <w:p>
-      <w:pPr>
-        <w:spacing w:line="336" w:lineRule="auto" w:after="180"/>
-        <w:shd w:fill="F5F1FB"/>
-      </w:pPr>
-      <w:r>
-        <w:rPr>
-          <w:b w:val="0"/>
-        </w:rPr>
-        <w:t xml:space="preserve">Let z = x - 2, a = </w:t>
-      </w:r>
-      <w:r>
-        <w:rPr>
-          <w:b/>
-        </w:rPr>
-        <w:t>ReLU</w:t>
-      </w:r>
-      <w:r>
-        <w:rPr>
-          <w:b w:val="0"/>
-        </w:rPr>
-        <w:t xml:space="preserve">(z), y = 2a + 1. For x = 0, 2, 5, record every z, a and y. Then replace </w:t>
-      </w:r>
-      <w:r>
-        <w:rPr>
-          <w:b/>
-        </w:rPr>
-        <w:t>ReLU</w:t>
-      </w:r>
-      <w:r>
-        <w:rPr>
-          <w:b w:val="0"/>
-        </w:rPr>
-        <w:t xml:space="preserve"> with identity and give all three y values. Which </w:t>
-      </w:r>
-      <w:r>
-        <w:rPr>
-          <w:b/>
-        </w:rPr>
-        <w:t>input</w:t>
-      </w:r>
-      <w:r>
-        <w:rPr>
-          <w:b w:val="0"/>
-        </w:rPr>
-        <w:t xml:space="preserve">s have the same </w:t>
-      </w:r>
-      <w:r>
-        <w:rPr>
-          <w:b/>
-        </w:rPr>
-        <w:t>ReLU</w:t>
-      </w:r>
-      <w:r>
-        <w:rPr>
-          <w:b w:val="0"/>
-        </w:rPr>
-        <w:t xml:space="preserve"> </w:t>
-      </w:r>
-      <w:r>
-        <w:rPr>
-          <w:b/>
-        </w:rPr>
-        <w:t>output</w:t>
-      </w:r>
-      <w:r>
-        <w:rPr>
-          <w:b w:val="0"/>
-        </w:rPr>
-        <w:t>, and why?</w:t>
-      </w:r>
-    </w:p>
-    <w:p>
-      <w:pPr>
-        <w:pStyle w:val="Heading3"/>
-      </w:pPr>
-      <w:r>
-        <w:t>My reasoning and evidence</w:t>
-      </w:r>
-    </w:p>
-    <w:p>
-      <w:r>
-        <w:t>________________________________________________________________</w:t>
-      </w:r>
-    </w:p>
-    <w:p>
-      <w:r>
-        <w:t>________________________________________________________________</w:t>
-      </w:r>
-    </w:p>
-    <w:p>
-      <w:r>
-        <w:t>________________________________________________________________</w:t>
-      </w:r>
-    </w:p>
-    <w:p>
-      <w:r>
-        <w:t>________________________________________________________________</w:t>
-      </w:r>
-    </w:p>
-    <w:p>
-      <w:r>
-        <w:t>________________________________________________________________</w:t>
-      </w:r>
-    </w:p>
-    <w:p>
-      <w:r>
-        <w:t>________________________________________________________________</w:t>
-      </w:r>
-    </w:p>
-    <w:p>
-      <w:r>
-        <w:t>________________________________________________________________</w:t>
-      </w:r>
-    </w:p>
-    <w:p>
-      <w:r>
-        <w:t>________________________________________________________________</w:t>
-      </w:r>
-    </w:p>
-    <w:p>
-      <w:pPr>
-        <w:pStyle w:val="Heading1"/>
-      </w:pPr>
-      <w:r>
-        <w:t>09. W5 Limit a probability claim</w:t>
-      </w:r>
-    </w:p>
-    <w:p>
-      <w:r>
-        <w:t>Limit a probability claim. Apply the supplied Activation functions facts and keep your reasoning.</w:t>
-      </w:r>
-    </w:p>
-    <w:p>
-      <w:pPr>
-        <w:spacing w:line="336" w:lineRule="auto" w:after="180"/>
-      </w:pPr>
-      <w:r>
-        <w:rPr>
-          <w:b w:val="0"/>
-        </w:rPr>
-        <w:t xml:space="preserve">A model returns a </w:t>
-      </w:r>
-      <w:r>
-        <w:rPr>
-          <w:b/>
-        </w:rPr>
-        <w:t>sigmoid</w:t>
-      </w:r>
-      <w:r>
-        <w:rPr>
-          <w:b w:val="0"/>
-        </w:rPr>
-        <w:t xml:space="preserve"> value 0.9 on one case. Does the numerical range alone establish a calibrated 90 percent probability? Explain what needs checking.</w:t>
-      </w:r>
-    </w:p>
-    <w:p>
-      <w:pPr>
-        <w:pStyle w:val="Heading3"/>
-      </w:pPr>
-      <w:r>
-        <w:t>My reasoning and evidence</w:t>
-      </w:r>
-    </w:p>
-    <w:p>
-      <w:r>
-        <w:t>________________________________________________________________</w:t>
-      </w:r>
-    </w:p>
-    <w:p>
-      <w:r>
-        <w:t>________________________________________________________________</w:t>
-      </w:r>
-    </w:p>
-    <w:p>
-      <w:r>
-        <w:t>________________________________________________________________</w:t>
-      </w:r>
-    </w:p>
-    <w:p>
-      <w:r>
-        <w:t>________________________________________________________________</w:t>
-      </w:r>
-    </w:p>
-    <w:p>
-      <w:r>
-        <w:t>________________________________________________________________</w:t>
-      </w:r>
-    </w:p>
-    <w:p>
-      <w:r>
-        <w:t>________________________________________________________________</w:t>
-      </w:r>
-    </w:p>
-    <w:p>
-      <w:pPr>
-        <w:pStyle w:val="Heading1"/>
-      </w:pPr>
-      <w:r>
-        <w:t>10. Project checkpoint and reflection</w:t>
-      </w:r>
-    </w:p>
-    <w:p>
-      <w:r>
-        <w:t>Connect Activation functions to Image-pattern Network Investigation, identify a limit and choose the next useful test.</w:t>
-      </w:r>
-    </w:p>
-    <w:p>
-      <w:pPr>
-        <w:spacing w:line="336" w:lineRule="auto" w:after="180"/>
-      </w:pPr>
-      <w:r>
-        <w:rPr>
-          <w:b w:val="0"/>
-        </w:rPr>
-        <w:t xml:space="preserve">Add a labelled </w:t>
-      </w:r>
-      <w:r>
-        <w:rPr>
-          <w:b/>
-        </w:rPr>
-        <w:t>activation function</w:t>
-      </w:r>
-      <w:r>
-        <w:rPr>
-          <w:b w:val="0"/>
-        </w:rPr>
-        <w:t xml:space="preserve">s </w:t>
-      </w:r>
-      <w:r>
-        <w:rPr>
-          <w:b/>
-        </w:rPr>
-        <w:t>evidence</w:t>
-      </w:r>
-      <w:r>
-        <w:rPr>
-          <w:b w:val="0"/>
-        </w:rPr>
-        <w:t xml:space="preserve"> sheet to Image-pattern Network Investigation. Show how you can trace identity </w:t>
-      </w:r>
-      <w:r>
-        <w:rPr>
-          <w:b/>
-        </w:rPr>
-        <w:t>relu</w:t>
-      </w:r>
-      <w:r>
-        <w:rPr>
-          <w:b w:val="0"/>
-        </w:rPr>
-        <w:t xml:space="preserve"> and </w:t>
-      </w:r>
-      <w:r>
-        <w:rPr>
-          <w:b/>
-        </w:rPr>
-        <w:t>sigmoid</w:t>
-      </w:r>
-      <w:r>
-        <w:rPr>
-          <w:b w:val="0"/>
-        </w:rPr>
-        <w:t xml:space="preserve"> on a numerical score.</w:t>
-      </w:r>
-    </w:p>
-    <w:p>
-      <w:pPr>
-        <w:spacing w:line="336" w:lineRule="auto" w:after="180"/>
-      </w:pPr>
-      <w:r>
-        <w:rPr>
-          <w:b w:val="0"/>
-        </w:rPr>
-        <w:t xml:space="preserve">Use the supplied fictional case and keep its </w:t>
-      </w:r>
-      <w:r>
-        <w:rPr>
-          <w:b/>
-        </w:rPr>
-        <w:t>input</w:t>
-      </w:r>
-      <w:r>
-        <w:rPr>
-          <w:b w:val="0"/>
-        </w:rPr>
-        <w:t xml:space="preserve">s, intermediate steps, calculation or </w:t>
-      </w:r>
-      <w:r>
-        <w:rPr>
-          <w:b/>
-        </w:rPr>
-        <w:t>prediction</w:t>
-      </w:r>
-      <w:r>
-        <w:rPr>
-          <w:b w:val="0"/>
-        </w:rPr>
-        <w:t>, and limitation. Connect this record to last week’s record; a matching answer without a trace is insufficient.</w:t>
-      </w:r>
-    </w:p>
-    <w:p>
-      <w:pPr>
-        <w:pStyle w:val="Heading3"/>
-      </w:pPr>
-      <w:r>
-        <w:t>My project change, supporting evidence and remaining limit</w:t>
-      </w:r>
-    </w:p>
-    <w:p>
-      <w:r>
-        <w:t>________________________________________________________________</w:t>
-      </w:r>
-    </w:p>
-    <w:p>
-      <w:r>
-        <w:t>________________________________________________________________</w:t>
-      </w:r>
-    </w:p>
-    <w:p>
-      <w:r>
-        <w:t>________________________________________________________________</w:t>
-      </w:r>
-    </w:p>
-    <w:p>
-      <w:r>
-        <w:t>________________________________________________________________</w:t>
-      </w:r>
-    </w:p>
-    <w:p>
-      <w:r>
-        <w:t>________________________________________________________________</w:t>
-      </w:r>
-    </w:p>
-    <w:p>
-      <w:r>
-        <w:t>________________________________________________________________</w:t>
-      </w:r>
-    </w:p>
-    <w:p>
-      <w:pPr>
-        <w:pStyle w:val="Heading1"/>
-      </w:pPr>
-      <w:r>
-        <w:t>11. Feedback, return check and learning record</w:t>
-      </w:r>
-    </w:p>
-    <w:p>
-      <w:r>
-        <w:t>Record the first repaired step and a different case to revisit after a delay.</w:t>
+        <w:t>11. Feedback · Repair and return</w:t>
+      </w:r>
+    </w:p>
+    <w:p>
+      <w:r>
+        <w:t>Keep this task’s inputs,rule and response together.</w:t>
+      </w:r>
+    </w:p>
+    <w:p>
+      <w:pPr>
+        <w:pStyle w:val="Heading2"/>
+      </w:pPr>
+      <w:r>
+        <w:t>Complete task and evidence</w:t>
       </w:r>
     </w:p>
     <w:tbl>
@@ -1614,12 +942,9 @@
     </w:tbl>
     <w:p>
       <w:pPr>
-        <w:spacing w:line="336" w:lineRule="auto" w:after="180"/>
-      </w:pPr>
-      <w:r>
-        <w:rPr>
-          <w:b w:val="0"/>
-        </w:rPr>
+        <w:pStyle w:val="ListBullet"/>
+      </w:pPr>
+      <w:r>
         <w:t>Revisit this idea with your teacher after a delay. Familiarity is different from explaining and using it on a changed case.</w:t>
       </w:r>
     </w:p>
@@ -1628,81 +953,330 @@
         <w:pStyle w:val="Heading1"/>
       </w:pPr>
       <w:r>
-        <w:t>12. Pictorial case practice: Activation functions</w:t>
-      </w:r>
-    </w:p>
-    <w:p>
-      <w:r>
-        <w:t>See what ReLU removes before the next weighted step. Explain the labelled step before checking the changed condition.</w:t>
-      </w:r>
-    </w:p>
-    <w:p>
-      <w:pPr>
-        <w:spacing w:line="336" w:lineRule="auto" w:after="180"/>
-      </w:pPr>
-      <w:r>
-        <w:rPr>
-          <w:b w:val="0"/>
-        </w:rPr>
-        <w:t xml:space="preserve">See what </w:t>
-      </w:r>
-      <w:r>
-        <w:rPr>
-          <w:b/>
-        </w:rPr>
-        <w:t>ReLU</w:t>
-      </w:r>
-      <w:r>
-        <w:rPr>
-          <w:b w:val="0"/>
-        </w:rPr>
-        <w:t xml:space="preserve"> removes before the next weighted step.</w:t>
-      </w:r>
-    </w:p>
-    <w:p>
-      <w:pPr>
-        <w:spacing w:line="336" w:lineRule="auto" w:after="180"/>
-      </w:pPr>
-      <w:r>
-        <w:rPr>
-          <w:b w:val="0"/>
-        </w:rPr>
-        <w:t xml:space="preserve">Toy network z=x-3; h=max(0, z); y=3h+2. </w:t>
-      </w:r>
-      <w:r>
-        <w:rPr>
-          <w:b/>
-        </w:rPr>
-        <w:t>Input</w:t>
-      </w:r>
-      <w:r>
-        <w:rPr>
-          <w:b w:val="0"/>
-        </w:rPr>
-        <w:t>s x=1, 3, 4.</w:t>
-      </w:r>
-    </w:p>
-    <w:p>
-      <w:pPr>
-        <w:spacing w:line="336" w:lineRule="auto" w:after="180"/>
-      </w:pPr>
-      <w:r>
-        <w:rPr>
-          <w:b w:val="0"/>
-        </w:rPr>
-        <w:t xml:space="preserve">All </w:t>
-      </w:r>
-      <w:r>
-        <w:rPr>
-          <w:b/>
-        </w:rPr>
-        <w:t>input</w:t>
-      </w:r>
-      <w:r>
-        <w:rPr>
-          <w:b w:val="0"/>
-        </w:rPr>
-        <w:t>s and outcomes in this worked example are invented classroom data; no real model run is claimed.</w:t>
+        <w:t>Reference bank and extra practice</w:t>
+      </w:r>
+    </w:p>
+    <w:p>
+      <w:pPr>
+        <w:pStyle w:val="Heading1"/>
+      </w:pPr>
+      <w:r>
+        <w:t>02. Reference · Supported W2 record</w:t>
+      </w:r>
+    </w:p>
+    <w:p>
+      <w:r>
+        <w:t>Keep this task’s inputs,rule and response together.</w:t>
+      </w:r>
+    </w:p>
+    <w:p>
+      <w:pPr>
+        <w:pStyle w:val="Heading2"/>
+      </w:pPr>
+      <w:r>
+        <w:t>Complete task and evidence</w:t>
+      </w:r>
+    </w:p>
+    <w:p>
+      <w:pPr>
+        <w:pStyle w:val="ListBullet"/>
+      </w:pPr>
+      <w:r>
+        <w:t>Use W2: Apply a declared class rule for Activation functions. Record the answer once; the lesson and workbook refer to the same attempt.</w:t>
+      </w:r>
+    </w:p>
+    <w:tbl>
+      <w:tblPr>
+        <w:tblStyle w:val="LightShading-Accent1"/>
+        <w:tblW w:type="auto" w:w="0"/>
+        <w:tblLook w:firstColumn="1" w:firstRow="1" w:lastColumn="0" w:lastRow="0" w:noHBand="0" w:noVBand="1" w:val="04A0"/>
+      </w:tblPr>
+      <w:tblGrid>
+        <w:gridCol w:w="2556"/>
+        <w:gridCol w:w="2556"/>
+        <w:gridCol w:w="2556"/>
+        <w:gridCol w:w="2556"/>
+      </w:tblGrid>
+      <w:tr>
+        <w:trPr>
+          <w:tblHeader/>
+        </w:trPr>
+        <w:tc>
+          <w:tcPr>
+            <w:tcW w:type="dxa" w:w="2556"/>
+          </w:tcPr>
+          <w:p>
+            <w:r>
+              <w:t>Given inputs</w:t>
+            </w:r>
+          </w:p>
+        </w:tc>
+        <w:tc>
+          <w:tcPr>
+            <w:tcW w:type="dxa" w:w="2556"/>
+          </w:tcPr>
+          <w:p>
+            <w:r>
+              <w:t>Procedure I chose</w:t>
+            </w:r>
+          </w:p>
+        </w:tc>
+        <w:tc>
+          <w:tcPr>
+            <w:tcW w:type="dxa" w:w="2556"/>
+          </w:tcPr>
+          <w:p>
+            <w:r>
+              <w:t>Middle steps</w:t>
+            </w:r>
+          </w:p>
+        </w:tc>
+        <w:tc>
+          <w:tcPr>
+            <w:tcW w:type="dxa" w:w="2556"/>
+          </w:tcPr>
+          <w:p>
+            <w:r>
+              <w:t>Result and check</w:t>
+            </w:r>
+          </w:p>
+        </w:tc>
+      </w:tr>
+      <w:tr>
+        <w:tc>
+          <w:tcPr>
+            <w:tcW w:type="dxa" w:w="2556"/>
+          </w:tcPr>
+          <w:p>
+            <w:r/>
+          </w:p>
+        </w:tc>
+        <w:tc>
+          <w:tcPr>
+            <w:tcW w:type="dxa" w:w="2556"/>
+          </w:tcPr>
+          <w:p>
+            <w:r/>
+          </w:p>
+        </w:tc>
+        <w:tc>
+          <w:tcPr>
+            <w:tcW w:type="dxa" w:w="2556"/>
+          </w:tcPr>
+          <w:p>
+            <w:r/>
+          </w:p>
+        </w:tc>
+        <w:tc>
+          <w:tcPr>
+            <w:tcW w:type="dxa" w:w="2556"/>
+          </w:tcPr>
+          <w:p>
+            <w:r/>
+          </w:p>
+        </w:tc>
+      </w:tr>
+    </w:tbl>
+    <w:p>
+      <w:pPr>
+        <w:pStyle w:val="Heading3"/>
+      </w:pPr>
+      <w:r>
+        <w:t>The step I completed without help, and the hint I needed</w:t>
+      </w:r>
+    </w:p>
+    <w:p>
+      <w:r>
+        <w:t>________________________________________________________________</w:t>
+      </w:r>
+    </w:p>
+    <w:p>
+      <w:r>
+        <w:t>________________________________________________________________</w:t>
+      </w:r>
+    </w:p>
+    <w:p>
+      <w:r>
+        <w:t>________________________________________________________________</w:t>
+      </w:r>
+    </w:p>
+    <w:p>
+      <w:pPr>
+        <w:pStyle w:val="Heading1"/>
+      </w:pPr>
+      <w:r>
+        <w:t>03. Extra practice · Individual reasoning check</w:t>
+      </w:r>
+    </w:p>
+    <w:p>
+      <w:r>
+        <w:t>Keep this task’s inputs,rule and response together.</w:t>
+      </w:r>
+    </w:p>
+    <w:p>
+      <w:pPr>
+        <w:pStyle w:val="Heading2"/>
+      </w:pPr>
+      <w:r>
+        <w:t>Complete task and evidence</w:t>
+      </w:r>
+    </w:p>
+    <w:p>
+      <w:pPr>
+        <w:pStyle w:val="ListBullet"/>
+      </w:pPr>
+      <w:r>
+        <w:t>Use the worked case for Activation functions. Proposed explanation: “ReLU returns a class label”. Decide whether this explanation is supported. Point to the step or supplied fact that decides; explain your repair if needed.</w:t>
+      </w:r>
+    </w:p>
+    <w:p>
+      <w:pPr>
+        <w:pStyle w:val="Heading3"/>
+      </w:pPr>
+      <w:r>
+        <w:t>My explanation before partner discussion</w:t>
+      </w:r>
+    </w:p>
+    <w:p>
+      <w:r>
+        <w:t>________________________________________________________________</w:t>
+      </w:r>
+    </w:p>
+    <w:p>
+      <w:r>
+        <w:t>________________________________________________________________</w:t>
+      </w:r>
+    </w:p>
+    <w:p>
+      <w:r>
+        <w:t>________________________________________________________________</w:t>
+      </w:r>
+    </w:p>
+    <w:p>
+      <w:r>
+        <w:t>________________________________________________________________</w:t>
+      </w:r>
+    </w:p>
+    <w:p>
+      <w:pPr>
+        <w:pStyle w:val="Heading1"/>
+      </w:pPr>
+      <w:r>
+        <w:t>08. Reference · Earlier W4 response copy</w:t>
+      </w:r>
+    </w:p>
+    <w:p>
+      <w:r>
+        <w:t>Keep this task’s inputs,rule and response together.</w:t>
+      </w:r>
+    </w:p>
+    <w:p>
+      <w:pPr>
+        <w:pStyle w:val="Heading2"/>
+      </w:pPr>
+      <w:r>
+        <w:t>Complete task and evidence</w:t>
+      </w:r>
+    </w:p>
+    <w:p>
+      <w:pPr>
+        <w:pStyle w:val="ListBullet"/>
+      </w:pPr>
+      <w:r>
+        <w:t>Let z = x - 2, a = ReLU(z), y = 2a + 1. For x = 0, 2, 5, record every z, a and y. Then replace ReLU with identity and give all three y values. Which inputs have the same ReLU output, and why?</w:t>
+      </w:r>
+    </w:p>
+    <w:p>
+      <w:pPr>
+        <w:pStyle w:val="Heading3"/>
+      </w:pPr>
+      <w:r>
+        <w:t>My reasoning and evidence</w:t>
+      </w:r>
+    </w:p>
+    <w:p>
+      <w:r>
+        <w:t>________________________________________________________________</w:t>
+      </w:r>
+    </w:p>
+    <w:p>
+      <w:r>
+        <w:t>________________________________________________________________</w:t>
+      </w:r>
+    </w:p>
+    <w:p>
+      <w:r>
+        <w:t>________________________________________________________________</w:t>
+      </w:r>
+    </w:p>
+    <w:p>
+      <w:r>
+        <w:t>________________________________________________________________</w:t>
+      </w:r>
+    </w:p>
+    <w:p>
+      <w:r>
+        <w:t>________________________________________________________________</w:t>
+      </w:r>
+    </w:p>
+    <w:p>
+      <w:r>
+        <w:t>________________________________________________________________</w:t>
+      </w:r>
+    </w:p>
+    <w:p>
+      <w:r>
+        <w:t>________________________________________________________________</w:t>
+      </w:r>
+    </w:p>
+    <w:p>
+      <w:r>
+        <w:t>________________________________________________________________</w:t>
+      </w:r>
+    </w:p>
+    <w:p>
+      <w:pPr>
+        <w:pStyle w:val="Heading1"/>
+      </w:pPr>
+      <w:r>
+        <w:t>12. Extra practice · Pictured case</w:t>
+      </w:r>
+    </w:p>
+    <w:p>
+      <w:r>
+        <w:t>Keep this task’s inputs,rule and response together.</w:t>
+      </w:r>
+    </w:p>
+    <w:p>
+      <w:pPr>
+        <w:pStyle w:val="Heading2"/>
+      </w:pPr>
+      <w:r>
+        <w:t>Complete task and evidence</w:t>
+      </w:r>
+    </w:p>
+    <w:p>
+      <w:pPr>
+        <w:pStyle w:val="ListBullet"/>
+      </w:pPr>
+      <w:r>
+        <w:t>See what ReLU removes before the next weighted step.</w:t>
+      </w:r>
+    </w:p>
+    <w:p>
+      <w:pPr>
+        <w:pStyle w:val="ListBullet"/>
+      </w:pPr>
+      <w:r>
+        <w:t>Toy network z=x-3; h=max(0, z); y=3h+2. Inputs x=1, 3, 4.</w:t>
+      </w:r>
+    </w:p>
+    <w:p>
+      <w:pPr>
+        <w:pStyle w:val="ListBullet"/>
+      </w:pPr>
+      <w:r>
+        <w:t>All inputs and outcomes in this worked example are invented classroom data; no real model run is claimed.</w:t>
       </w:r>
     </w:p>
     <w:p>
@@ -1779,49 +1353,10 @@
     </w:p>
     <w:p>
       <w:pPr>
-        <w:spacing w:line="336" w:lineRule="auto" w:after="180"/>
-      </w:pPr>
-      <w:r>
-        <w:rPr>
-          <w:b w:val="0"/>
-        </w:rPr>
-        <w:t xml:space="preserve">Which original </w:t>
-      </w:r>
-      <w:r>
-        <w:rPr>
-          <w:b/>
-        </w:rPr>
-        <w:t>input</w:t>
-      </w:r>
-      <w:r>
-        <w:rPr>
-          <w:b w:val="0"/>
-        </w:rPr>
-        <w:t xml:space="preserve">s cannot be distinguished by this network’s final </w:t>
-      </w:r>
-      <w:r>
-        <w:rPr>
-          <w:b/>
-        </w:rPr>
-        <w:t>output</w:t>
-      </w:r>
-      <w:r>
-        <w:rPr>
-          <w:b w:val="0"/>
-        </w:rPr>
-        <w:t xml:space="preserve">? Point to the relevant step in the picture, then write the changed result and the rule or </w:t>
-      </w:r>
-      <w:r>
-        <w:rPr>
-          <w:b/>
-        </w:rPr>
-        <w:t>evidence</w:t>
-      </w:r>
-      <w:r>
-        <w:rPr>
-          <w:b w:val="0"/>
-        </w:rPr>
-        <w:t xml:space="preserve"> that supports it.</w:t>
+        <w:pStyle w:val="ListBullet"/>
+      </w:pPr>
+      <w:r>
+        <w:t>Which original inputs cannot be distinguished by this network’s final output? Point to the relevant step in the picture, then write the changed result and the rule or evidence that supports it.</w:t>
       </w:r>
     </w:p>
     <w:p>
@@ -1864,68 +1399,18 @@
     </w:p>
     <w:p>
       <w:pPr>
-        <w:pStyle w:val="Heading3"/>
-      </w:pPr>
-      <w:r>
-        <w:t>Record the help used</w:t>
-      </w:r>
-    </w:p>
-    <w:p>
-      <w:pPr>
-        <w:spacing w:line="336" w:lineRule="auto" w:after="180"/>
-        <w:shd w:fill="F1F6F8"/>
-      </w:pPr>
-      <w:r>
-        <w:rPr>
-          <w:b w:val="0"/>
-        </w:rPr>
-        <w:t xml:space="preserve">Support used: alone / hint / worked example. This record is practice </w:t>
-      </w:r>
-      <w:r>
-        <w:rPr>
-          <w:b/>
-        </w:rPr>
-        <w:t>evidence</w:t>
-      </w:r>
-      <w:r>
-        <w:rPr>
-          <w:b w:val="0"/>
-        </w:rPr>
-        <w:t>.</w:t>
-      </w:r>
-    </w:p>
-    <w:p>
-      <w:pPr>
-        <w:spacing w:line="336" w:lineRule="auto" w:after="180"/>
-      </w:pPr>
-      <w:r>
-        <w:rPr>
-          <w:b w:val="0"/>
-        </w:rPr>
-        <w:t xml:space="preserve">Project connection: For your Image-pattern Network Investigation, save the </w:t>
-      </w:r>
-      <w:r>
-        <w:rPr>
-          <w:b/>
-        </w:rPr>
-        <w:t>input</w:t>
-      </w:r>
-      <w:r>
-        <w:rPr>
-          <w:b w:val="0"/>
-        </w:rPr>
-        <w:t>, procedure, observed result and limitation of this check.</w:t>
-      </w:r>
-    </w:p>
-    <w:p>
-      <w:pPr>
-        <w:spacing w:line="336" w:lineRule="auto" w:after="180"/>
-      </w:pPr>
-      <w:r>
-        <w:rPr>
-          <w:b w:val="0"/>
-        </w:rPr>
-        <w:t>Label this worked example as practice; use a different, previously unreviewed case when checking independent understanding.</w:t>
+        <w:pStyle w:val="ListBullet"/>
+      </w:pPr>
+      <w:r>
+        <w:t>Support used: alone / hint / worked example. This record is practice evidence.</w:t>
+      </w:r>
+    </w:p>
+    <w:p>
+      <w:pPr>
+        <w:pStyle w:val="ListBullet"/>
+      </w:pPr>
+      <w:r>
+        <w:t>Project connection: For your Image-pattern Network Investigation, save the input, procedure, observed result and limitation of this check. Label this worked example as practice; use a different, previously unreviewed case when checking independent understanding.</w:t>
       </w:r>
     </w:p>
     <w:p>
@@ -1933,80 +1418,44 @@
         <w:pStyle w:val="Heading1"/>
       </w:pPr>
       <w:r>
-        <w:t>13. Project portfolio milestone</w:t>
-      </w:r>
-    </w:p>
-    <w:p>
-      <w:r>
-        <w:t>Keep this week’s input, deciding step, result and limit together in the Image-pattern Network Investigation record.</w:t>
-      </w:r>
-    </w:p>
-    <w:p>
-      <w:pPr>
-        <w:spacing w:line="336" w:lineRule="auto" w:after="180"/>
-      </w:pPr>
-      <w:r>
-        <w:rPr>
-          <w:b w:val="0"/>
-        </w:rPr>
+        <w:t>13. Reference · Project milestone</w:t>
+      </w:r>
+    </w:p>
+    <w:p>
+      <w:r>
+        <w:t>Keep this task’s inputs,rule and response together.</w:t>
+      </w:r>
+    </w:p>
+    <w:p>
+      <w:pPr>
+        <w:pStyle w:val="Heading2"/>
+      </w:pPr>
+      <w:r>
+        <w:t>Complete task and evidence</w:t>
+      </w:r>
+    </w:p>
+    <w:p>
+      <w:pPr>
+        <w:pStyle w:val="ListBullet"/>
+      </w:pPr>
+      <w:r>
         <w:t>Project: Image-pattern Network Investigation</w:t>
       </w:r>
     </w:p>
     <w:p>
       <w:pPr>
-        <w:spacing w:line="336" w:lineRule="auto" w:after="180"/>
-      </w:pPr>
-      <w:r>
-        <w:rPr>
-          <w:b w:val="0"/>
-        </w:rPr>
-        <w:t xml:space="preserve">Current milestone: Frame the need. Name the user, the problem, allowed </w:t>
-      </w:r>
-      <w:r>
-        <w:rPr>
-          <w:b/>
-        </w:rPr>
-        <w:t>input</w:t>
-      </w:r>
-      <w:r>
-        <w:rPr>
-          <w:b w:val="0"/>
-        </w:rPr>
-        <w:t>s and a safe simple starting method.</w:t>
-      </w:r>
-    </w:p>
-    <w:p>
-      <w:pPr>
-        <w:spacing w:line="336" w:lineRule="auto" w:after="180"/>
-      </w:pPr>
-      <w:r>
-        <w:rPr>
-          <w:b w:val="0"/>
-        </w:rPr>
-        <w:t xml:space="preserve">For your Image-pattern Network Investigation, save the </w:t>
-      </w:r>
-      <w:r>
-        <w:rPr>
-          <w:b/>
-        </w:rPr>
-        <w:t>input</w:t>
-      </w:r>
-      <w:r>
-        <w:rPr>
-          <w:b w:val="0"/>
-        </w:rPr>
-        <w:t>, procedure, observed result and limitation of this check.</w:t>
-      </w:r>
-    </w:p>
-    <w:p>
-      <w:pPr>
-        <w:spacing w:line="336" w:lineRule="auto" w:after="180"/>
-      </w:pPr>
-      <w:r>
-        <w:rPr>
-          <w:b w:val="0"/>
-        </w:rPr>
-        <w:t>Label this worked example as practice; use a different, previously unreviewed case when checking independent understanding.</w:t>
+        <w:pStyle w:val="ListBullet"/>
+      </w:pPr>
+      <w:r>
+        <w:t>Current milestone: Frame the need. Name the user, the problem, allowed inputs and a safe simple starting method.</w:t>
+      </w:r>
+    </w:p>
+    <w:p>
+      <w:pPr>
+        <w:pStyle w:val="ListBullet"/>
+      </w:pPr>
+      <w:r>
+        <w:t>For your Image-pattern Network Investigation, save the input, procedure, observed result and limitation of this check. Label this worked example as practice; use a different, previously unreviewed case when checking independent understanding.</w:t>
       </w:r>
     </w:p>
     <w:tbl>
@@ -2163,12 +1612,587 @@
         <w:pStyle w:val="Heading1"/>
       </w:pPr>
       <w:r>
-        <w:t>14. Supported practice and learning evidence</w:t>
-      </w:r>
-    </w:p>
-    <w:p>
-      <w:r>
-        <w:t>Try the supported questions before comparing with hints and feedback. Record what you repaired and the evidence you retained.</w:t>
+        <w:t>14. Extra practice · Predict,check and repair</w:t>
+      </w:r>
+    </w:p>
+    <w:p>
+      <w:r>
+        <w:t>Keep supported feedback separate from the independent case.</w:t>
+      </w:r>
+    </w:p>
+    <w:p>
+      <w:pPr>
+        <w:pStyle w:val="Heading2"/>
+      </w:pPr>
+      <w:r>
+        <w:t>First supported question and optional hint</w:t>
+      </w:r>
+    </w:p>
+    <w:p>
+      <w:pPr>
+        <w:pStyle w:val="ListBullet"/>
+      </w:pPr>
+      <w:r>
+        <w:t>See what ReLU removes before the next weighted step.</w:t>
+      </w:r>
+    </w:p>
+    <w:p>
+      <w:pPr>
+        <w:pStyle w:val="Heading3"/>
+      </w:pPr>
+      <w:r>
+        <w:t>Practice 1: explain the deciding evidence</w:t>
+      </w:r>
+    </w:p>
+    <w:p>
+      <w:pPr>
+        <w:pStyle w:val="ListBullet"/>
+      </w:pPr>
+      <w:r>
+        <w:t>Which labelled step matches this detail? y values are 2, 2, 5; x = 1 and x = 3 collapse to the same output.</w:t>
+      </w:r>
+    </w:p>
+    <w:p>
+      <w:pPr>
+        <w:pStyle w:val="ListBullet"/>
+      </w:pPr>
+      <w:r>
+        <w:t>1. Apply ReLU</w:t>
+      </w:r>
+    </w:p>
+    <w:p>
+      <w:pPr>
+        <w:pStyle w:val="ListBullet"/>
+      </w:pPr>
+      <w:r>
+        <w:t>2. Compute output</w:t>
+      </w:r>
+    </w:p>
+    <w:p>
+      <w:pPr>
+        <w:pStyle w:val="ListBullet"/>
+      </w:pPr>
+      <w:r>
+        <w:t>3. Compute preactivation</w:t>
+      </w:r>
+    </w:p>
+    <w:p>
+      <w:pPr>
+        <w:pStyle w:val="Heading3"/>
+      </w:pPr>
+      <w:r>
+        <w:t>My selected conclusion, deciding fact and explanation</w:t>
+      </w:r>
+    </w:p>
+    <w:p>
+      <w:r>
+        <w:t>________________________________________________________________</w:t>
+      </w:r>
+    </w:p>
+    <w:p>
+      <w:r>
+        <w:t>________________________________________________________________</w:t>
+      </w:r>
+    </w:p>
+    <w:p>
+      <w:r>
+        <w:t>________________________________________________________________</w:t>
+      </w:r>
+    </w:p>
+    <w:p>
+      <w:r>
+        <w:t>________________________________________________________________</w:t>
+      </w:r>
+    </w:p>
+    <w:p>
+      <w:r>
+        <w:t>________________________________________________________________</w:t>
+      </w:r>
+    </w:p>
+    <w:p>
+      <w:pPr>
+        <w:pStyle w:val="ListBullet"/>
+      </w:pPr>
+      <w:r>
+        <w:t>Hint if needed: Read the steps in the pictorial case. Match the supplied detail to the stage that performs or records it.</w:t>
+      </w:r>
+    </w:p>
+    <w:p>
+      <w:pPr>
+        <w:pStyle w:val="Heading2"/>
+      </w:pPr>
+      <w:r>
+        <w:t>Check after the first attempt · reference / check after trying</w:t>
+      </w:r>
+    </w:p>
+    <w:p>
+      <w:pPr>
+        <w:spacing w:line="336" w:lineRule="auto" w:after="180"/>
+      </w:pPr>
+      <w:r>
+        <w:rPr>
+          <w:b w:val="0"/>
+        </w:rPr>
+        <w:t xml:space="preserve">After your attempt, compare with the supported explanation: Compute </w:t>
+      </w:r>
+      <w:r>
+        <w:rPr>
+          <w:b/>
+        </w:rPr>
+        <w:t>output</w:t>
+      </w:r>
+      <w:r>
+        <w:rPr>
+          <w:b w:val="0"/>
+        </w:rPr>
+        <w:t xml:space="preserve"> y values are 2, 2, 5; x = 1 and x = 3 collapse to the same </w:t>
+      </w:r>
+      <w:r>
+        <w:rPr>
+          <w:b/>
+        </w:rPr>
+        <w:t>output</w:t>
+      </w:r>
+      <w:r>
+        <w:rPr>
+          <w:b w:val="0"/>
+        </w:rPr>
+        <w:t xml:space="preserve">. </w:t>
+      </w:r>
+      <w:r>
+        <w:rPr>
+          <w:b/>
+        </w:rPr>
+        <w:t>ReLU</w:t>
+      </w:r>
+      <w:r>
+        <w:rPr>
+          <w:b w:val="0"/>
+        </w:rPr>
+        <w:t xml:space="preserve"> means keep a positive value and replace a negative one with zero.</w:t>
+      </w:r>
+    </w:p>
+    <w:p>
+      <w:pPr>
+        <w:spacing w:line="336" w:lineRule="auto" w:after="180"/>
+      </w:pPr>
+      <w:r>
+        <w:rPr>
+          <w:b w:val="0"/>
+        </w:rPr>
+        <w:t xml:space="preserve">The </w:t>
+      </w:r>
+      <w:r>
+        <w:rPr>
+          <w:b/>
+        </w:rPr>
+        <w:t>output</w:t>
+      </w:r>
+      <w:r>
+        <w:rPr>
+          <w:b w:val="0"/>
+        </w:rPr>
+        <w:t xml:space="preserve"> layer receives that transformed value, not the original </w:t>
+      </w:r>
+      <w:r>
+        <w:rPr>
+          <w:b/>
+        </w:rPr>
+        <w:t>input</w:t>
+      </w:r>
+      <w:r>
+        <w:rPr>
+          <w:b w:val="0"/>
+        </w:rPr>
+        <w:t xml:space="preserve">. </w:t>
+      </w:r>
+      <w:r>
+        <w:rPr>
+          <w:b/>
+        </w:rPr>
+        <w:t>Input</w:t>
+      </w:r>
+      <w:r>
+        <w:rPr>
+          <w:b w:val="0"/>
+        </w:rPr>
+        <w:t>s one and three therefore both deliver zero to the final layer and produce two.</w:t>
+      </w:r>
+    </w:p>
+    <w:p>
+      <w:pPr>
+        <w:spacing w:line="336" w:lineRule="auto" w:after="180"/>
+      </w:pPr>
+      <w:r>
+        <w:rPr>
+          <w:b w:val="0"/>
+        </w:rPr>
+        <w:t xml:space="preserve">Replacing </w:t>
+      </w:r>
+      <w:r>
+        <w:rPr>
+          <w:b/>
+        </w:rPr>
+        <w:t>ReLU</w:t>
+      </w:r>
+      <w:r>
+        <w:rPr>
+          <w:b w:val="0"/>
+        </w:rPr>
+        <w:t xml:space="preserve"> with identity changes the procedure: negative intermediate values now remain available to the next layer.</w:t>
+      </w:r>
+    </w:p>
+    <w:p>
+      <w:pPr>
+        <w:pStyle w:val="Heading2"/>
+      </w:pPr>
+      <w:r>
+        <w:t>Changed-case question and optional hint</w:t>
+      </w:r>
+    </w:p>
+    <w:p>
+      <w:pPr>
+        <w:pStyle w:val="Heading3"/>
+      </w:pPr>
+      <w:r>
+        <w:t>Practice 2: explain the deciding evidence</w:t>
+      </w:r>
+    </w:p>
+    <w:p>
+      <w:pPr>
+        <w:pStyle w:val="ListBullet"/>
+      </w:pPr>
+      <w:r>
+        <w:t>Changed-case practice: Replace ReLU with identity. Which conclusion is supported by the supplied facts?</w:t>
+      </w:r>
+    </w:p>
+    <w:p>
+      <w:pPr>
+        <w:pStyle w:val="ListBullet"/>
+      </w:pPr>
+      <w:r>
+        <w:t>1. This one example guarantees correct results for every future input.</w:t>
+      </w:r>
+    </w:p>
+    <w:p>
+      <w:pPr>
+        <w:pStyle w:val="ListBullet"/>
+      </w:pPr>
+      <w:r>
+        <w:t>2. h becomes -2, 0, 1 and outputs become -4, 2, 5.</w:t>
+      </w:r>
+    </w:p>
+    <w:p>
+      <w:pPr>
+        <w:pStyle w:val="ListBullet"/>
+      </w:pPr>
+      <w:r>
+        <w:t>3. We can decide the result without examining the changed input or the procedure.</w:t>
+      </w:r>
+    </w:p>
+    <w:p>
+      <w:pPr>
+        <w:pStyle w:val="Heading3"/>
+      </w:pPr>
+      <w:r>
+        <w:t>My selected conclusion, deciding fact and explanation</w:t>
+      </w:r>
+    </w:p>
+    <w:p>
+      <w:r>
+        <w:t>________________________________________________________________</w:t>
+      </w:r>
+    </w:p>
+    <w:p>
+      <w:r>
+        <w:t>________________________________________________________________</w:t>
+      </w:r>
+    </w:p>
+    <w:p>
+      <w:r>
+        <w:t>________________________________________________________________</w:t>
+      </w:r>
+    </w:p>
+    <w:p>
+      <w:r>
+        <w:t>________________________________________________________________</w:t>
+      </w:r>
+    </w:p>
+    <w:p>
+      <w:r>
+        <w:t>________________________________________________________________</w:t>
+      </w:r>
+    </w:p>
+    <w:p>
+      <w:pPr>
+        <w:pStyle w:val="ListBullet"/>
+      </w:pPr>
+      <w:r>
+        <w:t>Hint if needed: Use the changed condition and the deciding step in the pictorial trace. The answer must say what follows from those facts.</w:t>
+      </w:r>
+    </w:p>
+    <w:p>
+      <w:pPr>
+        <w:pStyle w:val="Heading2"/>
+      </w:pPr>
+      <w:r>
+        <w:t>Check after the changed attempt · reference / check after trying</w:t>
+      </w:r>
+    </w:p>
+    <w:p>
+      <w:pPr>
+        <w:spacing w:line="336" w:lineRule="auto" w:after="180"/>
+      </w:pPr>
+      <w:r>
+        <w:rPr>
+          <w:b w:val="0"/>
+        </w:rPr>
+        <w:t xml:space="preserve">After your attempt, compare with the supported explanation: h becomes -2, 0, 1 and </w:t>
+      </w:r>
+      <w:r>
+        <w:rPr>
+          <w:b/>
+        </w:rPr>
+        <w:t>output</w:t>
+      </w:r>
+      <w:r>
+        <w:rPr>
+          <w:b w:val="0"/>
+        </w:rPr>
+        <w:t>s become -4, 2, 5. Identity retains the negative intermediate value instead of clipping it.</w:t>
+      </w:r>
+    </w:p>
+    <w:p>
+      <w:pPr>
+        <w:pStyle w:val="Heading2"/>
+      </w:pPr>
+      <w:r>
+        <w:t>Repair and retain the record</w:t>
+      </w:r>
+    </w:p>
+    <w:p>
+      <w:pPr>
+        <w:spacing w:line="336" w:lineRule="auto" w:after="180"/>
+      </w:pPr>
+      <w:r>
+        <w:rPr>
+          <w:b w:val="0"/>
+        </w:rPr>
+        <w:t>Review Bias terms and decision boundaries (ai-5/3). Goal: Calculate a weighted score with a bias term. Short practice: Is B positive under the original or changed model?</w:t>
+      </w:r>
+    </w:p>
+    <w:p>
+      <w:pPr>
+        <w:spacing w:line="336" w:lineRule="auto" w:after="180"/>
+      </w:pPr>
+      <w:r>
+        <w:rPr>
+          <w:b w:val="0"/>
+        </w:rPr>
+        <w:t xml:space="preserve">Point to the relevant step in the picture, then write the changed result and the rule or </w:t>
+      </w:r>
+      <w:r>
+        <w:rPr>
+          <w:b/>
+        </w:rPr>
+        <w:t>evidence</w:t>
+      </w:r>
+      <w:r>
+        <w:rPr>
+          <w:b w:val="0"/>
+        </w:rPr>
+        <w:t xml:space="preserve"> that supports it.. Return to this week and explain what you changed.</w:t>
+      </w:r>
+    </w:p>
+    <w:p>
+      <w:pPr>
+        <w:spacing w:line="336" w:lineRule="auto" w:after="180"/>
+      </w:pPr>
+      <w:r>
+        <w:rPr>
+          <w:b w:val="0"/>
+        </w:rPr>
+        <w:t xml:space="preserve">Review Representing </w:t>
+      </w:r>
+      <w:r>
+        <w:rPr>
+          <w:b/>
+        </w:rPr>
+        <w:t>input</w:t>
+      </w:r>
+      <w:r>
+        <w:rPr>
+          <w:b w:val="0"/>
+        </w:rPr>
+        <w:t xml:space="preserve">s as vectors (ai-5/1). Goal: Encode a record using a fixed feature order and units. Short practice: Why does equal total brightness not make A and B identical </w:t>
+      </w:r>
+      <w:r>
+        <w:rPr>
+          <w:b/>
+        </w:rPr>
+        <w:t>input</w:t>
+      </w:r>
+      <w:r>
+        <w:rPr>
+          <w:b w:val="0"/>
+        </w:rPr>
+        <w:t>s?</w:t>
+      </w:r>
+    </w:p>
+    <w:p>
+      <w:pPr>
+        <w:spacing w:line="336" w:lineRule="auto" w:after="180"/>
+      </w:pPr>
+      <w:r>
+        <w:rPr>
+          <w:b w:val="0"/>
+        </w:rPr>
+        <w:t xml:space="preserve">Point to the relevant step in the picture, then write the changed result and the rule or </w:t>
+      </w:r>
+      <w:r>
+        <w:rPr>
+          <w:b/>
+        </w:rPr>
+        <w:t>evidence</w:t>
+      </w:r>
+      <w:r>
+        <w:rPr>
+          <w:b w:val="0"/>
+        </w:rPr>
+        <w:t xml:space="preserve"> that supports it.. Return to this week and explain what you changed.</w:t>
+      </w:r>
+    </w:p>
+    <w:p>
+      <w:pPr>
+        <w:spacing w:line="336" w:lineRule="auto" w:after="180"/>
+      </w:pPr>
+      <w:r>
+        <w:rPr>
+          <w:b w:val="0"/>
+        </w:rPr>
+        <w:t xml:space="preserve">The browser lab lets you edit the supported Python examples already included in this lesson. Predict first, run, inspect the actual </w:t>
+      </w:r>
+      <w:r>
+        <w:rPr>
+          <w:b/>
+        </w:rPr>
+        <w:t>output</w:t>
+      </w:r>
+      <w:r>
+        <w:rPr>
+          <w:b w:val="0"/>
+        </w:rPr>
+        <w:t xml:space="preserve"> or error, change one </w:t>
+      </w:r>
+      <w:r>
+        <w:rPr>
+          <w:b/>
+        </w:rPr>
+        <w:t>input</w:t>
+      </w:r>
+      <w:r>
+        <w:rPr>
+          <w:b w:val="0"/>
+        </w:rPr>
+        <w:t>, then run again.</w:t>
+      </w:r>
+    </w:p>
+    <w:p>
+      <w:pPr>
+        <w:spacing w:line="336" w:lineRule="auto" w:after="180"/>
+      </w:pPr>
+      <w:r>
+        <w:rPr>
+          <w:b w:val="0"/>
+        </w:rPr>
+        <w:t xml:space="preserve">Keep code, </w:t>
+      </w:r>
+      <w:r>
+        <w:rPr>
+          <w:b/>
+        </w:rPr>
+        <w:t>prediction</w:t>
+      </w:r>
+      <w:r>
+        <w:rPr>
+          <w:b w:val="0"/>
+        </w:rPr>
+        <w:t>s, actual results and a reasoned revision together. On paper, label your result as a trace rather than an execution.</w:t>
+      </w:r>
+    </w:p>
+    <w:p>
+      <w:pPr>
+        <w:spacing w:line="336" w:lineRule="auto" w:after="180"/>
+      </w:pPr>
+      <w:r>
+        <w:rPr>
+          <w:b w:val="0"/>
+        </w:rPr>
+        <w:t xml:space="preserve">Use Download completed work in the hosted lesson to export your answers, reflections, practice feedback and code-run </w:t>
+      </w:r>
+      <w:r>
+        <w:rPr>
+          <w:b/>
+        </w:rPr>
+        <w:t>evidence</w:t>
+      </w:r>
+      <w:r>
+        <w:rPr>
+          <w:b w:val="0"/>
+        </w:rPr>
+        <w:t>. Open the HTML copy to read or print it.</w:t>
+      </w:r>
+    </w:p>
+    <w:p>
+      <w:pPr>
+        <w:spacing w:line="336" w:lineRule="auto" w:after="180"/>
+      </w:pPr>
+      <w:r>
+        <w:rPr>
+          <w:b w:val="0"/>
+        </w:rPr>
+        <w:t>Drafts stay in this browser when storage is available; clear drafts on a shared device.</w:t>
+      </w:r>
+    </w:p>
+    <w:p>
+      <w:pPr>
+        <w:pStyle w:val="Heading3"/>
+      </w:pPr>
+      <w:r>
+        <w:t>What I repaired, the evidence I kept and the next test</w:t>
+      </w:r>
+    </w:p>
+    <w:p>
+      <w:r>
+        <w:t>________________________________________________________________</w:t>
+      </w:r>
+    </w:p>
+    <w:p>
+      <w:r>
+        <w:t>________________________________________________________________</w:t>
+      </w:r>
+    </w:p>
+    <w:p>
+      <w:r>
+        <w:t>________________________________________________________________</w:t>
+      </w:r>
+    </w:p>
+    <w:p>
+      <w:r>
+        <w:t>________________________________________________________________</w:t>
+      </w:r>
+    </w:p>
+    <w:p>
+      <w:r>
+        <w:t>________________________________________________________________</w:t>
+      </w:r>
+    </w:p>
+    <w:p>
+      <w:pPr>
+        <w:pStyle w:val="Heading2"/>
+      </w:pPr>
+      <w:r>
+        <w:t>Earlier wording, alternatives and picture transcripts · reference / check after trying</w:t>
       </w:r>
     </w:p>
     <w:p>
@@ -2184,104 +2208,10 @@
     </w:p>
     <w:p>
       <w:pPr>
-        <w:spacing w:line="336" w:lineRule="auto" w:after="180"/>
-      </w:pPr>
-      <w:r>
-        <w:rPr>
-          <w:b w:val="0"/>
-        </w:rPr>
-        <w:t xml:space="preserve">See what </w:t>
-      </w:r>
-      <w:r>
-        <w:rPr>
-          <w:b/>
-        </w:rPr>
-        <w:t>ReLU</w:t>
-      </w:r>
-      <w:r>
-        <w:rPr>
-          <w:b w:val="0"/>
-        </w:rPr>
-        <w:t xml:space="preserve"> removes before the next weighted step.</w:t>
-      </w:r>
-    </w:p>
-    <w:p>
-      <w:pPr>
         <w:pStyle w:val="Heading3"/>
       </w:pPr>
       <w:r>
-        <w:t>Practice 1: explain the deciding evidence</w:t>
-      </w:r>
-    </w:p>
-    <w:p>
-      <w:pPr>
-        <w:spacing w:line="336" w:lineRule="auto" w:after="180"/>
-      </w:pPr>
-      <w:r>
-        <w:rPr>
-          <w:b w:val="0"/>
-        </w:rPr>
-        <w:t xml:space="preserve">Which labelled step matches this detail? y values are 2, 2, 5; x = 1 and x = 3 collapse to the same </w:t>
-      </w:r>
-      <w:r>
-        <w:rPr>
-          <w:b/>
-        </w:rPr>
-        <w:t>output</w:t>
-      </w:r>
-      <w:r>
-        <w:rPr>
-          <w:b w:val="0"/>
-        </w:rPr>
-        <w:t>.</w:t>
-      </w:r>
-    </w:p>
-    <w:p>
-      <w:pPr>
-        <w:spacing w:line="336" w:lineRule="auto" w:after="180"/>
-        <w:shd w:fill="F4F9FC"/>
-      </w:pPr>
-      <w:r>
-        <w:rPr>
-          <w:b w:val="0"/>
-        </w:rPr>
-        <w:t xml:space="preserve">1. Apply </w:t>
-      </w:r>
-      <w:r>
-        <w:rPr>
-          <w:b/>
-        </w:rPr>
-        <w:t>ReLU</w:t>
-      </w:r>
-    </w:p>
-    <w:p>
-      <w:pPr>
-        <w:spacing w:line="336" w:lineRule="auto" w:after="180"/>
-        <w:shd w:fill="F4F9FC"/>
-      </w:pPr>
-      <w:r>
-        <w:rPr>
-          <w:b w:val="0"/>
-        </w:rPr>
-        <w:t xml:space="preserve">2. Compute </w:t>
-      </w:r>
-      <w:r>
-        <w:rPr>
-          <w:b/>
-        </w:rPr>
-        <w:t>output</w:t>
-      </w:r>
-    </w:p>
-    <w:p>
-      <w:pPr>
-        <w:spacing w:line="336" w:lineRule="auto" w:after="180"/>
-        <w:shd w:fill="F4F9FC"/>
-      </w:pPr>
-      <w:r>
-        <w:rPr>
-          <w:b w:val="0"/>
-        </w:rPr>
-        <w:t>3. Compute preactivation</w:t>
+        <w:t>Repair a missing building block</w:t>
       </w:r>
     </w:p>
     <w:p>
@@ -2289,32 +2219,7 @@
         <w:pStyle w:val="Heading3"/>
       </w:pPr>
       <w:r>
-        <w:t>My selected conclusion, deciding fact and explanation</w:t>
-      </w:r>
-    </w:p>
-    <w:p>
-      <w:r>
-        <w:t>________________________________________________________________</w:t>
-      </w:r>
-    </w:p>
-    <w:p>
-      <w:r>
-        <w:t>________________________________________________________________</w:t>
-      </w:r>
-    </w:p>
-    <w:p>
-      <w:r>
-        <w:t>________________________________________________________________</w:t>
-      </w:r>
-    </w:p>
-    <w:p>
-      <w:r>
-        <w:t>________________________________________________________________</w:t>
-      </w:r>
-    </w:p>
-    <w:p>
-      <w:r>
-        <w:t>________________________________________________________________</w:t>
+        <w:t>Predict, run and debug</w:t>
       </w:r>
     </w:p>
     <w:p>
@@ -2322,603 +2227,25 @@
         <w:pStyle w:val="Heading3"/>
       </w:pPr>
       <w:r>
-        <w:t>Hint · try first</w:t>
-      </w:r>
-    </w:p>
-    <w:p>
-      <w:pPr>
-        <w:spacing w:line="336" w:lineRule="auto" w:after="180"/>
-        <w:shd w:fill="F1F6F8"/>
-      </w:pPr>
-      <w:r>
-        <w:rPr>
-          <w:b w:val="0"/>
-        </w:rPr>
-        <w:t>Hint if needed: Read the steps in the pictorial case. Match the supplied detail to the stage that performs or records it.</w:t>
-      </w:r>
-    </w:p>
-    <w:p>
-      <w:pPr>
-        <w:pStyle w:val="Heading3"/>
-      </w:pPr>
-      <w:r>
-        <w:t>Feedback · compare after trying</w:t>
-      </w:r>
-    </w:p>
-    <w:p>
-      <w:pPr>
-        <w:spacing w:line="336" w:lineRule="auto" w:after="180"/>
-        <w:shd w:fill="F1F6FC"/>
-      </w:pPr>
-      <w:r>
-        <w:rPr>
-          <w:b w:val="0"/>
-        </w:rPr>
-        <w:t xml:space="preserve">After your attempt, compare with the supported explanation: Compute </w:t>
-      </w:r>
-      <w:r>
-        <w:rPr>
-          <w:b/>
-        </w:rPr>
-        <w:t>output</w:t>
-      </w:r>
-      <w:r>
-        <w:rPr>
-          <w:b w:val="0"/>
-        </w:rPr>
-        <w:t xml:space="preserve"> y values are 2, 2, 5; x = 1 and x = 3 collapse to the same </w:t>
-      </w:r>
-      <w:r>
-        <w:rPr>
-          <w:b/>
-        </w:rPr>
-        <w:t>output</w:t>
-      </w:r>
-      <w:r>
-        <w:rPr>
-          <w:b w:val="0"/>
-        </w:rPr>
-        <w:t xml:space="preserve">. </w:t>
-      </w:r>
-      <w:r>
-        <w:rPr>
-          <w:b/>
-        </w:rPr>
-        <w:t>ReLU</w:t>
-      </w:r>
-      <w:r>
-        <w:rPr>
-          <w:b w:val="0"/>
-        </w:rPr>
-        <w:t xml:space="preserve"> means keep a positive value and replace a negative one with zero.</w:t>
-      </w:r>
-    </w:p>
-    <w:p>
-      <w:pPr>
-        <w:spacing w:line="336" w:lineRule="auto" w:after="180"/>
-        <w:shd w:fill="F1F6FC"/>
-      </w:pPr>
-      <w:r>
-        <w:rPr>
-          <w:b w:val="0"/>
-        </w:rPr>
-        <w:t xml:space="preserve">The </w:t>
-      </w:r>
-      <w:r>
-        <w:rPr>
-          <w:b/>
-        </w:rPr>
-        <w:t>output</w:t>
-      </w:r>
-      <w:r>
-        <w:rPr>
-          <w:b w:val="0"/>
-        </w:rPr>
-        <w:t xml:space="preserve"> layer receives that transformed value, not the original </w:t>
-      </w:r>
-      <w:r>
-        <w:rPr>
-          <w:b/>
-        </w:rPr>
-        <w:t>input</w:t>
-      </w:r>
-      <w:r>
-        <w:rPr>
-          <w:b w:val="0"/>
-        </w:rPr>
-        <w:t xml:space="preserve">. </w:t>
-      </w:r>
-      <w:r>
-        <w:rPr>
-          <w:b/>
-        </w:rPr>
-        <w:t>Input</w:t>
-      </w:r>
-      <w:r>
-        <w:rPr>
-          <w:b w:val="0"/>
-        </w:rPr>
-        <w:t>s one and three therefore both deliver zero to the final layer and produce two.</w:t>
-      </w:r>
-    </w:p>
-    <w:p>
-      <w:pPr>
-        <w:spacing w:line="336" w:lineRule="auto" w:after="180"/>
-        <w:shd w:fill="F1F6FC"/>
-      </w:pPr>
-      <w:r>
-        <w:rPr>
-          <w:b w:val="0"/>
-        </w:rPr>
-        <w:t xml:space="preserve">Replacing </w:t>
-      </w:r>
-      <w:r>
-        <w:rPr>
-          <w:b/>
-        </w:rPr>
-        <w:t>ReLU</w:t>
-      </w:r>
-      <w:r>
-        <w:rPr>
-          <w:b w:val="0"/>
-        </w:rPr>
-        <w:t xml:space="preserve"> with identity changes the procedure: negative intermediate values now remain available to the next layer.</w:t>
-      </w:r>
-    </w:p>
-    <w:p>
-      <w:pPr>
-        <w:pStyle w:val="Heading3"/>
-      </w:pPr>
-      <w:r>
-        <w:t>Practice 2: explain the deciding evidence</w:t>
-      </w:r>
-    </w:p>
-    <w:p>
-      <w:pPr>
-        <w:pStyle w:val="Heading3"/>
-      </w:pPr>
-      <w:r>
-        <w:t>Changed case · predict first</w:t>
-      </w:r>
-    </w:p>
-    <w:p>
-      <w:pPr>
-        <w:spacing w:line="336" w:lineRule="auto" w:after="180"/>
-        <w:shd w:fill="F5F1FB"/>
-      </w:pPr>
-      <w:r>
-        <w:rPr>
-          <w:b w:val="0"/>
-        </w:rPr>
-        <w:t xml:space="preserve">Changed-case practice: Replace </w:t>
-      </w:r>
-      <w:r>
-        <w:rPr>
-          <w:b/>
-        </w:rPr>
-        <w:t>ReLU</w:t>
-      </w:r>
-      <w:r>
-        <w:rPr>
-          <w:b w:val="0"/>
-        </w:rPr>
-        <w:t xml:space="preserve"> with identity. Which conclusion is supported by the supplied facts?</w:t>
-      </w:r>
-    </w:p>
-    <w:p>
-      <w:pPr>
-        <w:spacing w:line="336" w:lineRule="auto" w:after="180"/>
-        <w:shd w:fill="F4F9FC"/>
-      </w:pPr>
-      <w:r>
-        <w:rPr>
-          <w:b w:val="0"/>
-        </w:rPr>
-        <w:t xml:space="preserve">1. This one example guarantees correct results for every future </w:t>
-      </w:r>
-      <w:r>
-        <w:rPr>
-          <w:b/>
-        </w:rPr>
-        <w:t>input</w:t>
-      </w:r>
-      <w:r>
-        <w:rPr>
-          <w:b w:val="0"/>
-        </w:rPr>
-        <w:t>.</w:t>
-      </w:r>
-    </w:p>
-    <w:p>
-      <w:pPr>
-        <w:spacing w:line="336" w:lineRule="auto" w:after="180"/>
-        <w:shd w:fill="F4F9FC"/>
-      </w:pPr>
-      <w:r>
-        <w:rPr>
-          <w:b w:val="0"/>
-        </w:rPr>
-        <w:t xml:space="preserve">2. h becomes -2, 0, 1 and </w:t>
-      </w:r>
-      <w:r>
-        <w:rPr>
-          <w:b/>
-        </w:rPr>
-        <w:t>output</w:t>
-      </w:r>
-      <w:r>
-        <w:rPr>
-          <w:b w:val="0"/>
-        </w:rPr>
-        <w:t>s become -4, 2, 5.</w:t>
-      </w:r>
-    </w:p>
-    <w:p>
-      <w:pPr>
-        <w:spacing w:line="336" w:lineRule="auto" w:after="180"/>
-        <w:shd w:fill="F4F9FC"/>
-      </w:pPr>
-      <w:r>
-        <w:rPr>
-          <w:b w:val="0"/>
-        </w:rPr>
-        <w:t xml:space="preserve">3. We can decide the result without examining the changed </w:t>
-      </w:r>
-      <w:r>
-        <w:rPr>
-          <w:b/>
-        </w:rPr>
-        <w:t>input</w:t>
-      </w:r>
-      <w:r>
-        <w:rPr>
-          <w:b w:val="0"/>
-        </w:rPr>
-        <w:t xml:space="preserve"> or the procedure.</w:t>
-      </w:r>
-    </w:p>
-    <w:p>
-      <w:pPr>
-        <w:pStyle w:val="Heading3"/>
-      </w:pPr>
-      <w:r>
-        <w:t>My selected conclusion, deciding fact and explanation</w:t>
-      </w:r>
-    </w:p>
-    <w:p>
-      <w:r>
-        <w:t>________________________________________________________________</w:t>
-      </w:r>
-    </w:p>
-    <w:p>
-      <w:r>
-        <w:t>________________________________________________________________</w:t>
-      </w:r>
-    </w:p>
-    <w:p>
-      <w:r>
-        <w:t>________________________________________________________________</w:t>
-      </w:r>
-    </w:p>
-    <w:p>
-      <w:r>
-        <w:t>________________________________________________________________</w:t>
-      </w:r>
-    </w:p>
-    <w:p>
-      <w:r>
-        <w:t>________________________________________________________________</w:t>
-      </w:r>
-    </w:p>
-    <w:p>
-      <w:pPr>
-        <w:pStyle w:val="Heading3"/>
-      </w:pPr>
-      <w:r>
-        <w:t>Hint · try first</w:t>
-      </w:r>
-    </w:p>
-    <w:p>
-      <w:pPr>
-        <w:spacing w:line="336" w:lineRule="auto" w:after="180"/>
-        <w:shd w:fill="F1F6F8"/>
-      </w:pPr>
-      <w:r>
-        <w:rPr>
-          <w:b w:val="0"/>
-        </w:rPr>
-        <w:t>Hint if needed: Use the changed condition and the deciding step in the pictorial trace. The answer must say what follows from those facts.</w:t>
-      </w:r>
-    </w:p>
-    <w:p>
-      <w:pPr>
-        <w:pStyle w:val="Heading3"/>
-      </w:pPr>
-      <w:r>
-        <w:t>Feedback · compare after trying</w:t>
-      </w:r>
-    </w:p>
-    <w:p>
-      <w:pPr>
-        <w:spacing w:line="336" w:lineRule="auto" w:after="180"/>
-        <w:shd w:fill="F1F6FC"/>
-      </w:pPr>
-      <w:r>
-        <w:rPr>
-          <w:b w:val="0"/>
-        </w:rPr>
-        <w:t xml:space="preserve">After your attempt, compare with the supported explanation: h becomes -2, 0, 1 and </w:t>
-      </w:r>
-      <w:r>
-        <w:rPr>
-          <w:b/>
-        </w:rPr>
-        <w:t>output</w:t>
-      </w:r>
-      <w:r>
-        <w:rPr>
-          <w:b w:val="0"/>
-        </w:rPr>
-        <w:t>s become -4, 2, 5. Identity retains the negative intermediate value instead of clipping it.</w:t>
-      </w:r>
-    </w:p>
-    <w:p>
-      <w:pPr>
-        <w:pStyle w:val="Heading3"/>
-      </w:pPr>
-      <w:r>
-        <w:t>Repair a missing building block</w:t>
-      </w:r>
-    </w:p>
-    <w:p>
-      <w:pPr>
-        <w:spacing w:line="336" w:lineRule="auto" w:after="180"/>
-      </w:pPr>
-      <w:r>
-        <w:rPr>
-          <w:b w:val="0"/>
-        </w:rPr>
-        <w:t>Review Bias terms and decision boundaries (ai-5/3). Goal: Calculate a weighted score with a bias term. Short practice: Is B positive under the original or changed model?</w:t>
-      </w:r>
-    </w:p>
-    <w:p>
-      <w:pPr>
-        <w:spacing w:line="336" w:lineRule="auto" w:after="180"/>
-      </w:pPr>
-      <w:r>
-        <w:rPr>
-          <w:b w:val="0"/>
-        </w:rPr>
-        <w:t xml:space="preserve">Point to the relevant step in the picture, then write the changed result and the rule or </w:t>
-      </w:r>
-      <w:r>
-        <w:rPr>
-          <w:b/>
-        </w:rPr>
-        <w:t>evidence</w:t>
-      </w:r>
-      <w:r>
-        <w:rPr>
-          <w:b w:val="0"/>
-        </w:rPr>
-        <w:t xml:space="preserve"> that supports it.. Return to this week and explain what you changed.</w:t>
-      </w:r>
-    </w:p>
-    <w:p>
-      <w:pPr>
-        <w:spacing w:line="336" w:lineRule="auto" w:after="180"/>
-      </w:pPr>
-      <w:r>
-        <w:rPr>
-          <w:b w:val="0"/>
-        </w:rPr>
-        <w:t xml:space="preserve">Review Representing </w:t>
-      </w:r>
-      <w:r>
-        <w:rPr>
-          <w:b/>
-        </w:rPr>
-        <w:t>input</w:t>
-      </w:r>
-      <w:r>
-        <w:rPr>
-          <w:b w:val="0"/>
-        </w:rPr>
-        <w:t xml:space="preserve">s as vectors (ai-5/1). Goal: Encode a record using a fixed feature order and units. Short practice: Why does equal total brightness not make A and B identical </w:t>
-      </w:r>
-      <w:r>
-        <w:rPr>
-          <w:b/>
-        </w:rPr>
-        <w:t>input</w:t>
-      </w:r>
-      <w:r>
-        <w:rPr>
-          <w:b w:val="0"/>
-        </w:rPr>
-        <w:t>s?</w:t>
-      </w:r>
-    </w:p>
-    <w:p>
-      <w:pPr>
-        <w:spacing w:line="336" w:lineRule="auto" w:after="180"/>
-      </w:pPr>
-      <w:r>
-        <w:rPr>
-          <w:b w:val="0"/>
-        </w:rPr>
-        <w:t xml:space="preserve">Point to the relevant step in the picture, then write the changed result and the rule or </w:t>
-      </w:r>
-      <w:r>
-        <w:rPr>
-          <w:b/>
-        </w:rPr>
-        <w:t>evidence</w:t>
-      </w:r>
-      <w:r>
-        <w:rPr>
-          <w:b w:val="0"/>
-        </w:rPr>
-        <w:t xml:space="preserve"> that supports it.. Return to this week and explain what you changed.</w:t>
-      </w:r>
-    </w:p>
-    <w:p>
-      <w:pPr>
-        <w:pStyle w:val="Heading3"/>
-      </w:pPr>
-      <w:r>
-        <w:t>Predict, run and debug</w:t>
-      </w:r>
-    </w:p>
-    <w:p>
-      <w:pPr>
-        <w:spacing w:line="336" w:lineRule="auto" w:after="180"/>
-      </w:pPr>
-      <w:r>
-        <w:rPr>
-          <w:b w:val="0"/>
-        </w:rPr>
-        <w:t xml:space="preserve">The browser lab lets you edit the supported Python examples already included in this lesson. Predict first, run, inspect the actual </w:t>
-      </w:r>
-      <w:r>
-        <w:rPr>
-          <w:b/>
-        </w:rPr>
-        <w:t>output</w:t>
-      </w:r>
-      <w:r>
-        <w:rPr>
-          <w:b w:val="0"/>
-        </w:rPr>
-        <w:t xml:space="preserve"> or error, change one </w:t>
-      </w:r>
-      <w:r>
-        <w:rPr>
-          <w:b/>
-        </w:rPr>
-        <w:t>input</w:t>
-      </w:r>
-      <w:r>
-        <w:rPr>
-          <w:b w:val="0"/>
-        </w:rPr>
-        <w:t>, then run again.</w:t>
-      </w:r>
-    </w:p>
-    <w:p>
-      <w:pPr>
-        <w:spacing w:line="336" w:lineRule="auto" w:after="180"/>
-      </w:pPr>
-      <w:r>
-        <w:rPr>
-          <w:b w:val="0"/>
-        </w:rPr>
-        <w:t xml:space="preserve">Keep code, </w:t>
-      </w:r>
-      <w:r>
-        <w:rPr>
-          <w:b/>
-        </w:rPr>
-        <w:t>prediction</w:t>
-      </w:r>
-      <w:r>
-        <w:rPr>
-          <w:b w:val="0"/>
-        </w:rPr>
-        <w:t>s, actual results and a reasoned revision together. On paper, label your result as a trace rather than an execution.</w:t>
-      </w:r>
-    </w:p>
-    <w:p>
-      <w:pPr>
-        <w:pStyle w:val="Heading3"/>
-      </w:pPr>
-      <w:r>
         <w:t>Keep your completed work</w:t>
       </w:r>
     </w:p>
     <w:p>
       <w:pPr>
-        <w:spacing w:line="336" w:lineRule="auto" w:after="180"/>
-      </w:pPr>
-      <w:r>
-        <w:rPr>
-          <w:b w:val="0"/>
-        </w:rPr>
-        <w:t xml:space="preserve">Use Download completed work in the hosted lesson to export your answers, reflections, practice feedback and code-run </w:t>
-      </w:r>
-      <w:r>
-        <w:rPr>
-          <w:b/>
-        </w:rPr>
-        <w:t>evidence</w:t>
-      </w:r>
-      <w:r>
-        <w:rPr>
-          <w:b w:val="0"/>
-        </w:rPr>
-        <w:t>. Open the HTML copy to read or print it.</w:t>
-      </w:r>
-    </w:p>
-    <w:p>
-      <w:pPr>
-        <w:spacing w:line="336" w:lineRule="auto" w:after="180"/>
-      </w:pPr>
-      <w:r>
-        <w:rPr>
-          <w:b w:val="0"/>
-        </w:rPr>
-        <w:t>Drafts stay in this browser when storage is available; clear drafts on a shared device.</w:t>
-      </w:r>
-    </w:p>
-    <w:p>
-      <w:pPr>
-        <w:pStyle w:val="Heading3"/>
-      </w:pPr>
-      <w:r>
-        <w:t>What I repaired, the evidence I kept and the next test</w:t>
-      </w:r>
-    </w:p>
-    <w:p>
-      <w:r>
-        <w:t>________________________________________________________________</w:t>
-      </w:r>
-    </w:p>
-    <w:p>
-      <w:r>
-        <w:t>________________________________________________________________</w:t>
-      </w:r>
-    </w:p>
-    <w:p>
-      <w:r>
-        <w:t>________________________________________________________________</w:t>
-      </w:r>
-    </w:p>
-    <w:p>
-      <w:r>
-        <w:t>________________________________________________________________</w:t>
-      </w:r>
-    </w:p>
-    <w:p>
-      <w:r>
-        <w:t>________________________________________________________________</w:t>
-      </w:r>
-    </w:p>
-    <w:p>
-      <w:pPr>
         <w:pStyle w:val="Heading1"/>
       </w:pPr>
       <w:r>
-        <w:t>15. Visual concept journey</w:t>
-      </w:r>
-    </w:p>
-    <w:p>
-      <w:r>
-        <w:t>Explain each Activation functions picture from its labels, then record a relevant limit.</w:t>
-      </w:r>
-    </w:p>
-    <w:p>
-      <w:pPr>
-        <w:pStyle w:val="Heading3"/>
+        <w:t>15. Reference · Six-picture response sheets</w:t>
+      </w:r>
+    </w:p>
+    <w:p>
+      <w:r>
+        <w:t>Choose the picture that helps explain the current step.</w:t>
+      </w:r>
+    </w:p>
+    <w:p>
+      <w:pPr>
+        <w:pStyle w:val="Heading2"/>
       </w:pPr>
       <w:r>
         <w:t>01. Activation functions: the case</w:t>
@@ -3021,7 +2348,6 @@
     <w:p>
       <w:pPr>
         <w:spacing w:line="336" w:lineRule="auto" w:after="180"/>
-        <w:shd w:fill="F5F1FB"/>
       </w:pPr>
       <w:r>
         <w:rPr>
@@ -3060,7 +2386,7 @@
     </w:p>
     <w:p>
       <w:pPr>
-        <w:pStyle w:val="Heading3"/>
+        <w:pStyle w:val="Heading2"/>
       </w:pPr>
       <w:r>
         <w:t>02. Follow the deciding steps</w:t>
@@ -3152,7 +2478,6 @@
     <w:p>
       <w:pPr>
         <w:spacing w:line="336" w:lineRule="auto" w:after="180"/>
-        <w:shd w:fill="F5F1FB"/>
       </w:pPr>
       <w:r>
         <w:rPr>
@@ -3203,7 +2528,7 @@
     </w:p>
     <w:p>
       <w:pPr>
-        <w:pStyle w:val="Heading3"/>
+        <w:pStyle w:val="Heading2"/>
       </w:pPr>
       <w:r>
         <w:t>03. ReLU hidden computation at x=1</w:t>
@@ -3301,7 +2626,6 @@
     <w:p>
       <w:pPr>
         <w:spacing w:line="336" w:lineRule="auto" w:after="180"/>
-        <w:shd w:fill="F5F1FB"/>
       </w:pPr>
       <w:r>
         <w:rPr>
@@ -3340,7 +2664,7 @@
     </w:p>
     <w:p>
       <w:pPr>
-        <w:pStyle w:val="Heading3"/>
+        <w:pStyle w:val="Heading2"/>
       </w:pPr>
       <w:r>
         <w:t>04. Change one thing. Trace what follows.</w:t>
@@ -3443,7 +2767,6 @@
     <w:p>
       <w:pPr>
         <w:spacing w:line="336" w:lineRule="auto" w:after="180"/>
-        <w:shd w:fill="F5F1FB"/>
       </w:pPr>
       <w:r>
         <w:rPr>
@@ -3482,7 +2805,7 @@
     </w:p>
     <w:p>
       <w:pPr>
-        <w:pStyle w:val="Heading3"/>
+        <w:pStyle w:val="Heading2"/>
       </w:pPr>
       <w:r>
         <w:t>05. Connect the explanation to its limit</w:t>
@@ -3620,7 +2943,6 @@
     <w:p>
       <w:pPr>
         <w:spacing w:line="336" w:lineRule="auto" w:after="180"/>
-        <w:shd w:fill="F5F1FB"/>
       </w:pPr>
       <w:r>
         <w:rPr>
@@ -3659,7 +2981,7 @@
     </w:p>
     <w:p>
       <w:pPr>
-        <w:pStyle w:val="Heading3"/>
+        <w:pStyle w:val="Heading2"/>
       </w:pPr>
       <w:r>
         <w:t>06. Make the idea visible in your project</w:t>
@@ -3797,7 +3119,6 @@
     <w:p>
       <w:pPr>
         <w:spacing w:line="336" w:lineRule="auto" w:after="180"/>
-        <w:shd w:fill="F5F1FB"/>
       </w:pPr>
       <w:r>
         <w:rPr>
@@ -3844,6 +3165,62 @@
     <w:p>
       <w:r>
         <w:t>________________________________________________________________</w:t>
+      </w:r>
+    </w:p>
+    <w:p>
+      <w:pPr>
+        <w:pStyle w:val="Heading2"/>
+      </w:pPr>
+      <w:r>
+        <w:t>Earlier wording, alternatives and picture transcripts · reference / check after trying</w:t>
+      </w:r>
+    </w:p>
+    <w:p>
+      <w:pPr>
+        <w:pStyle w:val="Heading3"/>
+      </w:pPr>
+      <w:r>
+        <w:t>01. Activation functions: the case</w:t>
+      </w:r>
+    </w:p>
+    <w:p>
+      <w:pPr>
+        <w:pStyle w:val="Heading3"/>
+      </w:pPr>
+      <w:r>
+        <w:t>02. Follow the deciding steps</w:t>
+      </w:r>
+    </w:p>
+    <w:p>
+      <w:pPr>
+        <w:pStyle w:val="Heading3"/>
+      </w:pPr>
+      <w:r>
+        <w:t>03. ReLU hidden computation at x=1</w:t>
+      </w:r>
+    </w:p>
+    <w:p>
+      <w:pPr>
+        <w:pStyle w:val="Heading3"/>
+      </w:pPr>
+      <w:r>
+        <w:t>04. Change one thing. Trace what follows.</w:t>
+      </w:r>
+    </w:p>
+    <w:p>
+      <w:pPr>
+        <w:pStyle w:val="Heading3"/>
+      </w:pPr>
+      <w:r>
+        <w:t>05. Connect the explanation to its limit</w:t>
+      </w:r>
+    </w:p>
+    <w:p>
+      <w:pPr>
+        <w:pStyle w:val="Heading3"/>
+      </w:pPr>
+      <w:r>
+        <w:t>06. Make the idea visible in your project</w:t>
       </w:r>
     </w:p>
     <w:sectPr>
